--- a/Exercicios/Lista 1.docx
+++ b/Exercicios/Lista 1.docx
@@ -1512,7 +1512,15 @@
         <w:ind w:left="360"/>
       </w:pPr>
       <w:r>
-        <w:t>Aqui o ponto é de aproximadamente -155°, ou seja a margem de fase é aproximadamente (-155-180) 25°.</w:t>
+        <w:t xml:space="preserve">Aqui o ponto é de aproximadamente -155°, </w:t>
+      </w:r>
+      <w:proofErr w:type="gramStart"/>
+      <w:r>
+        <w:t>ou seja</w:t>
+      </w:r>
+      <w:proofErr w:type="gramEnd"/>
+      <w:r>
+        <w:t xml:space="preserve"> a margem de fase é aproximadamente (-155-180) 25°.</w:t>
       </w:r>
     </w:p>
     <w:p>
@@ -1599,7 +1607,15 @@
         <w:ind w:left="360"/>
       </w:pPr>
       <w:r>
-        <w:t>Aqui o ponto de cruzamento é de aproximadamente 160°, ou seja a margem de fase é aproximadamente 20°.</w:t>
+        <w:t xml:space="preserve">Aqui o ponto de cruzamento é de aproximadamente 160°, </w:t>
+      </w:r>
+      <w:proofErr w:type="gramStart"/>
+      <w:r>
+        <w:t>ou seja</w:t>
+      </w:r>
+      <w:proofErr w:type="gramEnd"/>
+      <w:r>
+        <w:t xml:space="preserve"> a margem de fase é aproximadamente 20°.</w:t>
       </w:r>
     </w:p>
     <w:p>
@@ -2581,14 +2597,7 @@
               <w:rFonts w:ascii="Cambria Math" w:hAnsi="Cambria Math"/>
               <w:noProof/>
             </w:rPr>
-            <m:t>=</m:t>
-          </m:r>
-          <m:r>
-            <w:rPr>
-              <w:rFonts w:ascii="Cambria Math" w:hAnsi="Cambria Math"/>
-              <w:noProof/>
-            </w:rPr>
-            <m:t>20</m:t>
+            <m:t>=20</m:t>
           </m:r>
         </m:oMath>
       </m:oMathPara>
@@ -2923,14 +2932,7 @@
                       <w:rFonts w:ascii="Cambria Math" w:eastAsiaTheme="minorEastAsia" w:hAnsi="Cambria Math"/>
                       <w:noProof/>
                     </w:rPr>
-                    <m:t>s</m:t>
-                  </m:r>
-                  <m:r>
-                    <w:rPr>
-                      <w:rFonts w:ascii="Cambria Math" w:eastAsiaTheme="minorEastAsia" w:hAnsi="Cambria Math"/>
-                      <w:noProof/>
-                    </w:rPr>
-                    <m:t>G</m:t>
+                    <m:t>sG</m:t>
                   </m:r>
                   <m:d>
                     <m:dPr>
@@ -3202,8 +3204,657 @@
         <w:rPr>
           <w:noProof/>
         </w:rPr>
+        <mc:AlternateContent>
+          <mc:Choice Requires="wpi">
+            <w:drawing>
+              <wp:anchor distT="0" distB="0" distL="114300" distR="114300" simplePos="0" relativeHeight="251732992" behindDoc="0" locked="0" layoutInCell="1" allowOverlap="1" wp14:anchorId="6B74F46E" wp14:editId="457A36FB">
+                <wp:simplePos x="0" y="0"/>
+                <wp:positionH relativeFrom="column">
+                  <wp:posOffset>1590040</wp:posOffset>
+                </wp:positionH>
+                <wp:positionV relativeFrom="paragraph">
+                  <wp:posOffset>3208655</wp:posOffset>
+                </wp:positionV>
+                <wp:extent cx="77590" cy="125715"/>
+                <wp:effectExtent l="57150" t="38100" r="36830" b="46355"/>
+                <wp:wrapNone/>
+                <wp:docPr id="100" name="Ink 100"/>
+                <wp:cNvGraphicFramePr/>
+                <a:graphic xmlns:a="http://schemas.openxmlformats.org/drawingml/2006/main">
+                  <a:graphicData uri="http://schemas.microsoft.com/office/word/2010/wordprocessingInk">
+                    <w14:contentPart bwMode="auto" r:id="rId19">
+                      <w14:nvContentPartPr>
+                        <w14:cNvContentPartPr/>
+                      </w14:nvContentPartPr>
+                      <w14:xfrm>
+                        <a:off x="0" y="0"/>
+                        <a:ext cx="77590" cy="125715"/>
+                      </w14:xfrm>
+                    </w14:contentPart>
+                  </a:graphicData>
+                </a:graphic>
+              </wp:anchor>
+            </w:drawing>
+          </mc:Choice>
+          <mc:Fallback>
+            <w:pict>
+              <v:shapetype w14:anchorId="47A762BC" id="_x0000_t75" coordsize="21600,21600" o:spt="75" o:preferrelative="t" path="m@4@5l@4@11@9@11@9@5xe" filled="f" stroked="f">
+                <v:stroke joinstyle="miter"/>
+                <v:formulas>
+                  <v:f eqn="if lineDrawn pixelLineWidth 0"/>
+                  <v:f eqn="sum @0 1 0"/>
+                  <v:f eqn="sum 0 0 @1"/>
+                  <v:f eqn="prod @2 1 2"/>
+                  <v:f eqn="prod @3 21600 pixelWidth"/>
+                  <v:f eqn="prod @3 21600 pixelHeight"/>
+                  <v:f eqn="sum @0 0 1"/>
+                  <v:f eqn="prod @6 1 2"/>
+                  <v:f eqn="prod @7 21600 pixelWidth"/>
+                  <v:f eqn="sum @8 21600 0"/>
+                  <v:f eqn="prod @7 21600 pixelHeight"/>
+                  <v:f eqn="sum @10 21600 0"/>
+                </v:formulas>
+                <v:path o:extrusionok="f" gradientshapeok="t" o:connecttype="rect"/>
+                <o:lock v:ext="edit" aspectratio="t"/>
+              </v:shapetype>
+              <v:shape id="Ink 100" o:spid="_x0000_s1026" type="#_x0000_t75" style="position:absolute;margin-left:124.5pt;margin-top:251.95pt;width:7.5pt;height:11.35pt;z-index:251732992;visibility:visible;mso-wrap-style:square;mso-wrap-distance-left:9pt;mso-wrap-distance-top:0;mso-wrap-distance-right:9pt;mso-wrap-distance-bottom:0;mso-position-horizontal:absolute;mso-position-horizontal-relative:text;mso-position-vertical:absolute;mso-position-vertical-relative:text" o:gfxdata="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">
+                <v:imagedata r:id="rId20" o:title=""/>
+              </v:shape>
+            </w:pict>
+          </mc:Fallback>
+        </mc:AlternateContent>
+      </w:r>
+      <w:r>
+        <w:rPr>
+          <w:noProof/>
+        </w:rPr>
+        <mc:AlternateContent>
+          <mc:Choice Requires="wpi">
+            <w:drawing>
+              <wp:anchor distT="0" distB="0" distL="114300" distR="114300" simplePos="0" relativeHeight="251728896" behindDoc="0" locked="0" layoutInCell="1" allowOverlap="1" wp14:anchorId="305DCC05" wp14:editId="615F9637">
+                <wp:simplePos x="0" y="0"/>
+                <wp:positionH relativeFrom="column">
+                  <wp:posOffset>1483360</wp:posOffset>
+                </wp:positionH>
+                <wp:positionV relativeFrom="paragraph">
+                  <wp:posOffset>2623820</wp:posOffset>
+                </wp:positionV>
+                <wp:extent cx="114720" cy="110310"/>
+                <wp:effectExtent l="38100" t="38100" r="57150" b="42545"/>
+                <wp:wrapNone/>
+                <wp:docPr id="96" name="Ink 96"/>
+                <wp:cNvGraphicFramePr/>
+                <a:graphic xmlns:a="http://schemas.openxmlformats.org/drawingml/2006/main">
+                  <a:graphicData uri="http://schemas.microsoft.com/office/word/2010/wordprocessingInk">
+                    <w14:contentPart bwMode="auto" r:id="rId21">
+                      <w14:nvContentPartPr>
+                        <w14:cNvContentPartPr/>
+                      </w14:nvContentPartPr>
+                      <w14:xfrm>
+                        <a:off x="0" y="0"/>
+                        <a:ext cx="114720" cy="110310"/>
+                      </w14:xfrm>
+                    </w14:contentPart>
+                  </a:graphicData>
+                </a:graphic>
+              </wp:anchor>
+            </w:drawing>
+          </mc:Choice>
+          <mc:Fallback>
+            <w:pict>
+              <v:shape w14:anchorId="7918DCCE" id="Ink 96" o:spid="_x0000_s1026" type="#_x0000_t75" style="position:absolute;margin-left:116.1pt;margin-top:205.9pt;width:10.45pt;height:10.1pt;z-index:251728896;visibility:visible;mso-wrap-style:square;mso-wrap-distance-left:9pt;mso-wrap-distance-top:0;mso-wrap-distance-right:9pt;mso-wrap-distance-bottom:0;mso-position-horizontal:absolute;mso-position-horizontal-relative:text;mso-position-vertical:absolute;mso-position-vertical-relative:text" o:gfxdata="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">
+                <v:imagedata r:id="rId22" o:title=""/>
+              </v:shape>
+            </w:pict>
+          </mc:Fallback>
+        </mc:AlternateContent>
+      </w:r>
+      <w:r>
+        <w:rPr>
+          <w:noProof/>
+        </w:rPr>
+        <mc:AlternateContent>
+          <mc:Choice Requires="wpi">
+            <w:drawing>
+              <wp:anchor distT="0" distB="0" distL="114300" distR="114300" simplePos="0" relativeHeight="251724800" behindDoc="0" locked="0" layoutInCell="1" allowOverlap="1" wp14:anchorId="7C8D16FF" wp14:editId="1E434B26">
+                <wp:simplePos x="0" y="0"/>
+                <wp:positionH relativeFrom="column">
+                  <wp:posOffset>1548285</wp:posOffset>
+                </wp:positionH>
+                <wp:positionV relativeFrom="paragraph">
+                  <wp:posOffset>2810755</wp:posOffset>
+                </wp:positionV>
+                <wp:extent cx="18000" cy="7920"/>
+                <wp:effectExtent l="38100" t="57150" r="58420" b="49530"/>
+                <wp:wrapNone/>
+                <wp:docPr id="92" name="Ink 92"/>
+                <wp:cNvGraphicFramePr/>
+                <a:graphic xmlns:a="http://schemas.openxmlformats.org/drawingml/2006/main">
+                  <a:graphicData uri="http://schemas.microsoft.com/office/word/2010/wordprocessingInk">
+                    <w14:contentPart bwMode="auto" r:id="rId23">
+                      <w14:nvContentPartPr>
+                        <w14:cNvContentPartPr/>
+                      </w14:nvContentPartPr>
+                      <w14:xfrm>
+                        <a:off x="0" y="0"/>
+                        <a:ext cx="18000" cy="7920"/>
+                      </w14:xfrm>
+                    </w14:contentPart>
+                  </a:graphicData>
+                </a:graphic>
+              </wp:anchor>
+            </w:drawing>
+          </mc:Choice>
+          <mc:Fallback>
+            <w:pict>
+              <v:shape w14:anchorId="300A5CE6" id="Ink 92" o:spid="_x0000_s1026" type="#_x0000_t75" style="position:absolute;margin-left:121.2pt;margin-top:220.6pt;width:2.8pt;height:2pt;z-index:251724800;visibility:visible;mso-wrap-style:square;mso-wrap-distance-left:9pt;mso-wrap-distance-top:0;mso-wrap-distance-right:9pt;mso-wrap-distance-bottom:0;mso-position-horizontal:absolute;mso-position-horizontal-relative:text;mso-position-vertical:absolute;mso-position-vertical-relative:text" o:gfxdata="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">
+                <v:imagedata r:id="rId24" o:title=""/>
+              </v:shape>
+            </w:pict>
+          </mc:Fallback>
+        </mc:AlternateContent>
+      </w:r>
+      <w:r>
+        <w:rPr>
+          <w:noProof/>
+        </w:rPr>
+        <mc:AlternateContent>
+          <mc:Choice Requires="wpi">
+            <w:drawing>
+              <wp:anchor distT="0" distB="0" distL="114300" distR="114300" simplePos="0" relativeHeight="251723776" behindDoc="0" locked="0" layoutInCell="1" allowOverlap="1" wp14:anchorId="024C133B" wp14:editId="2A41B8D5">
+                <wp:simplePos x="0" y="0"/>
+                <wp:positionH relativeFrom="column">
+                  <wp:posOffset>1550085</wp:posOffset>
+                </wp:positionH>
+                <wp:positionV relativeFrom="paragraph">
+                  <wp:posOffset>3184075</wp:posOffset>
+                </wp:positionV>
+                <wp:extent cx="14040" cy="8280"/>
+                <wp:effectExtent l="38100" t="57150" r="43180" b="48895"/>
+                <wp:wrapNone/>
+                <wp:docPr id="91" name="Ink 91"/>
+                <wp:cNvGraphicFramePr/>
+                <a:graphic xmlns:a="http://schemas.openxmlformats.org/drawingml/2006/main">
+                  <a:graphicData uri="http://schemas.microsoft.com/office/word/2010/wordprocessingInk">
+                    <w14:contentPart bwMode="auto" r:id="rId25">
+                      <w14:nvContentPartPr>
+                        <w14:cNvContentPartPr/>
+                      </w14:nvContentPartPr>
+                      <w14:xfrm>
+                        <a:off x="0" y="0"/>
+                        <a:ext cx="14040" cy="8280"/>
+                      </w14:xfrm>
+                    </w14:contentPart>
+                  </a:graphicData>
+                </a:graphic>
+              </wp:anchor>
+            </w:drawing>
+          </mc:Choice>
+          <mc:Fallback>
+            <w:pict>
+              <v:shape w14:anchorId="1FC3EAD6" id="Ink 91" o:spid="_x0000_s1026" type="#_x0000_t75" style="position:absolute;margin-left:121.35pt;margin-top:250pt;width:2.5pt;height:2.05pt;z-index:251723776;visibility:visible;mso-wrap-style:square;mso-wrap-distance-left:9pt;mso-wrap-distance-top:0;mso-wrap-distance-right:9pt;mso-wrap-distance-bottom:0;mso-position-horizontal:absolute;mso-position-horizontal-relative:text;mso-position-vertical:absolute;mso-position-vertical-relative:text" o:gfxdata="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">
+                <v:imagedata r:id="rId26" o:title=""/>
+              </v:shape>
+            </w:pict>
+          </mc:Fallback>
+        </mc:AlternateContent>
+      </w:r>
+      <w:r>
+        <w:rPr>
+          <w:noProof/>
+        </w:rPr>
+        <mc:AlternateContent>
+          <mc:Choice Requires="wpi">
+            <w:drawing>
+              <wp:anchor distT="0" distB="0" distL="114300" distR="114300" simplePos="0" relativeHeight="251722752" behindDoc="0" locked="0" layoutInCell="1" allowOverlap="1" wp14:anchorId="2771ABB1" wp14:editId="20F3DA4E">
+                <wp:simplePos x="0" y="0"/>
+                <wp:positionH relativeFrom="column">
+                  <wp:posOffset>2440940</wp:posOffset>
+                </wp:positionH>
+                <wp:positionV relativeFrom="paragraph">
+                  <wp:posOffset>3252470</wp:posOffset>
+                </wp:positionV>
+                <wp:extent cx="74125" cy="80370"/>
+                <wp:effectExtent l="38100" t="57150" r="40640" b="53340"/>
+                <wp:wrapNone/>
+                <wp:docPr id="90" name="Ink 90"/>
+                <wp:cNvGraphicFramePr/>
+                <a:graphic xmlns:a="http://schemas.openxmlformats.org/drawingml/2006/main">
+                  <a:graphicData uri="http://schemas.microsoft.com/office/word/2010/wordprocessingInk">
+                    <w14:contentPart bwMode="auto" r:id="rId27">
+                      <w14:nvContentPartPr>
+                        <w14:cNvContentPartPr/>
+                      </w14:nvContentPartPr>
+                      <w14:xfrm>
+                        <a:off x="0" y="0"/>
+                        <a:ext cx="74125" cy="80370"/>
+                      </w14:xfrm>
+                    </w14:contentPart>
+                  </a:graphicData>
+                </a:graphic>
+              </wp:anchor>
+            </w:drawing>
+          </mc:Choice>
+          <mc:Fallback>
+            <w:pict>
+              <v:shape w14:anchorId="45B60979" id="Ink 90" o:spid="_x0000_s1026" type="#_x0000_t75" style="position:absolute;margin-left:191.5pt;margin-top:255.4pt;width:7.25pt;height:7.75pt;z-index:251722752;visibility:visible;mso-wrap-style:square;mso-wrap-distance-left:9pt;mso-wrap-distance-top:0;mso-wrap-distance-right:9pt;mso-wrap-distance-bottom:0;mso-position-horizontal:absolute;mso-position-horizontal-relative:text;mso-position-vertical:absolute;mso-position-vertical-relative:text" o:gfxdata="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">
+                <v:imagedata r:id="rId28" o:title=""/>
+              </v:shape>
+            </w:pict>
+          </mc:Fallback>
+        </mc:AlternateContent>
+      </w:r>
+      <w:r>
+        <w:rPr>
+          <w:noProof/>
+        </w:rPr>
+        <mc:AlternateContent>
+          <mc:Choice Requires="wpi">
+            <w:drawing>
+              <wp:anchor distT="0" distB="0" distL="114300" distR="114300" simplePos="0" relativeHeight="251718656" behindDoc="0" locked="0" layoutInCell="1" allowOverlap="1" wp14:anchorId="1262B6BF" wp14:editId="3DCC416A">
+                <wp:simplePos x="0" y="0"/>
+                <wp:positionH relativeFrom="column">
+                  <wp:posOffset>2299605</wp:posOffset>
+                </wp:positionH>
+                <wp:positionV relativeFrom="paragraph">
+                  <wp:posOffset>3194515</wp:posOffset>
+                </wp:positionV>
+                <wp:extent cx="16560" cy="14400"/>
+                <wp:effectExtent l="38100" t="38100" r="40640" b="43180"/>
+                <wp:wrapNone/>
+                <wp:docPr id="86" name="Ink 86"/>
+                <wp:cNvGraphicFramePr/>
+                <a:graphic xmlns:a="http://schemas.openxmlformats.org/drawingml/2006/main">
+                  <a:graphicData uri="http://schemas.microsoft.com/office/word/2010/wordprocessingInk">
+                    <w14:contentPart bwMode="auto" r:id="rId29">
+                      <w14:nvContentPartPr>
+                        <w14:cNvContentPartPr/>
+                      </w14:nvContentPartPr>
+                      <w14:xfrm>
+                        <a:off x="0" y="0"/>
+                        <a:ext cx="16560" cy="14400"/>
+                      </w14:xfrm>
+                    </w14:contentPart>
+                  </a:graphicData>
+                </a:graphic>
+              </wp:anchor>
+            </w:drawing>
+          </mc:Choice>
+          <mc:Fallback>
+            <w:pict>
+              <v:shape w14:anchorId="569292D8" id="Ink 86" o:spid="_x0000_s1026" type="#_x0000_t75" style="position:absolute;margin-left:180.35pt;margin-top:250.85pt;width:2.7pt;height:2.55pt;z-index:251718656;visibility:visible;mso-wrap-style:square;mso-wrap-distance-left:9pt;mso-wrap-distance-top:0;mso-wrap-distance-right:9pt;mso-wrap-distance-bottom:0;mso-position-horizontal:absolute;mso-position-horizontal-relative:text;mso-position-vertical:absolute;mso-position-vertical-relative:text" o:gfxdata="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">
+                <v:imagedata r:id="rId30" o:title=""/>
+              </v:shape>
+            </w:pict>
+          </mc:Fallback>
+        </mc:AlternateContent>
+      </w:r>
+      <w:r>
+        <w:rPr>
+          <w:noProof/>
+        </w:rPr>
+        <mc:AlternateContent>
+          <mc:Choice Requires="wpi">
+            <w:drawing>
+              <wp:anchor distT="0" distB="0" distL="114300" distR="114300" simplePos="0" relativeHeight="251717632" behindDoc="0" locked="0" layoutInCell="1" allowOverlap="1" wp14:anchorId="3BA0D6B1" wp14:editId="6320C001">
+                <wp:simplePos x="0" y="0"/>
+                <wp:positionH relativeFrom="column">
+                  <wp:posOffset>2115820</wp:posOffset>
+                </wp:positionH>
+                <wp:positionV relativeFrom="paragraph">
+                  <wp:posOffset>2696845</wp:posOffset>
+                </wp:positionV>
+                <wp:extent cx="81720" cy="84115"/>
+                <wp:effectExtent l="57150" t="57150" r="33020" b="49530"/>
+                <wp:wrapNone/>
+                <wp:docPr id="85" name="Ink 85"/>
+                <wp:cNvGraphicFramePr/>
+                <a:graphic xmlns:a="http://schemas.openxmlformats.org/drawingml/2006/main">
+                  <a:graphicData uri="http://schemas.microsoft.com/office/word/2010/wordprocessingInk">
+                    <w14:contentPart bwMode="auto" r:id="rId31">
+                      <w14:nvContentPartPr>
+                        <w14:cNvContentPartPr/>
+                      </w14:nvContentPartPr>
+                      <w14:xfrm>
+                        <a:off x="0" y="0"/>
+                        <a:ext cx="81720" cy="84115"/>
+                      </w14:xfrm>
+                    </w14:contentPart>
+                  </a:graphicData>
+                </a:graphic>
+              </wp:anchor>
+            </w:drawing>
+          </mc:Choice>
+          <mc:Fallback>
+            <w:pict>
+              <v:shape w14:anchorId="428F2CB5" id="Ink 85" o:spid="_x0000_s1026" type="#_x0000_t75" style="position:absolute;margin-left:165.9pt;margin-top:211.65pt;width:7.85pt;height:8pt;z-index:251717632;visibility:visible;mso-wrap-style:square;mso-wrap-distance-left:9pt;mso-wrap-distance-top:0;mso-wrap-distance-right:9pt;mso-wrap-distance-bottom:0;mso-position-horizontal:absolute;mso-position-horizontal-relative:text;mso-position-vertical:absolute;mso-position-vertical-relative:text" o:gfxdata="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">
+                <v:imagedata r:id="rId32" o:title=""/>
+              </v:shape>
+            </w:pict>
+          </mc:Fallback>
+        </mc:AlternateContent>
+      </w:r>
+      <w:r>
+        <w:rPr>
+          <w:noProof/>
+        </w:rPr>
+        <mc:AlternateContent>
+          <mc:Choice Requires="wpi">
+            <w:drawing>
+              <wp:anchor distT="0" distB="0" distL="114300" distR="114300" simplePos="0" relativeHeight="251712512" behindDoc="0" locked="0" layoutInCell="1" allowOverlap="1" wp14:anchorId="517AE6FB" wp14:editId="77483D2E">
+                <wp:simplePos x="0" y="0"/>
+                <wp:positionH relativeFrom="column">
+                  <wp:posOffset>2299605</wp:posOffset>
+                </wp:positionH>
+                <wp:positionV relativeFrom="paragraph">
+                  <wp:posOffset>2810035</wp:posOffset>
+                </wp:positionV>
+                <wp:extent cx="15120" cy="24480"/>
+                <wp:effectExtent l="38100" t="38100" r="42545" b="52070"/>
+                <wp:wrapNone/>
+                <wp:docPr id="80" name="Ink 80"/>
+                <wp:cNvGraphicFramePr/>
+                <a:graphic xmlns:a="http://schemas.openxmlformats.org/drawingml/2006/main">
+                  <a:graphicData uri="http://schemas.microsoft.com/office/word/2010/wordprocessingInk">
+                    <w14:contentPart bwMode="auto" r:id="rId33">
+                      <w14:nvContentPartPr>
+                        <w14:cNvContentPartPr/>
+                      </w14:nvContentPartPr>
+                      <w14:xfrm>
+                        <a:off x="0" y="0"/>
+                        <a:ext cx="15120" cy="24480"/>
+                      </w14:xfrm>
+                    </w14:contentPart>
+                  </a:graphicData>
+                </a:graphic>
+              </wp:anchor>
+            </w:drawing>
+          </mc:Choice>
+          <mc:Fallback>
+            <w:pict>
+              <v:shape w14:anchorId="14615D36" id="Ink 80" o:spid="_x0000_s1026" type="#_x0000_t75" style="position:absolute;margin-left:180.35pt;margin-top:220.55pt;width:2.65pt;height:3.35pt;z-index:251712512;visibility:visible;mso-wrap-style:square;mso-wrap-distance-left:9pt;mso-wrap-distance-top:0;mso-wrap-distance-right:9pt;mso-wrap-distance-bottom:0;mso-position-horizontal:absolute;mso-position-horizontal-relative:text;mso-position-vertical:absolute;mso-position-vertical-relative:text" o:gfxdata="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">
+                <v:imagedata r:id="rId34" o:title=""/>
+              </v:shape>
+            </w:pict>
+          </mc:Fallback>
+        </mc:AlternateContent>
+      </w:r>
+      <w:r>
+        <w:rPr>
+          <w:noProof/>
+        </w:rPr>
+        <mc:AlternateContent>
+          <mc:Choice Requires="wpi">
+            <w:drawing>
+              <wp:anchor distT="0" distB="0" distL="114300" distR="114300" simplePos="0" relativeHeight="251711488" behindDoc="0" locked="0" layoutInCell="1" allowOverlap="1" wp14:anchorId="7DFF962B" wp14:editId="22F44BC2">
+                <wp:simplePos x="0" y="0"/>
+                <wp:positionH relativeFrom="column">
+                  <wp:posOffset>2393950</wp:posOffset>
+                </wp:positionH>
+                <wp:positionV relativeFrom="paragraph">
+                  <wp:posOffset>2898775</wp:posOffset>
+                </wp:positionV>
+                <wp:extent cx="219150" cy="116205"/>
+                <wp:effectExtent l="38100" t="57150" r="9525" b="55245"/>
+                <wp:wrapNone/>
+                <wp:docPr id="79" name="Ink 79"/>
+                <wp:cNvGraphicFramePr/>
+                <a:graphic xmlns:a="http://schemas.openxmlformats.org/drawingml/2006/main">
+                  <a:graphicData uri="http://schemas.microsoft.com/office/word/2010/wordprocessingInk">
+                    <w14:contentPart bwMode="auto" r:id="rId35">
+                      <w14:nvContentPartPr>
+                        <w14:cNvContentPartPr/>
+                      </w14:nvContentPartPr>
+                      <w14:xfrm>
+                        <a:off x="0" y="0"/>
+                        <a:ext cx="219150" cy="116205"/>
+                      </w14:xfrm>
+                    </w14:contentPart>
+                  </a:graphicData>
+                </a:graphic>
+              </wp:anchor>
+            </w:drawing>
+          </mc:Choice>
+          <mc:Fallback>
+            <w:pict>
+              <v:shape w14:anchorId="2810313B" id="Ink 79" o:spid="_x0000_s1026" type="#_x0000_t75" style="position:absolute;margin-left:187.8pt;margin-top:227.55pt;width:18.65pt;height:10.55pt;z-index:251711488;visibility:visible;mso-wrap-style:square;mso-wrap-distance-left:9pt;mso-wrap-distance-top:0;mso-wrap-distance-right:9pt;mso-wrap-distance-bottom:0;mso-position-horizontal:absolute;mso-position-horizontal-relative:text;mso-position-vertical:absolute;mso-position-vertical-relative:text" o:gfxdata="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">
+                <v:imagedata r:id="rId36" o:title=""/>
+              </v:shape>
+            </w:pict>
+          </mc:Fallback>
+        </mc:AlternateContent>
+      </w:r>
+      <w:r>
+        <w:rPr>
+          <w:noProof/>
+        </w:rPr>
+        <mc:AlternateContent>
+          <mc:Choice Requires="wpi">
+            <w:drawing>
+              <wp:anchor distT="0" distB="0" distL="114300" distR="114300" simplePos="0" relativeHeight="251681792" behindDoc="0" locked="0" layoutInCell="1" allowOverlap="1" wp14:anchorId="4B7C8B30" wp14:editId="7BB95E08">
+                <wp:simplePos x="0" y="0"/>
+                <wp:positionH relativeFrom="column">
+                  <wp:posOffset>1464310</wp:posOffset>
+                </wp:positionH>
+                <wp:positionV relativeFrom="paragraph">
+                  <wp:posOffset>1490980</wp:posOffset>
+                </wp:positionV>
+                <wp:extent cx="73380" cy="100990"/>
+                <wp:effectExtent l="38100" t="38100" r="41275" b="51435"/>
+                <wp:wrapNone/>
+                <wp:docPr id="43" name="Ink 43"/>
+                <wp:cNvGraphicFramePr/>
+                <a:graphic xmlns:a="http://schemas.openxmlformats.org/drawingml/2006/main">
+                  <a:graphicData uri="http://schemas.microsoft.com/office/word/2010/wordprocessingInk">
+                    <w14:contentPart bwMode="auto" r:id="rId37">
+                      <w14:nvContentPartPr>
+                        <w14:cNvContentPartPr/>
+                      </w14:nvContentPartPr>
+                      <w14:xfrm>
+                        <a:off x="0" y="0"/>
+                        <a:ext cx="73380" cy="100990"/>
+                      </w14:xfrm>
+                    </w14:contentPart>
+                  </a:graphicData>
+                </a:graphic>
+              </wp:anchor>
+            </w:drawing>
+          </mc:Choice>
+          <mc:Fallback>
+            <w:pict>
+              <v:shape w14:anchorId="3AF564A5" id="Ink 43" o:spid="_x0000_s1026" type="#_x0000_t75" style="position:absolute;margin-left:114.6pt;margin-top:116.7pt;width:7.2pt;height:9.35pt;z-index:251681792;visibility:visible;mso-wrap-style:square;mso-wrap-distance-left:9pt;mso-wrap-distance-top:0;mso-wrap-distance-right:9pt;mso-wrap-distance-bottom:0;mso-position-horizontal:absolute;mso-position-horizontal-relative:text;mso-position-vertical:absolute;mso-position-vertical-relative:text" o:gfxdata="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">
+                <v:imagedata r:id="rId38" o:title=""/>
+              </v:shape>
+            </w:pict>
+          </mc:Fallback>
+        </mc:AlternateContent>
+      </w:r>
+      <w:r>
+        <w:rPr>
+          <w:noProof/>
+        </w:rPr>
+        <mc:AlternateContent>
+          <mc:Choice Requires="wpi">
+            <w:drawing>
+              <wp:anchor distT="0" distB="0" distL="114300" distR="114300" simplePos="0" relativeHeight="251682816" behindDoc="0" locked="0" layoutInCell="1" allowOverlap="1" wp14:anchorId="6A332F7F" wp14:editId="115963C0">
+                <wp:simplePos x="0" y="0"/>
+                <wp:positionH relativeFrom="column">
+                  <wp:posOffset>1471930</wp:posOffset>
+                </wp:positionH>
+                <wp:positionV relativeFrom="paragraph">
+                  <wp:posOffset>955040</wp:posOffset>
+                </wp:positionV>
+                <wp:extent cx="111170" cy="143820"/>
+                <wp:effectExtent l="38100" t="38100" r="41275" b="46990"/>
+                <wp:wrapNone/>
+                <wp:docPr id="44" name="Ink 44"/>
+                <wp:cNvGraphicFramePr/>
+                <a:graphic xmlns:a="http://schemas.openxmlformats.org/drawingml/2006/main">
+                  <a:graphicData uri="http://schemas.microsoft.com/office/word/2010/wordprocessingInk">
+                    <w14:contentPart bwMode="auto" r:id="rId39">
+                      <w14:nvContentPartPr>
+                        <w14:cNvContentPartPr/>
+                      </w14:nvContentPartPr>
+                      <w14:xfrm>
+                        <a:off x="0" y="0"/>
+                        <a:ext cx="111170" cy="143820"/>
+                      </w14:xfrm>
+                    </w14:contentPart>
+                  </a:graphicData>
+                </a:graphic>
+              </wp:anchor>
+            </w:drawing>
+          </mc:Choice>
+          <mc:Fallback>
+            <w:pict>
+              <v:shape w14:anchorId="487C667B" id="Ink 44" o:spid="_x0000_s1026" type="#_x0000_t75" style="position:absolute;margin-left:115.2pt;margin-top:74.5pt;width:10.15pt;height:12.7pt;z-index:251682816;visibility:visible;mso-wrap-style:square;mso-wrap-distance-left:9pt;mso-wrap-distance-top:0;mso-wrap-distance-right:9pt;mso-wrap-distance-bottom:0;mso-position-horizontal:absolute;mso-position-horizontal-relative:text;mso-position-vertical:absolute;mso-position-vertical-relative:text" o:gfxdata="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">
+                <v:imagedata r:id="rId40" o:title=""/>
+              </v:shape>
+            </w:pict>
+          </mc:Fallback>
+        </mc:AlternateContent>
+      </w:r>
+      <w:r>
+        <w:rPr>
+          <w:noProof/>
+        </w:rPr>
+        <mc:AlternateContent>
+          <mc:Choice Requires="wpi">
+            <w:drawing>
+              <wp:anchor distT="0" distB="0" distL="114300" distR="114300" simplePos="0" relativeHeight="251674624" behindDoc="0" locked="0" layoutInCell="1" allowOverlap="1" wp14:anchorId="312BD060" wp14:editId="21E538A5">
+                <wp:simplePos x="0" y="0"/>
+                <wp:positionH relativeFrom="column">
+                  <wp:posOffset>2222500</wp:posOffset>
+                </wp:positionH>
+                <wp:positionV relativeFrom="paragraph">
+                  <wp:posOffset>969645</wp:posOffset>
+                </wp:positionV>
+                <wp:extent cx="80610" cy="111615"/>
+                <wp:effectExtent l="57150" t="38100" r="53340" b="41275"/>
+                <wp:wrapNone/>
+                <wp:docPr id="36" name="Ink 36"/>
+                <wp:cNvGraphicFramePr/>
+                <a:graphic xmlns:a="http://schemas.openxmlformats.org/drawingml/2006/main">
+                  <a:graphicData uri="http://schemas.microsoft.com/office/word/2010/wordprocessingInk">
+                    <w14:contentPart bwMode="auto" r:id="rId41">
+                      <w14:nvContentPartPr>
+                        <w14:cNvContentPartPr/>
+                      </w14:nvContentPartPr>
+                      <w14:xfrm>
+                        <a:off x="0" y="0"/>
+                        <a:ext cx="80610" cy="111615"/>
+                      </w14:xfrm>
+                    </w14:contentPart>
+                  </a:graphicData>
+                </a:graphic>
+              </wp:anchor>
+            </w:drawing>
+          </mc:Choice>
+          <mc:Fallback>
+            <w:pict>
+              <v:shape w14:anchorId="0CE12DF3" id="Ink 36" o:spid="_x0000_s1026" type="#_x0000_t75" style="position:absolute;margin-left:174.3pt;margin-top:75.65pt;width:7.8pt;height:10.25pt;z-index:251674624;visibility:visible;mso-wrap-style:square;mso-wrap-distance-left:9pt;mso-wrap-distance-top:0;mso-wrap-distance-right:9pt;mso-wrap-distance-bottom:0;mso-position-horizontal:absolute;mso-position-horizontal-relative:text;mso-position-vertical:absolute;mso-position-vertical-relative:text" o:gfxdata="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">
+                <v:imagedata r:id="rId42" o:title=""/>
+              </v:shape>
+            </w:pict>
+          </mc:Fallback>
+        </mc:AlternateContent>
+      </w:r>
+      <w:r>
+        <w:rPr>
+          <w:noProof/>
+        </w:rPr>
+        <mc:AlternateContent>
+          <mc:Choice Requires="wpi">
+            <w:drawing>
+              <wp:anchor distT="0" distB="0" distL="114300" distR="114300" simplePos="0" relativeHeight="251670528" behindDoc="0" locked="0" layoutInCell="1" allowOverlap="1" wp14:anchorId="72936961" wp14:editId="71BAD90C">
+                <wp:simplePos x="0" y="0"/>
+                <wp:positionH relativeFrom="column">
+                  <wp:posOffset>2317965</wp:posOffset>
+                </wp:positionH>
+                <wp:positionV relativeFrom="paragraph">
+                  <wp:posOffset>1606315</wp:posOffset>
+                </wp:positionV>
+                <wp:extent cx="31680" cy="7200"/>
+                <wp:effectExtent l="38100" t="57150" r="45085" b="50165"/>
+                <wp:wrapNone/>
+                <wp:docPr id="32" name="Ink 32"/>
+                <wp:cNvGraphicFramePr/>
+                <a:graphic xmlns:a="http://schemas.openxmlformats.org/drawingml/2006/main">
+                  <a:graphicData uri="http://schemas.microsoft.com/office/word/2010/wordprocessingInk">
+                    <w14:contentPart bwMode="auto" r:id="rId43">
+                      <w14:nvContentPartPr>
+                        <w14:cNvContentPartPr/>
+                      </w14:nvContentPartPr>
+                      <w14:xfrm>
+                        <a:off x="0" y="0"/>
+                        <a:ext cx="31680" cy="7200"/>
+                      </w14:xfrm>
+                    </w14:contentPart>
+                  </a:graphicData>
+                </a:graphic>
+              </wp:anchor>
+            </w:drawing>
+          </mc:Choice>
+          <mc:Fallback>
+            <w:pict>
+              <v:shape w14:anchorId="78C4C6BA" id="Ink 32" o:spid="_x0000_s1026" type="#_x0000_t75" style="position:absolute;margin-left:181.8pt;margin-top:125.8pt;width:3.95pt;height:1.95pt;z-index:251670528;visibility:visible;mso-wrap-style:square;mso-wrap-distance-left:9pt;mso-wrap-distance-top:0;mso-wrap-distance-right:9pt;mso-wrap-distance-bottom:0;mso-position-horizontal:absolute;mso-position-horizontal-relative:text;mso-position-vertical:absolute;mso-position-vertical-relative:text" o:gfxdata="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">
+                <v:imagedata r:id="rId44" o:title=""/>
+              </v:shape>
+            </w:pict>
+          </mc:Fallback>
+        </mc:AlternateContent>
+      </w:r>
+      <w:r>
+        <w:rPr>
+          <w:noProof/>
+        </w:rPr>
+        <mc:AlternateContent>
+          <mc:Choice Requires="wpi">
+            <w:drawing>
+              <wp:anchor distT="0" distB="0" distL="114300" distR="114300" simplePos="0" relativeHeight="251669504" behindDoc="0" locked="0" layoutInCell="1" allowOverlap="1" wp14:anchorId="289936A6" wp14:editId="6525526C">
+                <wp:simplePos x="0" y="0"/>
+                <wp:positionH relativeFrom="column">
+                  <wp:posOffset>2275840</wp:posOffset>
+                </wp:positionH>
+                <wp:positionV relativeFrom="paragraph">
+                  <wp:posOffset>1503680</wp:posOffset>
+                </wp:positionV>
+                <wp:extent cx="61770" cy="98800"/>
+                <wp:effectExtent l="38100" t="38100" r="52705" b="53975"/>
+                <wp:wrapNone/>
+                <wp:docPr id="31" name="Ink 31"/>
+                <wp:cNvGraphicFramePr/>
+                <a:graphic xmlns:a="http://schemas.openxmlformats.org/drawingml/2006/main">
+                  <a:graphicData uri="http://schemas.microsoft.com/office/word/2010/wordprocessingInk">
+                    <w14:contentPart bwMode="auto" r:id="rId45">
+                      <w14:nvContentPartPr>
+                        <w14:cNvContentPartPr/>
+                      </w14:nvContentPartPr>
+                      <w14:xfrm>
+                        <a:off x="0" y="0"/>
+                        <a:ext cx="61770" cy="98800"/>
+                      </w14:xfrm>
+                    </w14:contentPart>
+                  </a:graphicData>
+                </a:graphic>
+              </wp:anchor>
+            </w:drawing>
+          </mc:Choice>
+          <mc:Fallback>
+            <w:pict>
+              <v:shape w14:anchorId="3A703AC3" id="Ink 31" o:spid="_x0000_s1026" type="#_x0000_t75" style="position:absolute;margin-left:178.5pt;margin-top:117.7pt;width:6.25pt;height:9.2pt;z-index:251669504;visibility:visible;mso-wrap-style:square;mso-wrap-distance-left:9pt;mso-wrap-distance-top:0;mso-wrap-distance-right:9pt;mso-wrap-distance-bottom:0;mso-position-horizontal:absolute;mso-position-horizontal-relative:text;mso-position-vertical:absolute;mso-position-vertical-relative:text" o:gfxdata="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">
+                <v:imagedata r:id="rId46" o:title=""/>
+              </v:shape>
+            </w:pict>
+          </mc:Fallback>
+        </mc:AlternateContent>
+      </w:r>
+      <w:r>
+        <w:rPr>
+          <w:noProof/>
+        </w:rPr>
         <w:drawing>
-          <wp:inline distT="0" distB="0" distL="0" distR="0" wp14:anchorId="25A82253" wp14:editId="6985BC20">
+          <wp:inline distT="0" distB="0" distL="0" distR="0" wp14:anchorId="25A82253" wp14:editId="431EEC3D">
             <wp:extent cx="4406127" cy="3680753"/>
             <wp:effectExtent l="0" t="0" r="0" b="0"/>
             <wp:docPr id="8" name="Picture 8"/>
@@ -3218,7 +3869,7 @@
                     <pic:cNvPicPr/>
                   </pic:nvPicPr>
                   <pic:blipFill>
-                    <a:blip r:embed="rId19"/>
+                    <a:blip r:embed="rId47"/>
                     <a:stretch>
                       <a:fillRect/>
                     </a:stretch>
@@ -3242,166 +3893,2120 @@
     <w:p>
       <w:pPr>
         <w:rPr>
-          <w:rFonts w:eastAsiaTheme="minorEastAsia"/>
-          <w:noProof/>
-        </w:rPr>
-      </w:pPr>
-      <w:r>
-        <w:rPr>
-          <w:rFonts w:eastAsiaTheme="minorEastAsia"/>
-          <w:noProof/>
-        </w:rPr>
-        <w:t xml:space="preserve">Sabemos que </w:t>
-      </w:r>
-    </w:p>
-    <w:p>
-      <w:pPr>
-        <w:rPr>
-          <w:noProof/>
-        </w:rPr>
-      </w:pPr>
-      <w:r>
-        <w:rPr>
-          <w:noProof/>
-        </w:rPr>
-        <w:drawing>
-          <wp:inline distT="0" distB="0" distL="0" distR="0" wp14:anchorId="07DBCEFE" wp14:editId="5FF20F6D">
-            <wp:extent cx="1784092" cy="1346881"/>
-            <wp:effectExtent l="0" t="0" r="6985" b="5715"/>
-            <wp:docPr id="11" name="Picture 11"/>
-            <wp:cNvGraphicFramePr>
-              <a:graphicFrameLocks xmlns:a="http://schemas.openxmlformats.org/drawingml/2006/main" noChangeAspect="1"/>
-            </wp:cNvGraphicFramePr>
-            <a:graphic xmlns:a="http://schemas.openxmlformats.org/drawingml/2006/main">
-              <a:graphicData uri="http://schemas.openxmlformats.org/drawingml/2006/picture">
-                <pic:pic xmlns:pic="http://schemas.openxmlformats.org/drawingml/2006/picture">
-                  <pic:nvPicPr>
-                    <pic:cNvPr id="1" name=""/>
-                    <pic:cNvPicPr/>
-                  </pic:nvPicPr>
-                  <pic:blipFill>
-                    <a:blip r:embed="rId20"/>
-                    <a:stretch>
-                      <a:fillRect/>
-                    </a:stretch>
-                  </pic:blipFill>
-                  <pic:spPr>
-                    <a:xfrm>
-                      <a:off x="0" y="0"/>
-                      <a:ext cx="1795638" cy="1355598"/>
-                    </a:xfrm>
-                    <a:prstGeom prst="rect">
-                      <a:avLst/>
-                    </a:prstGeom>
-                  </pic:spPr>
-                </pic:pic>
-              </a:graphicData>
-            </a:graphic>
-          </wp:inline>
-        </w:drawing>
-      </w:r>
-    </w:p>
-    <w:p>
-      <w:pPr>
-        <w:rPr>
-          <w:noProof/>
-        </w:rPr>
-      </w:pPr>
-      <w:r>
-        <w:rPr>
-          <w:noProof/>
-        </w:rPr>
-        <w:lastRenderedPageBreak/>
-        <w:drawing>
-          <wp:inline distT="0" distB="0" distL="0" distR="0" wp14:anchorId="4B755DFE" wp14:editId="6FE918D1">
-            <wp:extent cx="1857860" cy="2994991"/>
-            <wp:effectExtent l="0" t="0" r="9525" b="0"/>
-            <wp:docPr id="14" name="Picture 14"/>
-            <wp:cNvGraphicFramePr>
-              <a:graphicFrameLocks xmlns:a="http://schemas.openxmlformats.org/drawingml/2006/main" noChangeAspect="1"/>
-            </wp:cNvGraphicFramePr>
-            <a:graphic xmlns:a="http://schemas.openxmlformats.org/drawingml/2006/main">
-              <a:graphicData uri="http://schemas.openxmlformats.org/drawingml/2006/picture">
-                <pic:pic xmlns:pic="http://schemas.openxmlformats.org/drawingml/2006/picture">
-                  <pic:nvPicPr>
-                    <pic:cNvPr id="1" name=""/>
-                    <pic:cNvPicPr/>
-                  </pic:nvPicPr>
-                  <pic:blipFill>
-                    <a:blip r:embed="rId21"/>
-                    <a:stretch>
-                      <a:fillRect/>
-                    </a:stretch>
-                  </pic:blipFill>
-                  <pic:spPr>
-                    <a:xfrm>
-                      <a:off x="0" y="0"/>
-                      <a:ext cx="1878606" cy="3028436"/>
-                    </a:xfrm>
-                    <a:prstGeom prst="rect">
-                      <a:avLst/>
-                    </a:prstGeom>
-                  </pic:spPr>
-                </pic:pic>
-              </a:graphicData>
-            </a:graphic>
-          </wp:inline>
-        </w:drawing>
-      </w:r>
-    </w:p>
-    <w:p>
-      <w:pPr>
-        <w:rPr>
-          <w:noProof/>
-        </w:rPr>
-      </w:pPr>
-      <w:r>
-        <w:rPr>
-          <w:noProof/>
-        </w:rPr>
-        <w:drawing>
-          <wp:inline distT="0" distB="0" distL="0" distR="0" wp14:anchorId="3BE36570" wp14:editId="3C35CD0A">
-            <wp:extent cx="1834503" cy="944217"/>
-            <wp:effectExtent l="0" t="0" r="0" b="8890"/>
-            <wp:docPr id="17" name="Picture 17"/>
-            <wp:cNvGraphicFramePr>
-              <a:graphicFrameLocks xmlns:a="http://schemas.openxmlformats.org/drawingml/2006/main" noChangeAspect="1"/>
-            </wp:cNvGraphicFramePr>
-            <a:graphic xmlns:a="http://schemas.openxmlformats.org/drawingml/2006/main">
-              <a:graphicData uri="http://schemas.openxmlformats.org/drawingml/2006/picture">
-                <pic:pic xmlns:pic="http://schemas.openxmlformats.org/drawingml/2006/picture">
-                  <pic:nvPicPr>
-                    <pic:cNvPr id="1" name=""/>
-                    <pic:cNvPicPr/>
-                  </pic:nvPicPr>
-                  <pic:blipFill>
-                    <a:blip r:embed="rId22"/>
-                    <a:stretch>
-                      <a:fillRect/>
-                    </a:stretch>
-                  </pic:blipFill>
-                  <pic:spPr>
-                    <a:xfrm>
-                      <a:off x="0" y="0"/>
-                      <a:ext cx="1848013" cy="951170"/>
-                    </a:xfrm>
-                    <a:prstGeom prst="rect">
-                      <a:avLst/>
-                    </a:prstGeom>
-                  </pic:spPr>
-                </pic:pic>
-              </a:graphicData>
-            </a:graphic>
-          </wp:inline>
-        </w:drawing>
-      </w:r>
-    </w:p>
-    <w:p>
-      <w:pPr>
-        <w:rPr>
-          <w:noProof/>
-        </w:rPr>
-      </w:pPr>
+          <w:noProof/>
+        </w:rPr>
+      </w:pPr>
+      <w:r>
+        <w:rPr>
+          <w:noProof/>
+        </w:rPr>
+        <w:t>Primeira figura</w:t>
+      </w:r>
+    </w:p>
+    <w:p>
+      <w:pPr>
+        <w:rPr>
+          <w:noProof/>
+        </w:rPr>
+      </w:pPr>
+      <w:r>
+        <w:rPr>
+          <w:noProof/>
+        </w:rPr>
+        <w:t>- Basta calcular a posição de cada ponto da região e mapeá-la no circulo unitário.</w:t>
+      </w:r>
+    </w:p>
+    <w:p>
+      <w:pPr>
+        <w:rPr>
+          <w:rFonts w:eastAsiaTheme="minorEastAsia"/>
+          <w:noProof/>
+        </w:rPr>
+      </w:pPr>
+      <m:oMathPara>
+        <m:oMath>
+          <m:r>
+            <w:rPr>
+              <w:rFonts w:ascii="Cambria Math" w:hAnsi="Cambria Math"/>
+              <w:noProof/>
+            </w:rPr>
+            <m:t>z=</m:t>
+          </m:r>
+          <m:sSup>
+            <m:sSupPr>
+              <m:ctrlPr>
+                <w:rPr>
+                  <w:rFonts w:ascii="Cambria Math" w:hAnsi="Cambria Math"/>
+                  <w:i/>
+                  <w:noProof/>
+                </w:rPr>
+              </m:ctrlPr>
+            </m:sSupPr>
+            <m:e>
+              <m:r>
+                <w:rPr>
+                  <w:rFonts w:ascii="Cambria Math" w:hAnsi="Cambria Math"/>
+                  <w:noProof/>
+                </w:rPr>
+                <m:t>e</m:t>
+              </m:r>
+            </m:e>
+            <m:sup>
+              <m:r>
+                <w:rPr>
+                  <w:rFonts w:ascii="Cambria Math" w:hAnsi="Cambria Math"/>
+                  <w:noProof/>
+                </w:rPr>
+                <m:t>sT</m:t>
+              </m:r>
+            </m:sup>
+          </m:sSup>
+        </m:oMath>
+      </m:oMathPara>
+    </w:p>
+    <w:p>
+      <w:pPr>
+        <w:rPr>
+          <w:rFonts w:eastAsiaTheme="minorEastAsia"/>
+          <w:noProof/>
+        </w:rPr>
+      </w:pPr>
+      <m:oMathPara>
+        <m:oMath>
+          <m:r>
+            <w:rPr>
+              <w:rFonts w:ascii="Cambria Math" w:eastAsiaTheme="minorEastAsia" w:hAnsi="Cambria Math"/>
+              <w:noProof/>
+            </w:rPr>
+            <m:t>s=σ+jω</m:t>
+          </m:r>
+        </m:oMath>
+      </m:oMathPara>
+    </w:p>
+    <w:p>
+      <w:pPr>
+        <w:rPr>
+          <w:rFonts w:eastAsiaTheme="minorEastAsia"/>
+          <w:noProof/>
+        </w:rPr>
+      </w:pPr>
+      <m:oMathPara>
+        <m:oMath>
+          <m:sSub>
+            <m:sSubPr>
+              <m:ctrlPr>
+                <w:rPr>
+                  <w:rFonts w:ascii="Cambria Math" w:eastAsiaTheme="minorEastAsia" w:hAnsi="Cambria Math"/>
+                  <w:i/>
+                  <w:noProof/>
+                </w:rPr>
+              </m:ctrlPr>
+            </m:sSubPr>
+            <m:e>
+              <m:r>
+                <w:rPr>
+                  <w:rFonts w:ascii="Cambria Math" w:eastAsiaTheme="minorEastAsia" w:hAnsi="Cambria Math"/>
+                  <w:noProof/>
+                </w:rPr>
+                <m:t>p</m:t>
+              </m:r>
+            </m:e>
+            <m:sub>
+              <m:r>
+                <w:rPr>
+                  <w:rFonts w:ascii="Cambria Math" w:eastAsiaTheme="minorEastAsia" w:hAnsi="Cambria Math"/>
+                  <w:noProof/>
+                </w:rPr>
+                <m:t>1</m:t>
+              </m:r>
+            </m:sub>
+          </m:sSub>
+          <m:r>
+            <w:rPr>
+              <w:rFonts w:ascii="Cambria Math" w:eastAsiaTheme="minorEastAsia" w:hAnsi="Cambria Math"/>
+              <w:noProof/>
+            </w:rPr>
+            <m:t>,</m:t>
+          </m:r>
+          <m:sSub>
+            <m:sSubPr>
+              <m:ctrlPr>
+                <w:rPr>
+                  <w:rFonts w:ascii="Cambria Math" w:eastAsiaTheme="minorEastAsia" w:hAnsi="Cambria Math"/>
+                  <w:i/>
+                  <w:noProof/>
+                </w:rPr>
+              </m:ctrlPr>
+            </m:sSubPr>
+            <m:e>
+              <m:r>
+                <w:rPr>
+                  <w:rFonts w:ascii="Cambria Math" w:eastAsiaTheme="minorEastAsia" w:hAnsi="Cambria Math"/>
+                  <w:noProof/>
+                </w:rPr>
+                <m:t>p</m:t>
+              </m:r>
+            </m:e>
+            <m:sub>
+              <m:r>
+                <w:rPr>
+                  <w:rFonts w:ascii="Cambria Math" w:eastAsiaTheme="minorEastAsia" w:hAnsi="Cambria Math"/>
+                  <w:noProof/>
+                </w:rPr>
+                <m:t>2</m:t>
+              </m:r>
+            </m:sub>
+          </m:sSub>
+          <m:r>
+            <w:rPr>
+              <w:rFonts w:ascii="Cambria Math" w:eastAsiaTheme="minorEastAsia" w:hAnsi="Cambria Math"/>
+              <w:noProof/>
+            </w:rPr>
+            <m:t>(z)</m:t>
+          </m:r>
+          <m:r>
+            <w:rPr>
+              <w:rFonts w:ascii="Cambria Math" w:eastAsiaTheme="minorEastAsia" w:hAnsi="Cambria Math"/>
+              <w:noProof/>
+            </w:rPr>
+            <m:t>=-1±j7</m:t>
+          </m:r>
+        </m:oMath>
+      </m:oMathPara>
+    </w:p>
+    <w:p>
+      <w:pPr>
+        <w:rPr>
+          <w:rFonts w:eastAsiaTheme="minorEastAsia"/>
+          <w:noProof/>
+        </w:rPr>
+      </w:pPr>
+      <m:oMathPara>
+        <m:oMath>
+          <m:sSub>
+            <m:sSubPr>
+              <m:ctrlPr>
+                <w:rPr>
+                  <w:rFonts w:ascii="Cambria Math" w:eastAsiaTheme="minorEastAsia" w:hAnsi="Cambria Math"/>
+                  <w:i/>
+                  <w:noProof/>
+                </w:rPr>
+              </m:ctrlPr>
+            </m:sSubPr>
+            <m:e>
+              <m:r>
+                <w:rPr>
+                  <w:rFonts w:ascii="Cambria Math" w:eastAsiaTheme="minorEastAsia" w:hAnsi="Cambria Math"/>
+                  <w:noProof/>
+                </w:rPr>
+                <m:t>p</m:t>
+              </m:r>
+            </m:e>
+            <m:sub>
+              <m:r>
+                <w:rPr>
+                  <w:rFonts w:ascii="Cambria Math" w:eastAsiaTheme="minorEastAsia" w:hAnsi="Cambria Math"/>
+                  <w:noProof/>
+                </w:rPr>
+                <m:t>1</m:t>
+              </m:r>
+            </m:sub>
+          </m:sSub>
+          <m:r>
+            <w:rPr>
+              <w:rFonts w:ascii="Cambria Math" w:eastAsiaTheme="minorEastAsia" w:hAnsi="Cambria Math"/>
+              <w:noProof/>
+            </w:rPr>
+            <m:t>,</m:t>
+          </m:r>
+          <m:sSub>
+            <m:sSubPr>
+              <m:ctrlPr>
+                <w:rPr>
+                  <w:rFonts w:ascii="Cambria Math" w:eastAsiaTheme="minorEastAsia" w:hAnsi="Cambria Math"/>
+                  <w:i/>
+                  <w:noProof/>
+                </w:rPr>
+              </m:ctrlPr>
+            </m:sSubPr>
+            <m:e>
+              <m:r>
+                <w:rPr>
+                  <w:rFonts w:ascii="Cambria Math" w:eastAsiaTheme="minorEastAsia" w:hAnsi="Cambria Math"/>
+                  <w:noProof/>
+                </w:rPr>
+                <m:t>p</m:t>
+              </m:r>
+            </m:e>
+            <m:sub>
+              <m:r>
+                <w:rPr>
+                  <w:rFonts w:ascii="Cambria Math" w:eastAsiaTheme="minorEastAsia" w:hAnsi="Cambria Math"/>
+                  <w:noProof/>
+                </w:rPr>
+                <m:t>2</m:t>
+              </m:r>
+            </m:sub>
+          </m:sSub>
+          <m:r>
+            <w:rPr>
+              <w:rFonts w:ascii="Cambria Math" w:eastAsiaTheme="minorEastAsia" w:hAnsi="Cambria Math"/>
+              <w:noProof/>
+            </w:rPr>
+            <m:t>(z)</m:t>
+          </m:r>
+          <m:r>
+            <w:rPr>
+              <w:rFonts w:ascii="Cambria Math" w:eastAsiaTheme="minorEastAsia" w:hAnsi="Cambria Math"/>
+              <w:noProof/>
+            </w:rPr>
+            <m:t>=</m:t>
+          </m:r>
+          <m:sSup>
+            <m:sSupPr>
+              <m:ctrlPr>
+                <w:rPr>
+                  <w:rFonts w:ascii="Cambria Math" w:eastAsiaTheme="minorEastAsia" w:hAnsi="Cambria Math"/>
+                  <w:i/>
+                  <w:noProof/>
+                </w:rPr>
+              </m:ctrlPr>
+            </m:sSupPr>
+            <m:e>
+              <m:r>
+                <w:rPr>
+                  <w:rFonts w:ascii="Cambria Math" w:eastAsiaTheme="minorEastAsia" w:hAnsi="Cambria Math"/>
+                  <w:noProof/>
+                </w:rPr>
+                <m:t>e</m:t>
+              </m:r>
+            </m:e>
+            <m:sup>
+              <m:r>
+                <w:rPr>
+                  <w:rFonts w:ascii="Cambria Math" w:eastAsiaTheme="minorEastAsia" w:hAnsi="Cambria Math"/>
+                  <w:noProof/>
+                </w:rPr>
+                <m:t>0,3</m:t>
+              </m:r>
+              <m:d>
+                <m:dPr>
+                  <m:ctrlPr>
+                    <w:rPr>
+                      <w:rFonts w:ascii="Cambria Math" w:eastAsiaTheme="minorEastAsia" w:hAnsi="Cambria Math"/>
+                      <w:i/>
+                      <w:noProof/>
+                    </w:rPr>
+                  </m:ctrlPr>
+                </m:dPr>
+                <m:e>
+                  <m:r>
+                    <w:rPr>
+                      <w:rFonts w:ascii="Cambria Math" w:eastAsiaTheme="minorEastAsia" w:hAnsi="Cambria Math"/>
+                      <w:noProof/>
+                    </w:rPr>
+                    <m:t>-1±j7</m:t>
+                  </m:r>
+                </m:e>
+              </m:d>
+            </m:sup>
+          </m:sSup>
+        </m:oMath>
+      </m:oMathPara>
+    </w:p>
+    <w:p>
+      <w:pPr>
+        <w:rPr>
+          <w:rFonts w:eastAsiaTheme="minorEastAsia"/>
+          <w:noProof/>
+        </w:rPr>
+      </w:pPr>
+      <m:oMathPara>
+        <m:oMath>
+          <m:sSub>
+            <m:sSubPr>
+              <m:ctrlPr>
+                <w:rPr>
+                  <w:rFonts w:ascii="Cambria Math" w:eastAsiaTheme="minorEastAsia" w:hAnsi="Cambria Math"/>
+                  <w:i/>
+                  <w:noProof/>
+                </w:rPr>
+              </m:ctrlPr>
+            </m:sSubPr>
+            <m:e>
+              <m:r>
+                <w:rPr>
+                  <w:rFonts w:ascii="Cambria Math" w:eastAsiaTheme="minorEastAsia" w:hAnsi="Cambria Math"/>
+                  <w:noProof/>
+                </w:rPr>
+                <m:t>p</m:t>
+              </m:r>
+            </m:e>
+            <m:sub>
+              <m:r>
+                <w:rPr>
+                  <w:rFonts w:ascii="Cambria Math" w:eastAsiaTheme="minorEastAsia" w:hAnsi="Cambria Math"/>
+                  <w:noProof/>
+                </w:rPr>
+                <m:t>1</m:t>
+              </m:r>
+            </m:sub>
+          </m:sSub>
+          <m:r>
+            <w:rPr>
+              <w:rFonts w:ascii="Cambria Math" w:eastAsiaTheme="minorEastAsia" w:hAnsi="Cambria Math"/>
+              <w:noProof/>
+            </w:rPr>
+            <m:t>,</m:t>
+          </m:r>
+          <m:sSub>
+            <m:sSubPr>
+              <m:ctrlPr>
+                <w:rPr>
+                  <w:rFonts w:ascii="Cambria Math" w:eastAsiaTheme="minorEastAsia" w:hAnsi="Cambria Math"/>
+                  <w:i/>
+                  <w:noProof/>
+                </w:rPr>
+              </m:ctrlPr>
+            </m:sSubPr>
+            <m:e>
+              <m:r>
+                <w:rPr>
+                  <w:rFonts w:ascii="Cambria Math" w:eastAsiaTheme="minorEastAsia" w:hAnsi="Cambria Math"/>
+                  <w:noProof/>
+                </w:rPr>
+                <m:t>p</m:t>
+              </m:r>
+            </m:e>
+            <m:sub>
+              <m:r>
+                <w:rPr>
+                  <w:rFonts w:ascii="Cambria Math" w:eastAsiaTheme="minorEastAsia" w:hAnsi="Cambria Math"/>
+                  <w:noProof/>
+                </w:rPr>
+                <m:t>2</m:t>
+              </m:r>
+            </m:sub>
+          </m:sSub>
+          <m:r>
+            <w:rPr>
+              <w:rFonts w:ascii="Cambria Math" w:eastAsiaTheme="minorEastAsia" w:hAnsi="Cambria Math"/>
+              <w:noProof/>
+            </w:rPr>
+            <m:t>(z)</m:t>
+          </m:r>
+          <m:r>
+            <w:rPr>
+              <w:rFonts w:ascii="Cambria Math" w:eastAsiaTheme="minorEastAsia" w:hAnsi="Cambria Math"/>
+              <w:noProof/>
+            </w:rPr>
+            <m:t>=</m:t>
+          </m:r>
+          <m:sSup>
+            <m:sSupPr>
+              <m:ctrlPr>
+                <w:rPr>
+                  <w:rFonts w:ascii="Cambria Math" w:eastAsiaTheme="minorEastAsia" w:hAnsi="Cambria Math"/>
+                  <w:i/>
+                  <w:noProof/>
+                </w:rPr>
+              </m:ctrlPr>
+            </m:sSupPr>
+            <m:e>
+              <m:r>
+                <w:rPr>
+                  <w:rFonts w:ascii="Cambria Math" w:eastAsiaTheme="minorEastAsia" w:hAnsi="Cambria Math"/>
+                  <w:noProof/>
+                </w:rPr>
+                <m:t>e</m:t>
+              </m:r>
+            </m:e>
+            <m:sup>
+              <m:r>
+                <w:rPr>
+                  <w:rFonts w:ascii="Cambria Math" w:eastAsiaTheme="minorEastAsia" w:hAnsi="Cambria Math"/>
+                  <w:noProof/>
+                </w:rPr>
+                <m:t>-0,3</m:t>
+              </m:r>
+            </m:sup>
+          </m:sSup>
+          <m:sSup>
+            <m:sSupPr>
+              <m:ctrlPr>
+                <w:rPr>
+                  <w:rFonts w:ascii="Cambria Math" w:eastAsiaTheme="minorEastAsia" w:hAnsi="Cambria Math"/>
+                  <w:i/>
+                  <w:noProof/>
+                </w:rPr>
+              </m:ctrlPr>
+            </m:sSupPr>
+            <m:e>
+              <m:r>
+                <w:rPr>
+                  <w:rFonts w:ascii="Cambria Math" w:eastAsiaTheme="minorEastAsia" w:hAnsi="Cambria Math"/>
+                  <w:noProof/>
+                </w:rPr>
+                <m:t>e</m:t>
+              </m:r>
+            </m:e>
+            <m:sup>
+              <m:r>
+                <w:rPr>
+                  <w:rFonts w:ascii="Cambria Math" w:eastAsiaTheme="minorEastAsia" w:hAnsi="Cambria Math"/>
+                  <w:noProof/>
+                </w:rPr>
+                <m:t>±j2,1</m:t>
+              </m:r>
+            </m:sup>
+          </m:sSup>
+        </m:oMath>
+      </m:oMathPara>
+    </w:p>
+    <w:p>
+      <w:pPr>
+        <w:rPr>
+          <w:rFonts w:eastAsiaTheme="minorEastAsia"/>
+          <w:noProof/>
+        </w:rPr>
+      </w:pPr>
+      <m:oMathPara>
+        <m:oMath>
+          <m:d>
+            <m:dPr>
+              <m:begChr m:val="|"/>
+              <m:endChr m:val="|"/>
+              <m:ctrlPr>
+                <w:rPr>
+                  <w:rFonts w:ascii="Cambria Math" w:eastAsiaTheme="minorEastAsia" w:hAnsi="Cambria Math"/>
+                  <w:i/>
+                  <w:noProof/>
+                </w:rPr>
+              </m:ctrlPr>
+            </m:dPr>
+            <m:e>
+              <m:sSub>
+                <m:sSubPr>
+                  <m:ctrlPr>
+                    <w:rPr>
+                      <w:rFonts w:ascii="Cambria Math" w:eastAsiaTheme="minorEastAsia" w:hAnsi="Cambria Math"/>
+                      <w:i/>
+                      <w:noProof/>
+                    </w:rPr>
+                  </m:ctrlPr>
+                </m:sSubPr>
+                <m:e>
+                  <m:r>
+                    <w:rPr>
+                      <w:rFonts w:ascii="Cambria Math" w:eastAsiaTheme="minorEastAsia" w:hAnsi="Cambria Math"/>
+                      <w:noProof/>
+                    </w:rPr>
+                    <m:t>p</m:t>
+                  </m:r>
+                </m:e>
+                <m:sub>
+                  <m:r>
+                    <w:rPr>
+                      <w:rFonts w:ascii="Cambria Math" w:eastAsiaTheme="minorEastAsia" w:hAnsi="Cambria Math"/>
+                      <w:noProof/>
+                    </w:rPr>
+                    <m:t>1</m:t>
+                  </m:r>
+                </m:sub>
+              </m:sSub>
+              <m:r>
+                <w:rPr>
+                  <w:rFonts w:ascii="Cambria Math" w:eastAsiaTheme="minorEastAsia" w:hAnsi="Cambria Math"/>
+                  <w:noProof/>
+                </w:rPr>
+                <m:t>,</m:t>
+              </m:r>
+              <m:sSub>
+                <m:sSubPr>
+                  <m:ctrlPr>
+                    <w:rPr>
+                      <w:rFonts w:ascii="Cambria Math" w:eastAsiaTheme="minorEastAsia" w:hAnsi="Cambria Math"/>
+                      <w:i/>
+                      <w:noProof/>
+                    </w:rPr>
+                  </m:ctrlPr>
+                </m:sSubPr>
+                <m:e>
+                  <m:r>
+                    <w:rPr>
+                      <w:rFonts w:ascii="Cambria Math" w:eastAsiaTheme="minorEastAsia" w:hAnsi="Cambria Math"/>
+                      <w:noProof/>
+                    </w:rPr>
+                    <m:t>p</m:t>
+                  </m:r>
+                </m:e>
+                <m:sub>
+                  <m:r>
+                    <w:rPr>
+                      <w:rFonts w:ascii="Cambria Math" w:eastAsiaTheme="minorEastAsia" w:hAnsi="Cambria Math"/>
+                      <w:noProof/>
+                    </w:rPr>
+                    <m:t>2</m:t>
+                  </m:r>
+                </m:sub>
+              </m:sSub>
+              <m:d>
+                <m:dPr>
+                  <m:ctrlPr>
+                    <w:rPr>
+                      <w:rFonts w:ascii="Cambria Math" w:eastAsiaTheme="minorEastAsia" w:hAnsi="Cambria Math"/>
+                      <w:i/>
+                      <w:noProof/>
+                    </w:rPr>
+                  </m:ctrlPr>
+                </m:dPr>
+                <m:e>
+                  <m:r>
+                    <w:rPr>
+                      <w:rFonts w:ascii="Cambria Math" w:eastAsiaTheme="minorEastAsia" w:hAnsi="Cambria Math"/>
+                      <w:noProof/>
+                    </w:rPr>
+                    <m:t>z</m:t>
+                  </m:r>
+                </m:e>
+              </m:d>
+            </m:e>
+          </m:d>
+          <m:r>
+            <w:rPr>
+              <w:rFonts w:ascii="Cambria Math" w:eastAsiaTheme="minorEastAsia" w:hAnsi="Cambria Math"/>
+              <w:noProof/>
+            </w:rPr>
+            <m:t>=0,74      ∠</m:t>
+          </m:r>
+          <m:sSub>
+            <m:sSubPr>
+              <m:ctrlPr>
+                <w:rPr>
+                  <w:rFonts w:ascii="Cambria Math" w:eastAsiaTheme="minorEastAsia" w:hAnsi="Cambria Math"/>
+                  <w:i/>
+                  <w:noProof/>
+                </w:rPr>
+              </m:ctrlPr>
+            </m:sSubPr>
+            <m:e>
+              <m:r>
+                <w:rPr>
+                  <w:rFonts w:ascii="Cambria Math" w:eastAsiaTheme="minorEastAsia" w:hAnsi="Cambria Math"/>
+                  <w:noProof/>
+                </w:rPr>
+                <m:t>p</m:t>
+              </m:r>
+            </m:e>
+            <m:sub>
+              <m:r>
+                <w:rPr>
+                  <w:rFonts w:ascii="Cambria Math" w:eastAsiaTheme="minorEastAsia" w:hAnsi="Cambria Math"/>
+                  <w:noProof/>
+                </w:rPr>
+                <m:t>1</m:t>
+              </m:r>
+            </m:sub>
+          </m:sSub>
+          <m:r>
+            <w:rPr>
+              <w:rFonts w:ascii="Cambria Math" w:eastAsiaTheme="minorEastAsia" w:hAnsi="Cambria Math"/>
+              <w:noProof/>
+            </w:rPr>
+            <m:t>,</m:t>
+          </m:r>
+          <m:sSub>
+            <m:sSubPr>
+              <m:ctrlPr>
+                <w:rPr>
+                  <w:rFonts w:ascii="Cambria Math" w:eastAsiaTheme="minorEastAsia" w:hAnsi="Cambria Math"/>
+                  <w:i/>
+                  <w:noProof/>
+                </w:rPr>
+              </m:ctrlPr>
+            </m:sSubPr>
+            <m:e>
+              <m:r>
+                <w:rPr>
+                  <w:rFonts w:ascii="Cambria Math" w:eastAsiaTheme="minorEastAsia" w:hAnsi="Cambria Math"/>
+                  <w:noProof/>
+                </w:rPr>
+                <m:t>p</m:t>
+              </m:r>
+            </m:e>
+            <m:sub>
+              <m:r>
+                <w:rPr>
+                  <w:rFonts w:ascii="Cambria Math" w:eastAsiaTheme="minorEastAsia" w:hAnsi="Cambria Math"/>
+                  <w:noProof/>
+                </w:rPr>
+                <m:t>2</m:t>
+              </m:r>
+            </m:sub>
+          </m:sSub>
+          <m:r>
+            <w:rPr>
+              <w:rFonts w:ascii="Cambria Math" w:eastAsiaTheme="minorEastAsia" w:hAnsi="Cambria Math"/>
+              <w:noProof/>
+            </w:rPr>
+            <m:t>(z)= ±2,1 rad</m:t>
+          </m:r>
+        </m:oMath>
+      </m:oMathPara>
+    </w:p>
+    <w:p>
+      <w:pPr>
+        <w:rPr>
+          <w:rFonts w:eastAsiaTheme="minorEastAsia"/>
+          <w:noProof/>
+        </w:rPr>
+      </w:pPr>
+      <w:r>
+        <w:rPr>
+          <w:rFonts w:eastAsiaTheme="minorEastAsia"/>
+          <w:noProof/>
+        </w:rPr>
+        <w:t>Portanto o mapeamento no circulo unitário será:</w:t>
+      </w:r>
+    </w:p>
+    <w:p>
+      <w:pPr>
+        <w:rPr>
+          <w:rFonts w:eastAsiaTheme="minorEastAsia"/>
+          <w:noProof/>
+        </w:rPr>
+      </w:pPr>
+      <m:oMathPara>
+        <m:oMath>
+          <m:sSub>
+            <m:sSubPr>
+              <m:ctrlPr>
+                <w:rPr>
+                  <w:rFonts w:ascii="Cambria Math" w:eastAsiaTheme="minorEastAsia" w:hAnsi="Cambria Math"/>
+                  <w:i/>
+                  <w:noProof/>
+                </w:rPr>
+              </m:ctrlPr>
+            </m:sSubPr>
+            <m:e>
+              <m:r>
+                <w:rPr>
+                  <w:rFonts w:ascii="Cambria Math" w:eastAsiaTheme="minorEastAsia" w:hAnsi="Cambria Math"/>
+                  <w:noProof/>
+                </w:rPr>
+                <m:t>p</m:t>
+              </m:r>
+            </m:e>
+            <m:sub>
+              <m:r>
+                <w:rPr>
+                  <w:rFonts w:ascii="Cambria Math" w:eastAsiaTheme="minorEastAsia" w:hAnsi="Cambria Math"/>
+                  <w:noProof/>
+                </w:rPr>
+                <m:t>1</m:t>
+              </m:r>
+            </m:sub>
+          </m:sSub>
+          <m:d>
+            <m:dPr>
+              <m:ctrlPr>
+                <w:rPr>
+                  <w:rFonts w:ascii="Cambria Math" w:eastAsiaTheme="minorEastAsia" w:hAnsi="Cambria Math"/>
+                  <w:i/>
+                  <w:noProof/>
+                </w:rPr>
+              </m:ctrlPr>
+            </m:dPr>
+            <m:e>
+              <m:r>
+                <w:rPr>
+                  <w:rFonts w:ascii="Cambria Math" w:eastAsiaTheme="minorEastAsia" w:hAnsi="Cambria Math"/>
+                  <w:noProof/>
+                </w:rPr>
+                <m:t>z</m:t>
+              </m:r>
+            </m:e>
+          </m:d>
+          <m:r>
+            <w:rPr>
+              <w:rFonts w:ascii="Cambria Math" w:eastAsiaTheme="minorEastAsia" w:hAnsi="Cambria Math"/>
+              <w:noProof/>
+            </w:rPr>
+            <m:t>=(0,74; 2,1)</m:t>
+          </m:r>
+        </m:oMath>
+      </m:oMathPara>
+    </w:p>
+    <w:p>
+      <w:pPr>
+        <w:rPr>
+          <w:rFonts w:eastAsiaTheme="minorEastAsia"/>
+          <w:noProof/>
+        </w:rPr>
+      </w:pPr>
+      <m:oMathPara>
+        <m:oMath>
+          <m:sSub>
+            <m:sSubPr>
+              <m:ctrlPr>
+                <w:rPr>
+                  <w:rFonts w:ascii="Cambria Math" w:eastAsiaTheme="minorEastAsia" w:hAnsi="Cambria Math"/>
+                  <w:i/>
+                  <w:noProof/>
+                </w:rPr>
+              </m:ctrlPr>
+            </m:sSubPr>
+            <m:e>
+              <m:r>
+                <w:rPr>
+                  <w:rFonts w:ascii="Cambria Math" w:eastAsiaTheme="minorEastAsia" w:hAnsi="Cambria Math"/>
+                  <w:noProof/>
+                </w:rPr>
+                <m:t>p</m:t>
+              </m:r>
+            </m:e>
+            <m:sub>
+              <m:r>
+                <w:rPr>
+                  <w:rFonts w:ascii="Cambria Math" w:eastAsiaTheme="minorEastAsia" w:hAnsi="Cambria Math"/>
+                  <w:noProof/>
+                </w:rPr>
+                <m:t>2</m:t>
+              </m:r>
+            </m:sub>
+          </m:sSub>
+          <m:d>
+            <m:dPr>
+              <m:ctrlPr>
+                <w:rPr>
+                  <w:rFonts w:ascii="Cambria Math" w:eastAsiaTheme="minorEastAsia" w:hAnsi="Cambria Math"/>
+                  <w:i/>
+                  <w:noProof/>
+                </w:rPr>
+              </m:ctrlPr>
+            </m:dPr>
+            <m:e>
+              <m:r>
+                <w:rPr>
+                  <w:rFonts w:ascii="Cambria Math" w:eastAsiaTheme="minorEastAsia" w:hAnsi="Cambria Math"/>
+                  <w:noProof/>
+                </w:rPr>
+                <m:t>z</m:t>
+              </m:r>
+            </m:e>
+          </m:d>
+          <m:r>
+            <w:rPr>
+              <w:rFonts w:ascii="Cambria Math" w:eastAsiaTheme="minorEastAsia" w:hAnsi="Cambria Math"/>
+              <w:noProof/>
+            </w:rPr>
+            <m:t>=</m:t>
+          </m:r>
+          <m:d>
+            <m:dPr>
+              <m:ctrlPr>
+                <w:rPr>
+                  <w:rFonts w:ascii="Cambria Math" w:eastAsiaTheme="minorEastAsia" w:hAnsi="Cambria Math"/>
+                  <w:i/>
+                  <w:noProof/>
+                </w:rPr>
+              </m:ctrlPr>
+            </m:dPr>
+            <m:e>
+              <m:r>
+                <w:rPr>
+                  <w:rFonts w:ascii="Cambria Math" w:eastAsiaTheme="minorEastAsia" w:hAnsi="Cambria Math"/>
+                  <w:noProof/>
+                </w:rPr>
+                <m:t>0,74; -2,1</m:t>
+              </m:r>
+            </m:e>
+          </m:d>
+        </m:oMath>
+      </m:oMathPara>
+    </w:p>
+    <w:p>
+      <w:pPr>
+        <w:rPr>
+          <w:rFonts w:eastAsiaTheme="minorEastAsia"/>
+          <w:noProof/>
+        </w:rPr>
+      </w:pPr>
+      <w:r>
+        <w:rPr>
+          <w:rFonts w:eastAsiaTheme="minorEastAsia"/>
+          <w:noProof/>
+        </w:rPr>
+        <w:t>Agora, fazendo para o p3 e p4:</w:t>
+      </w:r>
+    </w:p>
+    <w:p>
+      <w:pPr>
+        <w:rPr>
+          <w:rFonts w:eastAsiaTheme="minorEastAsia"/>
+          <w:noProof/>
+        </w:rPr>
+      </w:pPr>
+      <m:oMathPara>
+        <m:oMath>
+          <m:r>
+            <w:rPr>
+              <w:rFonts w:ascii="Cambria Math" w:hAnsi="Cambria Math"/>
+              <w:noProof/>
+            </w:rPr>
+            <m:t>z=</m:t>
+          </m:r>
+          <m:sSup>
+            <m:sSupPr>
+              <m:ctrlPr>
+                <w:rPr>
+                  <w:rFonts w:ascii="Cambria Math" w:hAnsi="Cambria Math"/>
+                  <w:i/>
+                  <w:noProof/>
+                </w:rPr>
+              </m:ctrlPr>
+            </m:sSupPr>
+            <m:e>
+              <m:r>
+                <w:rPr>
+                  <w:rFonts w:ascii="Cambria Math" w:hAnsi="Cambria Math"/>
+                  <w:noProof/>
+                </w:rPr>
+                <m:t>e</m:t>
+              </m:r>
+            </m:e>
+            <m:sup>
+              <m:r>
+                <w:rPr>
+                  <w:rFonts w:ascii="Cambria Math" w:hAnsi="Cambria Math"/>
+                  <w:noProof/>
+                </w:rPr>
+                <m:t>sT</m:t>
+              </m:r>
+            </m:sup>
+          </m:sSup>
+        </m:oMath>
+      </m:oMathPara>
+    </w:p>
+    <w:p>
+      <w:pPr>
+        <w:rPr>
+          <w:rFonts w:eastAsiaTheme="minorEastAsia"/>
+          <w:noProof/>
+        </w:rPr>
+      </w:pPr>
+      <m:oMathPara>
+        <m:oMath>
+          <m:r>
+            <w:rPr>
+              <w:rFonts w:ascii="Cambria Math" w:eastAsiaTheme="minorEastAsia" w:hAnsi="Cambria Math"/>
+              <w:noProof/>
+            </w:rPr>
+            <m:t>s=σ+jω</m:t>
+          </m:r>
+        </m:oMath>
+      </m:oMathPara>
+    </w:p>
+    <w:p>
+      <w:pPr>
+        <w:rPr>
+          <w:rFonts w:eastAsiaTheme="minorEastAsia"/>
+          <w:noProof/>
+        </w:rPr>
+      </w:pPr>
+      <m:oMathPara>
+        <m:oMath>
+          <m:sSub>
+            <m:sSubPr>
+              <m:ctrlPr>
+                <w:rPr>
+                  <w:rFonts w:ascii="Cambria Math" w:eastAsiaTheme="minorEastAsia" w:hAnsi="Cambria Math"/>
+                  <w:i/>
+                  <w:noProof/>
+                </w:rPr>
+              </m:ctrlPr>
+            </m:sSubPr>
+            <m:e>
+              <m:r>
+                <w:rPr>
+                  <w:rFonts w:ascii="Cambria Math" w:eastAsiaTheme="minorEastAsia" w:hAnsi="Cambria Math"/>
+                  <w:noProof/>
+                </w:rPr>
+                <m:t>p</m:t>
+              </m:r>
+            </m:e>
+            <m:sub>
+              <m:r>
+                <w:rPr>
+                  <w:rFonts w:ascii="Cambria Math" w:eastAsiaTheme="minorEastAsia" w:hAnsi="Cambria Math"/>
+                  <w:noProof/>
+                </w:rPr>
+                <m:t>3</m:t>
+              </m:r>
+            </m:sub>
+          </m:sSub>
+          <m:r>
+            <w:rPr>
+              <w:rFonts w:ascii="Cambria Math" w:eastAsiaTheme="minorEastAsia" w:hAnsi="Cambria Math"/>
+              <w:noProof/>
+            </w:rPr>
+            <m:t>,</m:t>
+          </m:r>
+          <m:sSub>
+            <m:sSubPr>
+              <m:ctrlPr>
+                <w:rPr>
+                  <w:rFonts w:ascii="Cambria Math" w:eastAsiaTheme="minorEastAsia" w:hAnsi="Cambria Math"/>
+                  <w:i/>
+                  <w:noProof/>
+                </w:rPr>
+              </m:ctrlPr>
+            </m:sSubPr>
+            <m:e>
+              <m:r>
+                <w:rPr>
+                  <w:rFonts w:ascii="Cambria Math" w:eastAsiaTheme="minorEastAsia" w:hAnsi="Cambria Math"/>
+                  <w:noProof/>
+                </w:rPr>
+                <m:t>p</m:t>
+              </m:r>
+            </m:e>
+            <m:sub>
+              <m:r>
+                <w:rPr>
+                  <w:rFonts w:ascii="Cambria Math" w:eastAsiaTheme="minorEastAsia" w:hAnsi="Cambria Math"/>
+                  <w:noProof/>
+                </w:rPr>
+                <m:t>4</m:t>
+              </m:r>
+            </m:sub>
+          </m:sSub>
+          <m:r>
+            <w:rPr>
+              <w:rFonts w:ascii="Cambria Math" w:eastAsiaTheme="minorEastAsia" w:hAnsi="Cambria Math"/>
+              <w:noProof/>
+            </w:rPr>
+            <m:t>(</m:t>
+          </m:r>
+          <m:r>
+            <w:rPr>
+              <w:rFonts w:ascii="Cambria Math" w:eastAsiaTheme="minorEastAsia" w:hAnsi="Cambria Math"/>
+              <w:noProof/>
+            </w:rPr>
+            <m:t>z</m:t>
+          </m:r>
+          <m:r>
+            <w:rPr>
+              <w:rFonts w:ascii="Cambria Math" w:eastAsiaTheme="minorEastAsia" w:hAnsi="Cambria Math"/>
+              <w:noProof/>
+            </w:rPr>
+            <m:t>)</m:t>
+          </m:r>
+          <m:r>
+            <w:rPr>
+              <w:rFonts w:ascii="Cambria Math" w:eastAsiaTheme="minorEastAsia" w:hAnsi="Cambria Math"/>
+              <w:noProof/>
+            </w:rPr>
+            <m:t>=-</m:t>
+          </m:r>
+          <m:r>
+            <w:rPr>
+              <w:rFonts w:ascii="Cambria Math" w:eastAsiaTheme="minorEastAsia" w:hAnsi="Cambria Math"/>
+              <w:noProof/>
+            </w:rPr>
+            <m:t>4,5</m:t>
+          </m:r>
+          <m:r>
+            <w:rPr>
+              <w:rFonts w:ascii="Cambria Math" w:eastAsiaTheme="minorEastAsia" w:hAnsi="Cambria Math"/>
+              <w:noProof/>
+            </w:rPr>
+            <m:t>±j7</m:t>
+          </m:r>
+        </m:oMath>
+      </m:oMathPara>
+    </w:p>
+    <w:p>
+      <w:pPr>
+        <w:rPr>
+          <w:rFonts w:eastAsiaTheme="minorEastAsia"/>
+          <w:noProof/>
+        </w:rPr>
+      </w:pPr>
+      <m:oMathPara>
+        <m:oMath>
+          <m:sSub>
+            <m:sSubPr>
+              <m:ctrlPr>
+                <w:rPr>
+                  <w:rFonts w:ascii="Cambria Math" w:eastAsiaTheme="minorEastAsia" w:hAnsi="Cambria Math"/>
+                  <w:i/>
+                  <w:noProof/>
+                </w:rPr>
+              </m:ctrlPr>
+            </m:sSubPr>
+            <m:e>
+              <m:r>
+                <w:rPr>
+                  <w:rFonts w:ascii="Cambria Math" w:eastAsiaTheme="minorEastAsia" w:hAnsi="Cambria Math"/>
+                  <w:noProof/>
+                </w:rPr>
+                <m:t>p</m:t>
+              </m:r>
+            </m:e>
+            <m:sub>
+              <m:r>
+                <w:rPr>
+                  <w:rFonts w:ascii="Cambria Math" w:eastAsiaTheme="minorEastAsia" w:hAnsi="Cambria Math"/>
+                  <w:noProof/>
+                </w:rPr>
+                <m:t>1</m:t>
+              </m:r>
+            </m:sub>
+          </m:sSub>
+          <m:r>
+            <w:rPr>
+              <w:rFonts w:ascii="Cambria Math" w:eastAsiaTheme="minorEastAsia" w:hAnsi="Cambria Math"/>
+              <w:noProof/>
+            </w:rPr>
+            <m:t>,</m:t>
+          </m:r>
+          <m:sSub>
+            <m:sSubPr>
+              <m:ctrlPr>
+                <w:rPr>
+                  <w:rFonts w:ascii="Cambria Math" w:eastAsiaTheme="minorEastAsia" w:hAnsi="Cambria Math"/>
+                  <w:i/>
+                  <w:noProof/>
+                </w:rPr>
+              </m:ctrlPr>
+            </m:sSubPr>
+            <m:e>
+              <m:r>
+                <w:rPr>
+                  <w:rFonts w:ascii="Cambria Math" w:eastAsiaTheme="minorEastAsia" w:hAnsi="Cambria Math"/>
+                  <w:noProof/>
+                </w:rPr>
+                <m:t>p</m:t>
+              </m:r>
+            </m:e>
+            <m:sub>
+              <m:r>
+                <w:rPr>
+                  <w:rFonts w:ascii="Cambria Math" w:eastAsiaTheme="minorEastAsia" w:hAnsi="Cambria Math"/>
+                  <w:noProof/>
+                </w:rPr>
+                <m:t>2</m:t>
+              </m:r>
+            </m:sub>
+          </m:sSub>
+          <m:r>
+            <w:rPr>
+              <w:rFonts w:ascii="Cambria Math" w:eastAsiaTheme="minorEastAsia" w:hAnsi="Cambria Math"/>
+              <w:noProof/>
+            </w:rPr>
+            <m:t>(z)=</m:t>
+          </m:r>
+          <m:sSup>
+            <m:sSupPr>
+              <m:ctrlPr>
+                <w:rPr>
+                  <w:rFonts w:ascii="Cambria Math" w:eastAsiaTheme="minorEastAsia" w:hAnsi="Cambria Math"/>
+                  <w:i/>
+                  <w:noProof/>
+                </w:rPr>
+              </m:ctrlPr>
+            </m:sSupPr>
+            <m:e>
+              <m:r>
+                <w:rPr>
+                  <w:rFonts w:ascii="Cambria Math" w:eastAsiaTheme="minorEastAsia" w:hAnsi="Cambria Math"/>
+                  <w:noProof/>
+                </w:rPr>
+                <m:t>e</m:t>
+              </m:r>
+            </m:e>
+            <m:sup>
+              <m:r>
+                <w:rPr>
+                  <w:rFonts w:ascii="Cambria Math" w:eastAsiaTheme="minorEastAsia" w:hAnsi="Cambria Math"/>
+                  <w:noProof/>
+                </w:rPr>
+                <m:t>0,3</m:t>
+              </m:r>
+              <m:d>
+                <m:dPr>
+                  <m:ctrlPr>
+                    <w:rPr>
+                      <w:rFonts w:ascii="Cambria Math" w:eastAsiaTheme="minorEastAsia" w:hAnsi="Cambria Math"/>
+                      <w:i/>
+                      <w:noProof/>
+                    </w:rPr>
+                  </m:ctrlPr>
+                </m:dPr>
+                <m:e>
+                  <m:r>
+                    <w:rPr>
+                      <w:rFonts w:ascii="Cambria Math" w:eastAsiaTheme="minorEastAsia" w:hAnsi="Cambria Math"/>
+                      <w:noProof/>
+                    </w:rPr>
+                    <m:t>-</m:t>
+                  </m:r>
+                  <m:r>
+                    <w:rPr>
+                      <w:rFonts w:ascii="Cambria Math" w:eastAsiaTheme="minorEastAsia" w:hAnsi="Cambria Math"/>
+                      <w:noProof/>
+                    </w:rPr>
+                    <m:t>4,5</m:t>
+                  </m:r>
+                  <m:r>
+                    <w:rPr>
+                      <w:rFonts w:ascii="Cambria Math" w:eastAsiaTheme="minorEastAsia" w:hAnsi="Cambria Math"/>
+                      <w:noProof/>
+                    </w:rPr>
+                    <m:t>±j7</m:t>
+                  </m:r>
+                </m:e>
+              </m:d>
+            </m:sup>
+          </m:sSup>
+        </m:oMath>
+      </m:oMathPara>
+    </w:p>
+    <w:p>
+      <w:pPr>
+        <w:rPr>
+          <w:rFonts w:eastAsiaTheme="minorEastAsia"/>
+          <w:noProof/>
+        </w:rPr>
+      </w:pPr>
+      <m:oMathPara>
+        <m:oMath>
+          <m:sSub>
+            <m:sSubPr>
+              <m:ctrlPr>
+                <w:rPr>
+                  <w:rFonts w:ascii="Cambria Math" w:eastAsiaTheme="minorEastAsia" w:hAnsi="Cambria Math"/>
+                  <w:i/>
+                  <w:noProof/>
+                </w:rPr>
+              </m:ctrlPr>
+            </m:sSubPr>
+            <m:e>
+              <m:r>
+                <w:rPr>
+                  <w:rFonts w:ascii="Cambria Math" w:eastAsiaTheme="minorEastAsia" w:hAnsi="Cambria Math"/>
+                  <w:noProof/>
+                </w:rPr>
+                <m:t>p</m:t>
+              </m:r>
+            </m:e>
+            <m:sub>
+              <m:r>
+                <w:rPr>
+                  <w:rFonts w:ascii="Cambria Math" w:eastAsiaTheme="minorEastAsia" w:hAnsi="Cambria Math"/>
+                  <w:noProof/>
+                </w:rPr>
+                <m:t>3</m:t>
+              </m:r>
+            </m:sub>
+          </m:sSub>
+          <m:r>
+            <w:rPr>
+              <w:rFonts w:ascii="Cambria Math" w:eastAsiaTheme="minorEastAsia" w:hAnsi="Cambria Math"/>
+              <w:noProof/>
+            </w:rPr>
+            <m:t>,</m:t>
+          </m:r>
+          <m:sSub>
+            <m:sSubPr>
+              <m:ctrlPr>
+                <w:rPr>
+                  <w:rFonts w:ascii="Cambria Math" w:eastAsiaTheme="minorEastAsia" w:hAnsi="Cambria Math"/>
+                  <w:i/>
+                  <w:noProof/>
+                </w:rPr>
+              </m:ctrlPr>
+            </m:sSubPr>
+            <m:e>
+              <m:r>
+                <w:rPr>
+                  <w:rFonts w:ascii="Cambria Math" w:eastAsiaTheme="minorEastAsia" w:hAnsi="Cambria Math"/>
+                  <w:noProof/>
+                </w:rPr>
+                <m:t>p</m:t>
+              </m:r>
+            </m:e>
+            <m:sub>
+              <m:r>
+                <w:rPr>
+                  <w:rFonts w:ascii="Cambria Math" w:eastAsiaTheme="minorEastAsia" w:hAnsi="Cambria Math"/>
+                  <w:noProof/>
+                </w:rPr>
+                <m:t>4</m:t>
+              </m:r>
+            </m:sub>
+          </m:sSub>
+          <m:r>
+            <w:rPr>
+              <w:rFonts w:ascii="Cambria Math" w:eastAsiaTheme="minorEastAsia" w:hAnsi="Cambria Math"/>
+              <w:noProof/>
+            </w:rPr>
+            <m:t>(z)</m:t>
+          </m:r>
+          <m:r>
+            <w:rPr>
+              <w:rFonts w:ascii="Cambria Math" w:eastAsiaTheme="minorEastAsia" w:hAnsi="Cambria Math"/>
+              <w:noProof/>
+            </w:rPr>
+            <m:t>=</m:t>
+          </m:r>
+          <m:sSup>
+            <m:sSupPr>
+              <m:ctrlPr>
+                <w:rPr>
+                  <w:rFonts w:ascii="Cambria Math" w:eastAsiaTheme="minorEastAsia" w:hAnsi="Cambria Math"/>
+                  <w:i/>
+                  <w:noProof/>
+                </w:rPr>
+              </m:ctrlPr>
+            </m:sSupPr>
+            <m:e>
+              <m:r>
+                <w:rPr>
+                  <w:rFonts w:ascii="Cambria Math" w:eastAsiaTheme="minorEastAsia" w:hAnsi="Cambria Math"/>
+                  <w:noProof/>
+                </w:rPr>
+                <m:t>e</m:t>
+              </m:r>
+            </m:e>
+            <m:sup>
+              <m:r>
+                <w:rPr>
+                  <w:rFonts w:ascii="Cambria Math" w:eastAsiaTheme="minorEastAsia" w:hAnsi="Cambria Math"/>
+                  <w:noProof/>
+                </w:rPr>
+                <m:t>-</m:t>
+              </m:r>
+              <m:r>
+                <w:rPr>
+                  <w:rFonts w:ascii="Cambria Math" w:eastAsiaTheme="minorEastAsia" w:hAnsi="Cambria Math"/>
+                  <w:noProof/>
+                </w:rPr>
+                <m:t>1,35</m:t>
+              </m:r>
+            </m:sup>
+          </m:sSup>
+          <m:sSup>
+            <m:sSupPr>
+              <m:ctrlPr>
+                <w:rPr>
+                  <w:rFonts w:ascii="Cambria Math" w:eastAsiaTheme="minorEastAsia" w:hAnsi="Cambria Math"/>
+                  <w:i/>
+                  <w:noProof/>
+                </w:rPr>
+              </m:ctrlPr>
+            </m:sSupPr>
+            <m:e>
+              <m:r>
+                <w:rPr>
+                  <w:rFonts w:ascii="Cambria Math" w:eastAsiaTheme="minorEastAsia" w:hAnsi="Cambria Math"/>
+                  <w:noProof/>
+                </w:rPr>
+                <m:t>e</m:t>
+              </m:r>
+            </m:e>
+            <m:sup>
+              <m:r>
+                <w:rPr>
+                  <w:rFonts w:ascii="Cambria Math" w:eastAsiaTheme="minorEastAsia" w:hAnsi="Cambria Math"/>
+                  <w:noProof/>
+                </w:rPr>
+                <m:t>±j</m:t>
+              </m:r>
+              <m:r>
+                <w:rPr>
+                  <w:rFonts w:ascii="Cambria Math" w:eastAsiaTheme="minorEastAsia" w:hAnsi="Cambria Math"/>
+                  <w:noProof/>
+                </w:rPr>
+                <m:t>2,1</m:t>
+              </m:r>
+            </m:sup>
+          </m:sSup>
+        </m:oMath>
+      </m:oMathPara>
+    </w:p>
+    <w:p>
+      <w:pPr>
+        <w:rPr>
+          <w:rFonts w:eastAsiaTheme="minorEastAsia"/>
+          <w:noProof/>
+        </w:rPr>
+      </w:pPr>
+      <m:oMathPara>
+        <m:oMath>
+          <m:d>
+            <m:dPr>
+              <m:begChr m:val="|"/>
+              <m:endChr m:val="|"/>
+              <m:ctrlPr>
+                <w:rPr>
+                  <w:rFonts w:ascii="Cambria Math" w:eastAsiaTheme="minorEastAsia" w:hAnsi="Cambria Math"/>
+                  <w:i/>
+                  <w:noProof/>
+                </w:rPr>
+              </m:ctrlPr>
+            </m:dPr>
+            <m:e>
+              <m:sSub>
+                <m:sSubPr>
+                  <m:ctrlPr>
+                    <w:rPr>
+                      <w:rFonts w:ascii="Cambria Math" w:eastAsiaTheme="minorEastAsia" w:hAnsi="Cambria Math"/>
+                      <w:i/>
+                      <w:noProof/>
+                    </w:rPr>
+                  </m:ctrlPr>
+                </m:sSubPr>
+                <m:e>
+                  <m:r>
+                    <w:rPr>
+                      <w:rFonts w:ascii="Cambria Math" w:eastAsiaTheme="minorEastAsia" w:hAnsi="Cambria Math"/>
+                      <w:noProof/>
+                    </w:rPr>
+                    <m:t>p</m:t>
+                  </m:r>
+                </m:e>
+                <m:sub>
+                  <m:r>
+                    <w:rPr>
+                      <w:rFonts w:ascii="Cambria Math" w:eastAsiaTheme="minorEastAsia" w:hAnsi="Cambria Math"/>
+                      <w:noProof/>
+                    </w:rPr>
+                    <m:t>3</m:t>
+                  </m:r>
+                </m:sub>
+              </m:sSub>
+              <m:r>
+                <w:rPr>
+                  <w:rFonts w:ascii="Cambria Math" w:eastAsiaTheme="minorEastAsia" w:hAnsi="Cambria Math"/>
+                  <w:noProof/>
+                </w:rPr>
+                <m:t>,</m:t>
+              </m:r>
+              <m:sSub>
+                <m:sSubPr>
+                  <m:ctrlPr>
+                    <w:rPr>
+                      <w:rFonts w:ascii="Cambria Math" w:eastAsiaTheme="minorEastAsia" w:hAnsi="Cambria Math"/>
+                      <w:i/>
+                      <w:noProof/>
+                    </w:rPr>
+                  </m:ctrlPr>
+                </m:sSubPr>
+                <m:e>
+                  <m:r>
+                    <w:rPr>
+                      <w:rFonts w:ascii="Cambria Math" w:eastAsiaTheme="minorEastAsia" w:hAnsi="Cambria Math"/>
+                      <w:noProof/>
+                    </w:rPr>
+                    <m:t>p</m:t>
+                  </m:r>
+                </m:e>
+                <m:sub>
+                  <m:r>
+                    <w:rPr>
+                      <w:rFonts w:ascii="Cambria Math" w:eastAsiaTheme="minorEastAsia" w:hAnsi="Cambria Math"/>
+                      <w:noProof/>
+                    </w:rPr>
+                    <m:t>4</m:t>
+                  </m:r>
+                </m:sub>
+              </m:sSub>
+              <m:d>
+                <m:dPr>
+                  <m:ctrlPr>
+                    <w:rPr>
+                      <w:rFonts w:ascii="Cambria Math" w:eastAsiaTheme="minorEastAsia" w:hAnsi="Cambria Math"/>
+                      <w:i/>
+                      <w:noProof/>
+                    </w:rPr>
+                  </m:ctrlPr>
+                </m:dPr>
+                <m:e>
+                  <m:r>
+                    <w:rPr>
+                      <w:rFonts w:ascii="Cambria Math" w:eastAsiaTheme="minorEastAsia" w:hAnsi="Cambria Math"/>
+                      <w:noProof/>
+                    </w:rPr>
+                    <m:t>z</m:t>
+                  </m:r>
+                </m:e>
+              </m:d>
+            </m:e>
+          </m:d>
+          <m:r>
+            <w:rPr>
+              <w:rFonts w:ascii="Cambria Math" w:eastAsiaTheme="minorEastAsia" w:hAnsi="Cambria Math"/>
+              <w:noProof/>
+            </w:rPr>
+            <m:t>=0,</m:t>
+          </m:r>
+          <m:r>
+            <w:rPr>
+              <w:rFonts w:ascii="Cambria Math" w:eastAsiaTheme="minorEastAsia" w:hAnsi="Cambria Math"/>
+              <w:noProof/>
+            </w:rPr>
+            <m:t>26</m:t>
+          </m:r>
+          <m:r>
+            <w:rPr>
+              <w:rFonts w:ascii="Cambria Math" w:eastAsiaTheme="minorEastAsia" w:hAnsi="Cambria Math"/>
+              <w:noProof/>
+            </w:rPr>
+            <m:t xml:space="preserve">      ∠</m:t>
+          </m:r>
+          <m:sSub>
+            <m:sSubPr>
+              <m:ctrlPr>
+                <w:rPr>
+                  <w:rFonts w:ascii="Cambria Math" w:eastAsiaTheme="minorEastAsia" w:hAnsi="Cambria Math"/>
+                  <w:i/>
+                  <w:noProof/>
+                </w:rPr>
+              </m:ctrlPr>
+            </m:sSubPr>
+            <m:e>
+              <m:r>
+                <w:rPr>
+                  <w:rFonts w:ascii="Cambria Math" w:eastAsiaTheme="minorEastAsia" w:hAnsi="Cambria Math"/>
+                  <w:noProof/>
+                </w:rPr>
+                <m:t>p</m:t>
+              </m:r>
+            </m:e>
+            <m:sub>
+              <m:r>
+                <w:rPr>
+                  <w:rFonts w:ascii="Cambria Math" w:eastAsiaTheme="minorEastAsia" w:hAnsi="Cambria Math"/>
+                  <w:noProof/>
+                </w:rPr>
+                <m:t>3</m:t>
+              </m:r>
+            </m:sub>
+          </m:sSub>
+          <m:r>
+            <w:rPr>
+              <w:rFonts w:ascii="Cambria Math" w:eastAsiaTheme="minorEastAsia" w:hAnsi="Cambria Math"/>
+              <w:noProof/>
+            </w:rPr>
+            <m:t>,</m:t>
+          </m:r>
+          <m:sSub>
+            <m:sSubPr>
+              <m:ctrlPr>
+                <w:rPr>
+                  <w:rFonts w:ascii="Cambria Math" w:eastAsiaTheme="minorEastAsia" w:hAnsi="Cambria Math"/>
+                  <w:i/>
+                  <w:noProof/>
+                </w:rPr>
+              </m:ctrlPr>
+            </m:sSubPr>
+            <m:e>
+              <m:r>
+                <w:rPr>
+                  <w:rFonts w:ascii="Cambria Math" w:eastAsiaTheme="minorEastAsia" w:hAnsi="Cambria Math"/>
+                  <w:noProof/>
+                </w:rPr>
+                <m:t>p</m:t>
+              </m:r>
+            </m:e>
+            <m:sub>
+              <m:r>
+                <w:rPr>
+                  <w:rFonts w:ascii="Cambria Math" w:eastAsiaTheme="minorEastAsia" w:hAnsi="Cambria Math"/>
+                  <w:noProof/>
+                </w:rPr>
+                <m:t>4</m:t>
+              </m:r>
+            </m:sub>
+          </m:sSub>
+          <m:r>
+            <w:rPr>
+              <w:rFonts w:ascii="Cambria Math" w:eastAsiaTheme="minorEastAsia" w:hAnsi="Cambria Math"/>
+              <w:noProof/>
+            </w:rPr>
+            <m:t>(z)= ±2,1 rad</m:t>
+          </m:r>
+        </m:oMath>
+      </m:oMathPara>
+    </w:p>
+    <w:p>
+      <w:pPr>
+        <w:rPr>
+          <w:rFonts w:eastAsiaTheme="minorEastAsia"/>
+          <w:noProof/>
+        </w:rPr>
+      </w:pPr>
+      <m:oMathPara>
+        <m:oMath>
+          <m:sSub>
+            <m:sSubPr>
+              <m:ctrlPr>
+                <w:rPr>
+                  <w:rFonts w:ascii="Cambria Math" w:eastAsiaTheme="minorEastAsia" w:hAnsi="Cambria Math"/>
+                  <w:i/>
+                  <w:noProof/>
+                </w:rPr>
+              </m:ctrlPr>
+            </m:sSubPr>
+            <m:e>
+              <m:r>
+                <w:rPr>
+                  <w:rFonts w:ascii="Cambria Math" w:eastAsiaTheme="minorEastAsia" w:hAnsi="Cambria Math"/>
+                  <w:noProof/>
+                </w:rPr>
+                <m:t>p</m:t>
+              </m:r>
+            </m:e>
+            <m:sub>
+              <m:r>
+                <w:rPr>
+                  <w:rFonts w:ascii="Cambria Math" w:eastAsiaTheme="minorEastAsia" w:hAnsi="Cambria Math"/>
+                  <w:noProof/>
+                </w:rPr>
+                <m:t>3</m:t>
+              </m:r>
+            </m:sub>
+          </m:sSub>
+          <m:d>
+            <m:dPr>
+              <m:ctrlPr>
+                <w:rPr>
+                  <w:rFonts w:ascii="Cambria Math" w:eastAsiaTheme="minorEastAsia" w:hAnsi="Cambria Math"/>
+                  <w:i/>
+                  <w:noProof/>
+                </w:rPr>
+              </m:ctrlPr>
+            </m:dPr>
+            <m:e>
+              <m:r>
+                <w:rPr>
+                  <w:rFonts w:ascii="Cambria Math" w:eastAsiaTheme="minorEastAsia" w:hAnsi="Cambria Math"/>
+                  <w:noProof/>
+                </w:rPr>
+                <m:t>z</m:t>
+              </m:r>
+            </m:e>
+          </m:d>
+          <m:r>
+            <w:rPr>
+              <w:rFonts w:ascii="Cambria Math" w:eastAsiaTheme="minorEastAsia" w:hAnsi="Cambria Math"/>
+              <w:noProof/>
+            </w:rPr>
+            <m:t>=(0,</m:t>
+          </m:r>
+          <m:r>
+            <w:rPr>
+              <w:rFonts w:ascii="Cambria Math" w:eastAsiaTheme="minorEastAsia" w:hAnsi="Cambria Math"/>
+              <w:noProof/>
+            </w:rPr>
+            <m:t>26</m:t>
+          </m:r>
+          <m:r>
+            <w:rPr>
+              <w:rFonts w:ascii="Cambria Math" w:eastAsiaTheme="minorEastAsia" w:hAnsi="Cambria Math"/>
+              <w:noProof/>
+            </w:rPr>
+            <m:t>; 2,1)</m:t>
+          </m:r>
+        </m:oMath>
+      </m:oMathPara>
+    </w:p>
+    <w:p>
+      <w:pPr>
+        <w:rPr>
+          <w:rFonts w:eastAsiaTheme="minorEastAsia"/>
+          <w:noProof/>
+        </w:rPr>
+      </w:pPr>
+      <m:oMathPara>
+        <m:oMath>
+          <m:sSub>
+            <m:sSubPr>
+              <m:ctrlPr>
+                <w:rPr>
+                  <w:rFonts w:ascii="Cambria Math" w:eastAsiaTheme="minorEastAsia" w:hAnsi="Cambria Math"/>
+                  <w:i/>
+                  <w:noProof/>
+                </w:rPr>
+              </m:ctrlPr>
+            </m:sSubPr>
+            <m:e>
+              <m:r>
+                <w:rPr>
+                  <w:rFonts w:ascii="Cambria Math" w:eastAsiaTheme="minorEastAsia" w:hAnsi="Cambria Math"/>
+                  <w:noProof/>
+                </w:rPr>
+                <m:t>p</m:t>
+              </m:r>
+            </m:e>
+            <m:sub>
+              <m:r>
+                <w:rPr>
+                  <w:rFonts w:ascii="Cambria Math" w:eastAsiaTheme="minorEastAsia" w:hAnsi="Cambria Math"/>
+                  <w:noProof/>
+                </w:rPr>
+                <m:t>4</m:t>
+              </m:r>
+            </m:sub>
+          </m:sSub>
+          <m:d>
+            <m:dPr>
+              <m:ctrlPr>
+                <w:rPr>
+                  <w:rFonts w:ascii="Cambria Math" w:eastAsiaTheme="minorEastAsia" w:hAnsi="Cambria Math"/>
+                  <w:i/>
+                  <w:noProof/>
+                </w:rPr>
+              </m:ctrlPr>
+            </m:dPr>
+            <m:e>
+              <m:r>
+                <w:rPr>
+                  <w:rFonts w:ascii="Cambria Math" w:eastAsiaTheme="minorEastAsia" w:hAnsi="Cambria Math"/>
+                  <w:noProof/>
+                </w:rPr>
+                <m:t>z</m:t>
+              </m:r>
+            </m:e>
+          </m:d>
+          <m:r>
+            <w:rPr>
+              <w:rFonts w:ascii="Cambria Math" w:eastAsiaTheme="minorEastAsia" w:hAnsi="Cambria Math"/>
+              <w:noProof/>
+            </w:rPr>
+            <m:t>=</m:t>
+          </m:r>
+          <m:d>
+            <m:dPr>
+              <m:ctrlPr>
+                <w:rPr>
+                  <w:rFonts w:ascii="Cambria Math" w:eastAsiaTheme="minorEastAsia" w:hAnsi="Cambria Math"/>
+                  <w:i/>
+                  <w:noProof/>
+                </w:rPr>
+              </m:ctrlPr>
+            </m:dPr>
+            <m:e>
+              <m:r>
+                <w:rPr>
+                  <w:rFonts w:ascii="Cambria Math" w:eastAsiaTheme="minorEastAsia" w:hAnsi="Cambria Math"/>
+                  <w:noProof/>
+                </w:rPr>
+                <m:t>0,</m:t>
+              </m:r>
+              <m:r>
+                <w:rPr>
+                  <w:rFonts w:ascii="Cambria Math" w:eastAsiaTheme="minorEastAsia" w:hAnsi="Cambria Math"/>
+                  <w:noProof/>
+                </w:rPr>
+                <m:t>26</m:t>
+              </m:r>
+              <m:r>
+                <w:rPr>
+                  <w:rFonts w:ascii="Cambria Math" w:eastAsiaTheme="minorEastAsia" w:hAnsi="Cambria Math"/>
+                  <w:noProof/>
+                </w:rPr>
+                <m:t>; -2,1</m:t>
+              </m:r>
+            </m:e>
+          </m:d>
+        </m:oMath>
+      </m:oMathPara>
+    </w:p>
+    <w:p>
+      <w:pPr>
+        <w:rPr>
+          <w:rFonts w:eastAsiaTheme="minorEastAsia"/>
+          <w:noProof/>
+        </w:rPr>
+      </w:pPr>
+      <w:r>
+        <w:rPr>
+          <w:rFonts w:eastAsiaTheme="minorEastAsia"/>
+          <w:noProof/>
+        </w:rPr>
+        <w:t>Portanto, podemos desenhar a região dentro do circulo unitário.</w:t>
+      </w:r>
+    </w:p>
+    <w:p>
+      <w:pPr>
+        <w:jc w:val="center"/>
+        <w:rPr>
+          <w:noProof/>
+        </w:rPr>
+      </w:pPr>
+      <w:r>
+        <w:rPr>
+          <w:noProof/>
+        </w:rPr>
+        <mc:AlternateContent>
+          <mc:Choice Requires="wpi">
+            <w:drawing>
+              <wp:anchor distT="0" distB="0" distL="114300" distR="114300" simplePos="0" relativeHeight="251704320" behindDoc="0" locked="0" layoutInCell="1" allowOverlap="1" wp14:anchorId="355CCCAA" wp14:editId="5B6F0373">
+                <wp:simplePos x="0" y="0"/>
+                <wp:positionH relativeFrom="column">
+                  <wp:posOffset>2211070</wp:posOffset>
+                </wp:positionH>
+                <wp:positionV relativeFrom="paragraph">
+                  <wp:posOffset>191135</wp:posOffset>
+                </wp:positionV>
+                <wp:extent cx="90540" cy="93345"/>
+                <wp:effectExtent l="38100" t="38100" r="43180" b="40005"/>
+                <wp:wrapNone/>
+                <wp:docPr id="65" name="Ink 65"/>
+                <wp:cNvGraphicFramePr/>
+                <a:graphic xmlns:a="http://schemas.openxmlformats.org/drawingml/2006/main">
+                  <a:graphicData uri="http://schemas.microsoft.com/office/word/2010/wordprocessingInk">
+                    <w14:contentPart bwMode="auto" r:id="rId48">
+                      <w14:nvContentPartPr>
+                        <w14:cNvContentPartPr/>
+                      </w14:nvContentPartPr>
+                      <w14:xfrm>
+                        <a:off x="0" y="0"/>
+                        <a:ext cx="90540" cy="93345"/>
+                      </w14:xfrm>
+                    </w14:contentPart>
+                  </a:graphicData>
+                </a:graphic>
+              </wp:anchor>
+            </w:drawing>
+          </mc:Choice>
+          <mc:Fallback>
+            <w:pict>
+              <v:shape w14:anchorId="29D51E37" id="Ink 65" o:spid="_x0000_s1026" type="#_x0000_t75" style="position:absolute;margin-left:173.4pt;margin-top:14.35pt;width:8.55pt;height:8.75pt;z-index:251704320;visibility:visible;mso-wrap-style:square;mso-wrap-distance-left:9pt;mso-wrap-distance-top:0;mso-wrap-distance-right:9pt;mso-wrap-distance-bottom:0;mso-position-horizontal:absolute;mso-position-horizontal-relative:text;mso-position-vertical:absolute;mso-position-vertical-relative:text" o:gfxdata="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">
+                <v:imagedata r:id="rId49" o:title=""/>
+              </v:shape>
+            </w:pict>
+          </mc:Fallback>
+        </mc:AlternateContent>
+      </w:r>
+      <w:r>
+        <w:rPr>
+          <w:noProof/>
+        </w:rPr>
+        <mc:AlternateContent>
+          <mc:Choice Requires="wpi">
+            <w:drawing>
+              <wp:anchor distT="0" distB="0" distL="114300" distR="114300" simplePos="0" relativeHeight="251700224" behindDoc="0" locked="0" layoutInCell="1" allowOverlap="1" wp14:anchorId="23174760" wp14:editId="2D83C2AC">
+                <wp:simplePos x="0" y="0"/>
+                <wp:positionH relativeFrom="column">
+                  <wp:posOffset>2193045</wp:posOffset>
+                </wp:positionH>
+                <wp:positionV relativeFrom="paragraph">
+                  <wp:posOffset>347765</wp:posOffset>
+                </wp:positionV>
+                <wp:extent cx="20520" cy="33120"/>
+                <wp:effectExtent l="38100" t="38100" r="55880" b="43180"/>
+                <wp:wrapNone/>
+                <wp:docPr id="61" name="Ink 61"/>
+                <wp:cNvGraphicFramePr/>
+                <a:graphic xmlns:a="http://schemas.openxmlformats.org/drawingml/2006/main">
+                  <a:graphicData uri="http://schemas.microsoft.com/office/word/2010/wordprocessingInk">
+                    <w14:contentPart bwMode="auto" r:id="rId50">
+                      <w14:nvContentPartPr>
+                        <w14:cNvContentPartPr/>
+                      </w14:nvContentPartPr>
+                      <w14:xfrm>
+                        <a:off x="0" y="0"/>
+                        <a:ext cx="20520" cy="33120"/>
+                      </w14:xfrm>
+                    </w14:contentPart>
+                  </a:graphicData>
+                </a:graphic>
+              </wp:anchor>
+            </w:drawing>
+          </mc:Choice>
+          <mc:Fallback>
+            <w:pict>
+              <v:shape w14:anchorId="01788402" id="Ink 61" o:spid="_x0000_s1026" type="#_x0000_t75" style="position:absolute;margin-left:172pt;margin-top:26.7pt;width:3pt;height:4pt;z-index:251700224;visibility:visible;mso-wrap-style:square;mso-wrap-distance-left:9pt;mso-wrap-distance-top:0;mso-wrap-distance-right:9pt;mso-wrap-distance-bottom:0;mso-position-horizontal:absolute;mso-position-horizontal-relative:text;mso-position-vertical:absolute;mso-position-vertical-relative:text" o:gfxdata="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">
+                <v:imagedata r:id="rId51" o:title=""/>
+              </v:shape>
+            </w:pict>
+          </mc:Fallback>
+        </mc:AlternateContent>
+      </w:r>
+      <w:r>
+        <w:rPr>
+          <w:noProof/>
+        </w:rPr>
+        <mc:AlternateContent>
+          <mc:Choice Requires="wpi">
+            <w:drawing>
+              <wp:anchor distT="0" distB="0" distL="114300" distR="114300" simplePos="0" relativeHeight="251699200" behindDoc="0" locked="0" layoutInCell="1" allowOverlap="1" wp14:anchorId="669BABBC" wp14:editId="352A6B19">
+                <wp:simplePos x="0" y="0"/>
+                <wp:positionH relativeFrom="column">
+                  <wp:posOffset>2180590</wp:posOffset>
+                </wp:positionH>
+                <wp:positionV relativeFrom="paragraph">
+                  <wp:posOffset>1840230</wp:posOffset>
+                </wp:positionV>
+                <wp:extent cx="107640" cy="106110"/>
+                <wp:effectExtent l="38100" t="38100" r="45085" b="46355"/>
+                <wp:wrapNone/>
+                <wp:docPr id="60" name="Ink 60"/>
+                <wp:cNvGraphicFramePr/>
+                <a:graphic xmlns:a="http://schemas.openxmlformats.org/drawingml/2006/main">
+                  <a:graphicData uri="http://schemas.microsoft.com/office/word/2010/wordprocessingInk">
+                    <w14:contentPart bwMode="auto" r:id="rId52">
+                      <w14:nvContentPartPr>
+                        <w14:cNvContentPartPr/>
+                      </w14:nvContentPartPr>
+                      <w14:xfrm>
+                        <a:off x="0" y="0"/>
+                        <a:ext cx="107640" cy="106110"/>
+                      </w14:xfrm>
+                    </w14:contentPart>
+                  </a:graphicData>
+                </a:graphic>
+              </wp:anchor>
+            </w:drawing>
+          </mc:Choice>
+          <mc:Fallback>
+            <w:pict>
+              <v:shape w14:anchorId="51563B80" id="Ink 60" o:spid="_x0000_s1026" type="#_x0000_t75" style="position:absolute;margin-left:171pt;margin-top:144.2pt;width:9.9pt;height:9.75pt;z-index:251699200;visibility:visible;mso-wrap-style:square;mso-wrap-distance-left:9pt;mso-wrap-distance-top:0;mso-wrap-distance-right:9pt;mso-wrap-distance-bottom:0;mso-position-horizontal:absolute;mso-position-horizontal-relative:text;mso-position-vertical:absolute;mso-position-vertical-relative:text" o:gfxdata="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">
+                <v:imagedata r:id="rId53" o:title=""/>
+              </v:shape>
+            </w:pict>
+          </mc:Fallback>
+        </mc:AlternateContent>
+      </w:r>
+      <w:r>
+        <w:rPr>
+          <w:noProof/>
+        </w:rPr>
+        <mc:AlternateContent>
+          <mc:Choice Requires="wpi">
+            <w:drawing>
+              <wp:anchor distT="0" distB="0" distL="114300" distR="114300" simplePos="0" relativeHeight="251694080" behindDoc="0" locked="0" layoutInCell="1" allowOverlap="1" wp14:anchorId="115C97F4" wp14:editId="7DD0F30E">
+                <wp:simplePos x="0" y="0"/>
+                <wp:positionH relativeFrom="column">
+                  <wp:posOffset>2199525</wp:posOffset>
+                </wp:positionH>
+                <wp:positionV relativeFrom="paragraph">
+                  <wp:posOffset>1760765</wp:posOffset>
+                </wp:positionV>
+                <wp:extent cx="15840" cy="15480"/>
+                <wp:effectExtent l="38100" t="38100" r="41910" b="41910"/>
+                <wp:wrapNone/>
+                <wp:docPr id="55" name="Ink 55"/>
+                <wp:cNvGraphicFramePr/>
+                <a:graphic xmlns:a="http://schemas.openxmlformats.org/drawingml/2006/main">
+                  <a:graphicData uri="http://schemas.microsoft.com/office/word/2010/wordprocessingInk">
+                    <w14:contentPart bwMode="auto" r:id="rId54">
+                      <w14:nvContentPartPr>
+                        <w14:cNvContentPartPr/>
+                      </w14:nvContentPartPr>
+                      <w14:xfrm>
+                        <a:off x="0" y="0"/>
+                        <a:ext cx="15840" cy="15480"/>
+                      </w14:xfrm>
+                    </w14:contentPart>
+                  </a:graphicData>
+                </a:graphic>
+              </wp:anchor>
+            </w:drawing>
+          </mc:Choice>
+          <mc:Fallback>
+            <w:pict>
+              <v:shape w14:anchorId="0EB26A19" id="Ink 55" o:spid="_x0000_s1026" type="#_x0000_t75" style="position:absolute;margin-left:172.5pt;margin-top:137.95pt;width:2.7pt;height:2.6pt;z-index:251694080;visibility:visible;mso-wrap-style:square;mso-wrap-distance-left:9pt;mso-wrap-distance-top:0;mso-wrap-distance-right:9pt;mso-wrap-distance-bottom:0;mso-position-horizontal:absolute;mso-position-horizontal-relative:text;mso-position-vertical:absolute;mso-position-vertical-relative:text" o:gfxdata="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">
+                <v:imagedata r:id="rId55" o:title=""/>
+              </v:shape>
+            </w:pict>
+          </mc:Fallback>
+        </mc:AlternateContent>
+      </w:r>
+      <w:r>
+        <w:rPr>
+          <w:noProof/>
+        </w:rPr>
+        <mc:AlternateContent>
+          <mc:Choice Requires="wpi">
+            <w:drawing>
+              <wp:anchor distT="0" distB="0" distL="114300" distR="114300" simplePos="0" relativeHeight="251693056" behindDoc="0" locked="0" layoutInCell="1" allowOverlap="1" wp14:anchorId="0E1EAFCA" wp14:editId="5205FC8E">
+                <wp:simplePos x="0" y="0"/>
+                <wp:positionH relativeFrom="column">
+                  <wp:posOffset>2454910</wp:posOffset>
+                </wp:positionH>
+                <wp:positionV relativeFrom="paragraph">
+                  <wp:posOffset>1113790</wp:posOffset>
+                </wp:positionV>
+                <wp:extent cx="102570" cy="116720"/>
+                <wp:effectExtent l="38100" t="57150" r="50165" b="55245"/>
+                <wp:wrapNone/>
+                <wp:docPr id="54" name="Ink 54"/>
+                <wp:cNvGraphicFramePr/>
+                <a:graphic xmlns:a="http://schemas.openxmlformats.org/drawingml/2006/main">
+                  <a:graphicData uri="http://schemas.microsoft.com/office/word/2010/wordprocessingInk">
+                    <w14:contentPart bwMode="auto" r:id="rId56">
+                      <w14:nvContentPartPr>
+                        <w14:cNvContentPartPr/>
+                      </w14:nvContentPartPr>
+                      <w14:xfrm>
+                        <a:off x="0" y="0"/>
+                        <a:ext cx="102570" cy="116720"/>
+                      </w14:xfrm>
+                    </w14:contentPart>
+                  </a:graphicData>
+                </a:graphic>
+              </wp:anchor>
+            </w:drawing>
+          </mc:Choice>
+          <mc:Fallback>
+            <w:pict>
+              <v:shape w14:anchorId="706487BA" id="Ink 54" o:spid="_x0000_s1026" type="#_x0000_t75" style="position:absolute;margin-left:192.6pt;margin-top:87pt;width:9.5pt;height:10.65pt;z-index:251693056;visibility:visible;mso-wrap-style:square;mso-wrap-distance-left:9pt;mso-wrap-distance-top:0;mso-wrap-distance-right:9pt;mso-wrap-distance-bottom:0;mso-position-horizontal:absolute;mso-position-horizontal-relative:text;mso-position-vertical:absolute;mso-position-vertical-relative:text" o:gfxdata="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">
+                <v:imagedata r:id="rId57" o:title=""/>
+              </v:shape>
+            </w:pict>
+          </mc:Fallback>
+        </mc:AlternateContent>
+      </w:r>
+      <w:r>
+        <w:rPr>
+          <w:noProof/>
+        </w:rPr>
+        <mc:AlternateContent>
+          <mc:Choice Requires="wpi">
+            <w:drawing>
+              <wp:anchor distT="0" distB="0" distL="114300" distR="114300" simplePos="0" relativeHeight="251688960" behindDoc="0" locked="0" layoutInCell="1" allowOverlap="1" wp14:anchorId="751EC07B" wp14:editId="1DEF340E">
+                <wp:simplePos x="0" y="0"/>
+                <wp:positionH relativeFrom="column">
+                  <wp:posOffset>2459085</wp:posOffset>
+                </wp:positionH>
+                <wp:positionV relativeFrom="paragraph">
+                  <wp:posOffset>1295645</wp:posOffset>
+                </wp:positionV>
+                <wp:extent cx="26640" cy="19800"/>
+                <wp:effectExtent l="38100" t="38100" r="50165" b="56515"/>
+                <wp:wrapNone/>
+                <wp:docPr id="50" name="Ink 50"/>
+                <wp:cNvGraphicFramePr/>
+                <a:graphic xmlns:a="http://schemas.openxmlformats.org/drawingml/2006/main">
+                  <a:graphicData uri="http://schemas.microsoft.com/office/word/2010/wordprocessingInk">
+                    <w14:contentPart bwMode="auto" r:id="rId58">
+                      <w14:nvContentPartPr>
+                        <w14:cNvContentPartPr/>
+                      </w14:nvContentPartPr>
+                      <w14:xfrm>
+                        <a:off x="0" y="0"/>
+                        <a:ext cx="26640" cy="19800"/>
+                      </w14:xfrm>
+                    </w14:contentPart>
+                  </a:graphicData>
+                </a:graphic>
+              </wp:anchor>
+            </w:drawing>
+          </mc:Choice>
+          <mc:Fallback>
+            <w:pict>
+              <v:shape w14:anchorId="4388E80A" id="Ink 50" o:spid="_x0000_s1026" type="#_x0000_t75" style="position:absolute;margin-left:192.95pt;margin-top:101.3pt;width:3.55pt;height:2.95pt;z-index:251688960;visibility:visible;mso-wrap-style:square;mso-wrap-distance-left:9pt;mso-wrap-distance-top:0;mso-wrap-distance-right:9pt;mso-wrap-distance-bottom:0;mso-position-horizontal:absolute;mso-position-horizontal-relative:text;mso-position-vertical:absolute;mso-position-vertical-relative:text" o:gfxdata="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">
+                <v:imagedata r:id="rId59" o:title=""/>
+              </v:shape>
+            </w:pict>
+          </mc:Fallback>
+        </mc:AlternateContent>
+      </w:r>
+      <w:r>
+        <w:rPr>
+          <w:noProof/>
+        </w:rPr>
+        <mc:AlternateContent>
+          <mc:Choice Requires="wpi">
+            <w:drawing>
+              <wp:anchor distT="0" distB="0" distL="114300" distR="114300" simplePos="0" relativeHeight="251687936" behindDoc="0" locked="0" layoutInCell="1" allowOverlap="1" wp14:anchorId="49BB9160" wp14:editId="6C3E0091">
+                <wp:simplePos x="0" y="0"/>
+                <wp:positionH relativeFrom="column">
+                  <wp:posOffset>2443480</wp:posOffset>
+                </wp:positionH>
+                <wp:positionV relativeFrom="paragraph">
+                  <wp:posOffset>876300</wp:posOffset>
+                </wp:positionV>
+                <wp:extent cx="93600" cy="103255"/>
+                <wp:effectExtent l="38100" t="38100" r="40005" b="49530"/>
+                <wp:wrapNone/>
+                <wp:docPr id="49" name="Ink 49"/>
+                <wp:cNvGraphicFramePr/>
+                <a:graphic xmlns:a="http://schemas.openxmlformats.org/drawingml/2006/main">
+                  <a:graphicData uri="http://schemas.microsoft.com/office/word/2010/wordprocessingInk">
+                    <w14:contentPart bwMode="auto" r:id="rId60">
+                      <w14:nvContentPartPr>
+                        <w14:cNvContentPartPr/>
+                      </w14:nvContentPartPr>
+                      <w14:xfrm>
+                        <a:off x="0" y="0"/>
+                        <a:ext cx="93600" cy="103255"/>
+                      </w14:xfrm>
+                    </w14:contentPart>
+                  </a:graphicData>
+                </a:graphic>
+              </wp:anchor>
+            </w:drawing>
+          </mc:Choice>
+          <mc:Fallback>
+            <w:pict>
+              <v:shape w14:anchorId="0AB81D9C" id="Ink 49" o:spid="_x0000_s1026" type="#_x0000_t75" style="position:absolute;margin-left:191.7pt;margin-top:68.3pt;width:8.75pt;height:9.55pt;z-index:251687936;visibility:visible;mso-wrap-style:square;mso-wrap-distance-left:9pt;mso-wrap-distance-top:0;mso-wrap-distance-right:9pt;mso-wrap-distance-bottom:0;mso-position-horizontal:absolute;mso-position-horizontal-relative:text;mso-position-vertical:absolute;mso-position-vertical-relative:text" o:gfxdata="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">
+                <v:imagedata r:id="rId61" o:title=""/>
+              </v:shape>
+            </w:pict>
+          </mc:Fallback>
+        </mc:AlternateContent>
+      </w:r>
+      <w:r>
+        <w:rPr>
+          <w:noProof/>
+        </w:rPr>
+        <mc:AlternateContent>
+          <mc:Choice Requires="wpi">
+            <w:drawing>
+              <wp:anchor distT="0" distB="0" distL="114300" distR="114300" simplePos="0" relativeHeight="251683840" behindDoc="0" locked="0" layoutInCell="1" allowOverlap="1" wp14:anchorId="4C06A3DB" wp14:editId="34CAE7DA">
+                <wp:simplePos x="0" y="0"/>
+                <wp:positionH relativeFrom="column">
+                  <wp:posOffset>2461605</wp:posOffset>
+                </wp:positionH>
+                <wp:positionV relativeFrom="paragraph">
+                  <wp:posOffset>802445</wp:posOffset>
+                </wp:positionV>
+                <wp:extent cx="26640" cy="25200"/>
+                <wp:effectExtent l="38100" t="38100" r="50165" b="51435"/>
+                <wp:wrapNone/>
+                <wp:docPr id="45" name="Ink 45"/>
+                <wp:cNvGraphicFramePr/>
+                <a:graphic xmlns:a="http://schemas.openxmlformats.org/drawingml/2006/main">
+                  <a:graphicData uri="http://schemas.microsoft.com/office/word/2010/wordprocessingInk">
+                    <w14:contentPart bwMode="auto" r:id="rId62">
+                      <w14:nvContentPartPr>
+                        <w14:cNvContentPartPr/>
+                      </w14:nvContentPartPr>
+                      <w14:xfrm>
+                        <a:off x="0" y="0"/>
+                        <a:ext cx="26640" cy="25200"/>
+                      </w14:xfrm>
+                    </w14:contentPart>
+                  </a:graphicData>
+                </a:graphic>
+              </wp:anchor>
+            </w:drawing>
+          </mc:Choice>
+          <mc:Fallback>
+            <w:pict>
+              <v:shape w14:anchorId="1A262359" id="Ink 45" o:spid="_x0000_s1026" type="#_x0000_t75" style="position:absolute;margin-left:193.15pt;margin-top:62.5pt;width:3.55pt;height:3.4pt;z-index:251683840;visibility:visible;mso-wrap-style:square;mso-wrap-distance-left:9pt;mso-wrap-distance-top:0;mso-wrap-distance-right:9pt;mso-wrap-distance-bottom:0;mso-position-horizontal:absolute;mso-position-horizontal-relative:text;mso-position-vertical:absolute;mso-position-vertical-relative:text" o:gfxdata="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">
+                <v:imagedata r:id="rId63" o:title=""/>
+              </v:shape>
+            </w:pict>
+          </mc:Fallback>
+        </mc:AlternateContent>
+      </w:r>
       <w:r>
         <w:rPr>
           <w:noProof/>
@@ -3422,7 +6027,7 @@
                     <pic:cNvPicPr/>
                   </pic:nvPicPr>
                   <pic:blipFill>
-                    <a:blip r:embed="rId23"/>
+                    <a:blip r:embed="rId64"/>
                     <a:stretch>
                       <a:fillRect/>
                     </a:stretch>
@@ -3449,24 +6054,2161 @@
           <w:noProof/>
         </w:rPr>
       </w:pPr>
-    </w:p>
-    <w:p>
-      <w:pPr>
-        <w:rPr>
-          <w:noProof/>
-        </w:rPr>
-      </w:pPr>
-    </w:p>
-    <w:p>
-      <w:pPr>
-        <w:rPr>
-          <w:noProof/>
-        </w:rPr>
-      </w:pPr>
-      <w:r>
-        <w:rPr>
-          <w:noProof/>
-        </w:rPr>
+      <w:r>
+        <w:rPr>
+          <w:noProof/>
+        </w:rPr>
+        <w:t>Segunda figura:</w:t>
+      </w:r>
+    </w:p>
+    <w:p>
+      <w:pPr>
+        <w:rPr>
+          <w:noProof/>
+        </w:rPr>
+      </w:pPr>
+      <w:r>
+        <w:rPr>
+          <w:noProof/>
+        </w:rPr>
+        <w:t>Seguindo a mesma lógica, mapearemos os 5 pontos:</w:t>
+      </w:r>
+    </w:p>
+    <w:p>
+      <w:pPr>
+        <w:rPr>
+          <w:rFonts w:eastAsiaTheme="minorEastAsia"/>
+          <w:noProof/>
+        </w:rPr>
+      </w:pPr>
+      <m:oMathPara>
+        <m:oMath>
+          <m:r>
+            <w:rPr>
+              <w:rFonts w:ascii="Cambria Math" w:hAnsi="Cambria Math"/>
+              <w:noProof/>
+            </w:rPr>
+            <m:t>z=</m:t>
+          </m:r>
+          <m:sSup>
+            <m:sSupPr>
+              <m:ctrlPr>
+                <w:rPr>
+                  <w:rFonts w:ascii="Cambria Math" w:hAnsi="Cambria Math"/>
+                  <w:i/>
+                  <w:noProof/>
+                </w:rPr>
+              </m:ctrlPr>
+            </m:sSupPr>
+            <m:e>
+              <m:r>
+                <w:rPr>
+                  <w:rFonts w:ascii="Cambria Math" w:hAnsi="Cambria Math"/>
+                  <w:noProof/>
+                </w:rPr>
+                <m:t>e</m:t>
+              </m:r>
+            </m:e>
+            <m:sup>
+              <m:r>
+                <w:rPr>
+                  <w:rFonts w:ascii="Cambria Math" w:hAnsi="Cambria Math"/>
+                  <w:noProof/>
+                </w:rPr>
+                <m:t>sT</m:t>
+              </m:r>
+            </m:sup>
+          </m:sSup>
+        </m:oMath>
+      </m:oMathPara>
+    </w:p>
+    <w:p>
+      <w:pPr>
+        <w:rPr>
+          <w:rFonts w:eastAsiaTheme="minorEastAsia"/>
+          <w:noProof/>
+        </w:rPr>
+      </w:pPr>
+      <m:oMathPara>
+        <m:oMath>
+          <m:r>
+            <w:rPr>
+              <w:rFonts w:ascii="Cambria Math" w:eastAsiaTheme="minorEastAsia" w:hAnsi="Cambria Math"/>
+              <w:noProof/>
+            </w:rPr>
+            <m:t>s=σ+jω</m:t>
+          </m:r>
+        </m:oMath>
+      </m:oMathPara>
+    </w:p>
+    <w:p>
+      <w:pPr>
+        <w:rPr>
+          <w:rFonts w:eastAsiaTheme="minorEastAsia"/>
+          <w:noProof/>
+        </w:rPr>
+      </w:pPr>
+      <m:oMathPara>
+        <m:oMath>
+          <m:sSub>
+            <m:sSubPr>
+              <m:ctrlPr>
+                <w:rPr>
+                  <w:rFonts w:ascii="Cambria Math" w:eastAsiaTheme="minorEastAsia" w:hAnsi="Cambria Math"/>
+                  <w:i/>
+                  <w:noProof/>
+                </w:rPr>
+              </m:ctrlPr>
+            </m:sSubPr>
+            <m:e>
+              <m:r>
+                <w:rPr>
+                  <w:rFonts w:ascii="Cambria Math" w:eastAsiaTheme="minorEastAsia" w:hAnsi="Cambria Math"/>
+                  <w:noProof/>
+                </w:rPr>
+                <m:t>p</m:t>
+              </m:r>
+            </m:e>
+            <m:sub>
+              <m:r>
+                <w:rPr>
+                  <w:rFonts w:ascii="Cambria Math" w:eastAsiaTheme="minorEastAsia" w:hAnsi="Cambria Math"/>
+                  <w:noProof/>
+                </w:rPr>
+                <m:t>1</m:t>
+              </m:r>
+            </m:sub>
+          </m:sSub>
+          <m:r>
+            <w:rPr>
+              <w:rFonts w:ascii="Cambria Math" w:eastAsiaTheme="minorEastAsia" w:hAnsi="Cambria Math"/>
+              <w:noProof/>
+            </w:rPr>
+            <m:t>(s)</m:t>
+          </m:r>
+          <m:r>
+            <w:rPr>
+              <w:rFonts w:ascii="Cambria Math" w:eastAsiaTheme="minorEastAsia" w:hAnsi="Cambria Math"/>
+              <w:noProof/>
+            </w:rPr>
+            <m:t>=</m:t>
+          </m:r>
+          <m:r>
+            <w:rPr>
+              <w:rFonts w:ascii="Cambria Math" w:eastAsiaTheme="minorEastAsia" w:hAnsi="Cambria Math"/>
+              <w:noProof/>
+            </w:rPr>
+            <m:t>0</m:t>
+          </m:r>
+          <m:r>
+            <w:rPr>
+              <w:rFonts w:ascii="Cambria Math" w:eastAsiaTheme="minorEastAsia" w:hAnsi="Cambria Math"/>
+              <w:noProof/>
+            </w:rPr>
+            <m:t>±</m:t>
+          </m:r>
+          <m:r>
+            <w:rPr>
+              <w:rFonts w:ascii="Cambria Math" w:eastAsiaTheme="minorEastAsia" w:hAnsi="Cambria Math"/>
+              <w:noProof/>
+            </w:rPr>
+            <m:t>j0</m:t>
+          </m:r>
+        </m:oMath>
+      </m:oMathPara>
+    </w:p>
+    <w:p>
+      <w:pPr>
+        <w:rPr>
+          <w:rFonts w:eastAsiaTheme="minorEastAsia"/>
+          <w:noProof/>
+        </w:rPr>
+      </w:pPr>
+      <m:oMathPara>
+        <m:oMath>
+          <m:sSub>
+            <m:sSubPr>
+              <m:ctrlPr>
+                <w:rPr>
+                  <w:rFonts w:ascii="Cambria Math" w:eastAsiaTheme="minorEastAsia" w:hAnsi="Cambria Math"/>
+                  <w:i/>
+                  <w:noProof/>
+                </w:rPr>
+              </m:ctrlPr>
+            </m:sSubPr>
+            <m:e>
+              <m:r>
+                <w:rPr>
+                  <w:rFonts w:ascii="Cambria Math" w:eastAsiaTheme="minorEastAsia" w:hAnsi="Cambria Math"/>
+                  <w:noProof/>
+                </w:rPr>
+                <m:t>p</m:t>
+              </m:r>
+            </m:e>
+            <m:sub>
+              <m:r>
+                <w:rPr>
+                  <w:rFonts w:ascii="Cambria Math" w:eastAsiaTheme="minorEastAsia" w:hAnsi="Cambria Math"/>
+                  <w:noProof/>
+                </w:rPr>
+                <m:t>1</m:t>
+              </m:r>
+            </m:sub>
+          </m:sSub>
+          <m:r>
+            <w:rPr>
+              <w:rFonts w:ascii="Cambria Math" w:eastAsiaTheme="minorEastAsia" w:hAnsi="Cambria Math"/>
+              <w:noProof/>
+            </w:rPr>
+            <m:t>(z)</m:t>
+          </m:r>
+          <m:r>
+            <w:rPr>
+              <w:rFonts w:ascii="Cambria Math" w:eastAsiaTheme="minorEastAsia" w:hAnsi="Cambria Math"/>
+              <w:noProof/>
+            </w:rPr>
+            <m:t>=</m:t>
+          </m:r>
+          <m:sSup>
+            <m:sSupPr>
+              <m:ctrlPr>
+                <w:rPr>
+                  <w:rFonts w:ascii="Cambria Math" w:eastAsiaTheme="minorEastAsia" w:hAnsi="Cambria Math"/>
+                  <w:i/>
+                  <w:noProof/>
+                </w:rPr>
+              </m:ctrlPr>
+            </m:sSupPr>
+            <m:e>
+              <m:r>
+                <w:rPr>
+                  <w:rFonts w:ascii="Cambria Math" w:eastAsiaTheme="minorEastAsia" w:hAnsi="Cambria Math"/>
+                  <w:noProof/>
+                </w:rPr>
+                <m:t>e</m:t>
+              </m:r>
+            </m:e>
+            <m:sup>
+              <m:r>
+                <w:rPr>
+                  <w:rFonts w:ascii="Cambria Math" w:eastAsiaTheme="minorEastAsia" w:hAnsi="Cambria Math"/>
+                  <w:noProof/>
+                </w:rPr>
+                <m:t>0,</m:t>
+              </m:r>
+              <m:r>
+                <w:rPr>
+                  <w:rFonts w:ascii="Cambria Math" w:eastAsiaTheme="minorEastAsia" w:hAnsi="Cambria Math"/>
+                  <w:noProof/>
+                </w:rPr>
+                <m:t>3</m:t>
+              </m:r>
+              <m:d>
+                <m:dPr>
+                  <m:ctrlPr>
+                    <w:rPr>
+                      <w:rFonts w:ascii="Cambria Math" w:eastAsiaTheme="minorEastAsia" w:hAnsi="Cambria Math"/>
+                      <w:i/>
+                      <w:noProof/>
+                    </w:rPr>
+                  </m:ctrlPr>
+                </m:dPr>
+                <m:e>
+                  <m:r>
+                    <w:rPr>
+                      <w:rFonts w:ascii="Cambria Math" w:eastAsiaTheme="minorEastAsia" w:hAnsi="Cambria Math"/>
+                      <w:noProof/>
+                    </w:rPr>
+                    <m:t>0</m:t>
+                  </m:r>
+                  <m:r>
+                    <w:rPr>
+                      <w:rFonts w:ascii="Cambria Math" w:eastAsiaTheme="minorEastAsia" w:hAnsi="Cambria Math"/>
+                      <w:noProof/>
+                    </w:rPr>
+                    <m:t>±</m:t>
+                  </m:r>
+                  <m:r>
+                    <w:rPr>
+                      <w:rFonts w:ascii="Cambria Math" w:eastAsiaTheme="minorEastAsia" w:hAnsi="Cambria Math"/>
+                      <w:noProof/>
+                    </w:rPr>
+                    <m:t>j0</m:t>
+                  </m:r>
+                </m:e>
+              </m:d>
+            </m:sup>
+          </m:sSup>
+        </m:oMath>
+      </m:oMathPara>
+    </w:p>
+    <w:p>
+      <w:pPr>
+        <w:rPr>
+          <w:rFonts w:eastAsiaTheme="minorEastAsia"/>
+          <w:noProof/>
+        </w:rPr>
+      </w:pPr>
+      <m:oMathPara>
+        <m:oMath>
+          <m:sSub>
+            <m:sSubPr>
+              <m:ctrlPr>
+                <w:rPr>
+                  <w:rFonts w:ascii="Cambria Math" w:eastAsiaTheme="minorEastAsia" w:hAnsi="Cambria Math"/>
+                  <w:i/>
+                  <w:noProof/>
+                </w:rPr>
+              </m:ctrlPr>
+            </m:sSubPr>
+            <m:e>
+              <m:r>
+                <w:rPr>
+                  <w:rFonts w:ascii="Cambria Math" w:eastAsiaTheme="minorEastAsia" w:hAnsi="Cambria Math"/>
+                  <w:noProof/>
+                </w:rPr>
+                <m:t>p</m:t>
+              </m:r>
+            </m:e>
+            <m:sub>
+              <m:r>
+                <w:rPr>
+                  <w:rFonts w:ascii="Cambria Math" w:eastAsiaTheme="minorEastAsia" w:hAnsi="Cambria Math"/>
+                  <w:noProof/>
+                </w:rPr>
+                <m:t>1</m:t>
+              </m:r>
+            </m:sub>
+          </m:sSub>
+          <m:r>
+            <w:rPr>
+              <w:rFonts w:ascii="Cambria Math" w:eastAsiaTheme="minorEastAsia" w:hAnsi="Cambria Math"/>
+              <w:noProof/>
+            </w:rPr>
+            <m:t>=</m:t>
+          </m:r>
+          <m:r>
+            <w:rPr>
+              <w:rFonts w:ascii="Cambria Math" w:eastAsiaTheme="minorEastAsia" w:hAnsi="Cambria Math"/>
+              <w:noProof/>
+            </w:rPr>
+            <m:t>1</m:t>
+          </m:r>
+        </m:oMath>
+      </m:oMathPara>
+    </w:p>
+    <w:p>
+      <w:pPr>
+        <w:rPr>
+          <w:rFonts w:eastAsiaTheme="minorEastAsia"/>
+          <w:noProof/>
+        </w:rPr>
+      </w:pPr>
+      <m:oMathPara>
+        <m:oMath>
+          <m:d>
+            <m:dPr>
+              <m:begChr m:val="|"/>
+              <m:endChr m:val="|"/>
+              <m:ctrlPr>
+                <w:rPr>
+                  <w:rFonts w:ascii="Cambria Math" w:eastAsiaTheme="minorEastAsia" w:hAnsi="Cambria Math"/>
+                  <w:i/>
+                  <w:noProof/>
+                </w:rPr>
+              </m:ctrlPr>
+            </m:dPr>
+            <m:e>
+              <m:sSub>
+                <m:sSubPr>
+                  <m:ctrlPr>
+                    <w:rPr>
+                      <w:rFonts w:ascii="Cambria Math" w:eastAsiaTheme="minorEastAsia" w:hAnsi="Cambria Math"/>
+                      <w:i/>
+                      <w:noProof/>
+                    </w:rPr>
+                  </m:ctrlPr>
+                </m:sSubPr>
+                <m:e>
+                  <m:r>
+                    <w:rPr>
+                      <w:rFonts w:ascii="Cambria Math" w:eastAsiaTheme="minorEastAsia" w:hAnsi="Cambria Math"/>
+                      <w:noProof/>
+                    </w:rPr>
+                    <m:t>p</m:t>
+                  </m:r>
+                </m:e>
+                <m:sub>
+                  <m:r>
+                    <w:rPr>
+                      <w:rFonts w:ascii="Cambria Math" w:eastAsiaTheme="minorEastAsia" w:hAnsi="Cambria Math"/>
+                      <w:noProof/>
+                    </w:rPr>
+                    <m:t>1</m:t>
+                  </m:r>
+                </m:sub>
+              </m:sSub>
+              <m:d>
+                <m:dPr>
+                  <m:ctrlPr>
+                    <w:rPr>
+                      <w:rFonts w:ascii="Cambria Math" w:eastAsiaTheme="minorEastAsia" w:hAnsi="Cambria Math"/>
+                      <w:i/>
+                      <w:noProof/>
+                    </w:rPr>
+                  </m:ctrlPr>
+                </m:dPr>
+                <m:e>
+                  <m:r>
+                    <w:rPr>
+                      <w:rFonts w:ascii="Cambria Math" w:eastAsiaTheme="minorEastAsia" w:hAnsi="Cambria Math"/>
+                      <w:noProof/>
+                    </w:rPr>
+                    <m:t>z</m:t>
+                  </m:r>
+                </m:e>
+              </m:d>
+            </m:e>
+          </m:d>
+          <m:r>
+            <w:rPr>
+              <w:rFonts w:ascii="Cambria Math" w:eastAsiaTheme="minorEastAsia" w:hAnsi="Cambria Math"/>
+              <w:noProof/>
+            </w:rPr>
+            <m:t>=</m:t>
+          </m:r>
+          <m:r>
+            <w:rPr>
+              <w:rFonts w:ascii="Cambria Math" w:eastAsiaTheme="minorEastAsia" w:hAnsi="Cambria Math"/>
+              <w:noProof/>
+            </w:rPr>
+            <m:t>1</m:t>
+          </m:r>
+          <m:r>
+            <w:rPr>
+              <w:rFonts w:ascii="Cambria Math" w:eastAsiaTheme="minorEastAsia" w:hAnsi="Cambria Math"/>
+              <w:noProof/>
+            </w:rPr>
+            <m:t xml:space="preserve">      ∠</m:t>
+          </m:r>
+          <m:sSub>
+            <m:sSubPr>
+              <m:ctrlPr>
+                <w:rPr>
+                  <w:rFonts w:ascii="Cambria Math" w:eastAsiaTheme="minorEastAsia" w:hAnsi="Cambria Math"/>
+                  <w:i/>
+                  <w:noProof/>
+                </w:rPr>
+              </m:ctrlPr>
+            </m:sSubPr>
+            <m:e>
+              <m:r>
+                <w:rPr>
+                  <w:rFonts w:ascii="Cambria Math" w:eastAsiaTheme="minorEastAsia" w:hAnsi="Cambria Math"/>
+                  <w:noProof/>
+                </w:rPr>
+                <m:t>p</m:t>
+              </m:r>
+            </m:e>
+            <m:sub>
+              <m:r>
+                <w:rPr>
+                  <w:rFonts w:ascii="Cambria Math" w:eastAsiaTheme="minorEastAsia" w:hAnsi="Cambria Math"/>
+                  <w:noProof/>
+                </w:rPr>
+                <m:t>1</m:t>
+              </m:r>
+            </m:sub>
+          </m:sSub>
+          <m:d>
+            <m:dPr>
+              <m:ctrlPr>
+                <w:rPr>
+                  <w:rFonts w:ascii="Cambria Math" w:eastAsiaTheme="minorEastAsia" w:hAnsi="Cambria Math"/>
+                  <w:i/>
+                  <w:noProof/>
+                </w:rPr>
+              </m:ctrlPr>
+            </m:dPr>
+            <m:e>
+              <m:r>
+                <w:rPr>
+                  <w:rFonts w:ascii="Cambria Math" w:eastAsiaTheme="minorEastAsia" w:hAnsi="Cambria Math"/>
+                  <w:noProof/>
+                </w:rPr>
+                <m:t>z</m:t>
+              </m:r>
+            </m:e>
+          </m:d>
+          <m:r>
+            <w:rPr>
+              <w:rFonts w:ascii="Cambria Math" w:eastAsiaTheme="minorEastAsia" w:hAnsi="Cambria Math"/>
+              <w:noProof/>
+            </w:rPr>
+            <m:t xml:space="preserve">= </m:t>
+          </m:r>
+          <m:r>
+            <w:rPr>
+              <w:rFonts w:ascii="Cambria Math" w:eastAsiaTheme="minorEastAsia" w:hAnsi="Cambria Math"/>
+              <w:noProof/>
+            </w:rPr>
+            <m:t xml:space="preserve">0 </m:t>
+          </m:r>
+          <m:r>
+            <w:rPr>
+              <w:rFonts w:ascii="Cambria Math" w:eastAsiaTheme="minorEastAsia" w:hAnsi="Cambria Math"/>
+              <w:noProof/>
+            </w:rPr>
+            <m:t>rad</m:t>
+          </m:r>
+        </m:oMath>
+      </m:oMathPara>
+    </w:p>
+    <w:p>
+      <w:pPr>
+        <w:rPr>
+          <w:rFonts w:eastAsiaTheme="minorEastAsia"/>
+          <w:noProof/>
+        </w:rPr>
+      </w:pPr>
+      <w:r>
+        <w:rPr>
+          <w:rFonts w:eastAsiaTheme="minorEastAsia"/>
+          <w:noProof/>
+        </w:rPr>
+        <w:t>Portanto o mapeamento no circulo unitário será:</w:t>
+      </w:r>
+    </w:p>
+    <w:p>
+      <w:pPr>
+        <w:rPr>
+          <w:rFonts w:eastAsiaTheme="minorEastAsia"/>
+          <w:noProof/>
+        </w:rPr>
+      </w:pPr>
+      <m:oMathPara>
+        <m:oMath>
+          <m:sSub>
+            <m:sSubPr>
+              <m:ctrlPr>
+                <w:rPr>
+                  <w:rFonts w:ascii="Cambria Math" w:eastAsiaTheme="minorEastAsia" w:hAnsi="Cambria Math"/>
+                  <w:i/>
+                  <w:noProof/>
+                </w:rPr>
+              </m:ctrlPr>
+            </m:sSubPr>
+            <m:e>
+              <m:r>
+                <w:rPr>
+                  <w:rFonts w:ascii="Cambria Math" w:eastAsiaTheme="minorEastAsia" w:hAnsi="Cambria Math"/>
+                  <w:noProof/>
+                </w:rPr>
+                <m:t>p</m:t>
+              </m:r>
+            </m:e>
+            <m:sub>
+              <m:r>
+                <w:rPr>
+                  <w:rFonts w:ascii="Cambria Math" w:eastAsiaTheme="minorEastAsia" w:hAnsi="Cambria Math"/>
+                  <w:noProof/>
+                </w:rPr>
+                <m:t>1</m:t>
+              </m:r>
+            </m:sub>
+          </m:sSub>
+          <m:d>
+            <m:dPr>
+              <m:ctrlPr>
+                <w:rPr>
+                  <w:rFonts w:ascii="Cambria Math" w:eastAsiaTheme="minorEastAsia" w:hAnsi="Cambria Math"/>
+                  <w:i/>
+                  <w:noProof/>
+                </w:rPr>
+              </m:ctrlPr>
+            </m:dPr>
+            <m:e>
+              <m:r>
+                <w:rPr>
+                  <w:rFonts w:ascii="Cambria Math" w:eastAsiaTheme="minorEastAsia" w:hAnsi="Cambria Math"/>
+                  <w:noProof/>
+                </w:rPr>
+                <m:t>z</m:t>
+              </m:r>
+            </m:e>
+          </m:d>
+          <m:r>
+            <w:rPr>
+              <w:rFonts w:ascii="Cambria Math" w:eastAsiaTheme="minorEastAsia" w:hAnsi="Cambria Math"/>
+              <w:noProof/>
+            </w:rPr>
+            <m:t>=(</m:t>
+          </m:r>
+          <m:r>
+            <w:rPr>
+              <w:rFonts w:ascii="Cambria Math" w:eastAsiaTheme="minorEastAsia" w:hAnsi="Cambria Math"/>
+              <w:noProof/>
+            </w:rPr>
+            <m:t>1</m:t>
+          </m:r>
+          <m:r>
+            <w:rPr>
+              <w:rFonts w:ascii="Cambria Math" w:eastAsiaTheme="minorEastAsia" w:hAnsi="Cambria Math"/>
+              <w:noProof/>
+            </w:rPr>
+            <m:t xml:space="preserve">; </m:t>
+          </m:r>
+          <m:r>
+            <w:rPr>
+              <w:rFonts w:ascii="Cambria Math" w:eastAsiaTheme="minorEastAsia" w:hAnsi="Cambria Math"/>
+              <w:noProof/>
+            </w:rPr>
+            <m:t>0</m:t>
+          </m:r>
+          <m:r>
+            <w:rPr>
+              <w:rFonts w:ascii="Cambria Math" w:eastAsiaTheme="minorEastAsia" w:hAnsi="Cambria Math"/>
+              <w:noProof/>
+            </w:rPr>
+            <m:t>)</m:t>
+          </m:r>
+        </m:oMath>
+      </m:oMathPara>
+    </w:p>
+    <w:p>
+      <w:pPr>
+        <w:rPr>
+          <w:rFonts w:eastAsiaTheme="minorEastAsia"/>
+          <w:noProof/>
+        </w:rPr>
+      </w:pPr>
+      <w:r>
+        <w:rPr>
+          <w:rFonts w:eastAsiaTheme="minorEastAsia"/>
+          <w:noProof/>
+        </w:rPr>
+        <w:t>Para o ponto 2 e 3, precisamos calcular a sua coordenada no eixo real. Para isso vamos utilizar trigonometria:</w:t>
+      </w:r>
+    </w:p>
+    <w:p>
+      <w:pPr>
+        <w:rPr>
+          <w:rFonts w:eastAsiaTheme="minorEastAsia"/>
+          <w:noProof/>
+        </w:rPr>
+      </w:pPr>
+      <m:oMathPara>
+        <m:oMath>
+          <m:r>
+            <w:rPr>
+              <w:rFonts w:ascii="Cambria Math" w:eastAsiaTheme="minorEastAsia" w:hAnsi="Cambria Math"/>
+              <w:noProof/>
+            </w:rPr>
+            <w:lastRenderedPageBreak/>
+            <m:t>tan</m:t>
+          </m:r>
+          <m:d>
+            <m:dPr>
+              <m:ctrlPr>
+                <w:rPr>
+                  <w:rFonts w:ascii="Cambria Math" w:eastAsiaTheme="minorEastAsia" w:hAnsi="Cambria Math"/>
+                  <w:i/>
+                  <w:noProof/>
+                </w:rPr>
+              </m:ctrlPr>
+            </m:dPr>
+            <m:e>
+              <m:r>
+                <w:rPr>
+                  <w:rFonts w:ascii="Cambria Math" w:eastAsiaTheme="minorEastAsia" w:hAnsi="Cambria Math"/>
+                  <w:noProof/>
+                </w:rPr>
+                <m:t>θ</m:t>
+              </m:r>
+            </m:e>
+          </m:d>
+          <m:r>
+            <w:rPr>
+              <w:rFonts w:ascii="Cambria Math" w:eastAsiaTheme="minorEastAsia" w:hAnsi="Cambria Math"/>
+              <w:noProof/>
+            </w:rPr>
+            <m:t>=</m:t>
+          </m:r>
+          <m:f>
+            <m:fPr>
+              <m:ctrlPr>
+                <w:rPr>
+                  <w:rFonts w:ascii="Cambria Math" w:eastAsiaTheme="minorEastAsia" w:hAnsi="Cambria Math"/>
+                  <w:i/>
+                  <w:noProof/>
+                </w:rPr>
+              </m:ctrlPr>
+            </m:fPr>
+            <m:num>
+              <m:r>
+                <w:rPr>
+                  <w:rFonts w:ascii="Cambria Math" w:eastAsiaTheme="minorEastAsia" w:hAnsi="Cambria Math"/>
+                  <w:noProof/>
+                </w:rPr>
+                <m:t>Co</m:t>
+              </m:r>
+            </m:num>
+            <m:den>
+              <m:r>
+                <w:rPr>
+                  <w:rFonts w:ascii="Cambria Math" w:eastAsiaTheme="minorEastAsia" w:hAnsi="Cambria Math"/>
+                  <w:noProof/>
+                </w:rPr>
+                <m:t>Ca</m:t>
+              </m:r>
+            </m:den>
+          </m:f>
+          <m:r>
+            <w:rPr>
+              <w:rFonts w:ascii="Cambria Math" w:eastAsiaTheme="minorEastAsia" w:hAnsi="Cambria Math"/>
+              <w:noProof/>
+            </w:rPr>
+            <m:t>=tan</m:t>
+          </m:r>
+          <m:d>
+            <m:dPr>
+              <m:ctrlPr>
+                <w:rPr>
+                  <w:rFonts w:ascii="Cambria Math" w:eastAsiaTheme="minorEastAsia" w:hAnsi="Cambria Math"/>
+                  <w:i/>
+                  <w:noProof/>
+                </w:rPr>
+              </m:ctrlPr>
+            </m:dPr>
+            <m:e>
+              <m:r>
+                <w:rPr>
+                  <w:rFonts w:ascii="Cambria Math" w:eastAsiaTheme="minorEastAsia" w:hAnsi="Cambria Math"/>
+                  <w:noProof/>
+                </w:rPr>
+                <m:t>30°</m:t>
+              </m:r>
+            </m:e>
+          </m:d>
+          <m:r>
+            <w:rPr>
+              <w:rFonts w:ascii="Cambria Math" w:eastAsiaTheme="minorEastAsia" w:hAnsi="Cambria Math"/>
+              <w:noProof/>
+            </w:rPr>
+            <m:t>=</m:t>
+          </m:r>
+          <m:f>
+            <m:fPr>
+              <m:ctrlPr>
+                <w:rPr>
+                  <w:rFonts w:ascii="Cambria Math" w:eastAsiaTheme="minorEastAsia" w:hAnsi="Cambria Math"/>
+                  <w:i/>
+                  <w:noProof/>
+                </w:rPr>
+              </m:ctrlPr>
+            </m:fPr>
+            <m:num>
+              <m:r>
+                <w:rPr>
+                  <w:rFonts w:ascii="Cambria Math" w:eastAsiaTheme="minorEastAsia" w:hAnsi="Cambria Math"/>
+                  <w:noProof/>
+                </w:rPr>
+                <m:t>Co</m:t>
+              </m:r>
+            </m:num>
+            <m:den>
+              <m:r>
+                <w:rPr>
+                  <w:rFonts w:ascii="Cambria Math" w:eastAsiaTheme="minorEastAsia" w:hAnsi="Cambria Math"/>
+                  <w:noProof/>
+                </w:rPr>
+                <m:t>7</m:t>
+              </m:r>
+            </m:den>
+          </m:f>
+          <m:r>
+            <w:rPr>
+              <w:rFonts w:ascii="Cambria Math" w:eastAsiaTheme="minorEastAsia" w:hAnsi="Cambria Math"/>
+              <w:noProof/>
+            </w:rPr>
+            <m:t>→Co=4</m:t>
+          </m:r>
+        </m:oMath>
+      </m:oMathPara>
+    </w:p>
+    <w:p>
+      <w:pPr>
+        <w:rPr>
+          <w:rFonts w:eastAsiaTheme="minorEastAsia"/>
+          <w:noProof/>
+        </w:rPr>
+      </w:pPr>
+      <w:r>
+        <w:rPr>
+          <w:rFonts w:eastAsiaTheme="minorEastAsia"/>
+          <w:noProof/>
+        </w:rPr>
+        <w:t>Portanto, obtemos a coordenada dos pontos P2 e P3</w:t>
+      </w:r>
+      <w:r>
+        <w:rPr>
+          <w:rFonts w:eastAsiaTheme="minorEastAsia"/>
+          <w:noProof/>
+        </w:rPr>
+        <w:t>. É negativo pois está no SPE</w:t>
+      </w:r>
+      <w:r>
+        <w:rPr>
+          <w:rFonts w:eastAsiaTheme="minorEastAsia"/>
+          <w:noProof/>
+        </w:rPr>
+        <w:t>:</w:t>
+      </w:r>
+    </w:p>
+    <w:p>
+      <w:pPr>
+        <w:rPr>
+          <w:rFonts w:eastAsiaTheme="minorEastAsia"/>
+          <w:noProof/>
+        </w:rPr>
+      </w:pPr>
+      <m:oMathPara>
+        <m:oMath>
+          <m:sSub>
+            <m:sSubPr>
+              <m:ctrlPr>
+                <w:rPr>
+                  <w:rFonts w:ascii="Cambria Math" w:eastAsiaTheme="minorEastAsia" w:hAnsi="Cambria Math"/>
+                  <w:i/>
+                  <w:noProof/>
+                </w:rPr>
+              </m:ctrlPr>
+            </m:sSubPr>
+            <m:e>
+              <m:r>
+                <w:rPr>
+                  <w:rFonts w:ascii="Cambria Math" w:eastAsiaTheme="minorEastAsia" w:hAnsi="Cambria Math"/>
+                  <w:noProof/>
+                </w:rPr>
+                <m:t>p</m:t>
+              </m:r>
+            </m:e>
+            <m:sub>
+              <m:r>
+                <w:rPr>
+                  <w:rFonts w:ascii="Cambria Math" w:eastAsiaTheme="minorEastAsia" w:hAnsi="Cambria Math"/>
+                  <w:noProof/>
+                </w:rPr>
+                <m:t>2</m:t>
+              </m:r>
+            </m:sub>
+          </m:sSub>
+          <m:r>
+            <w:rPr>
+              <w:rFonts w:ascii="Cambria Math" w:eastAsiaTheme="minorEastAsia" w:hAnsi="Cambria Math"/>
+              <w:noProof/>
+            </w:rPr>
+            <m:t>,</m:t>
+          </m:r>
+          <m:sSub>
+            <m:sSubPr>
+              <m:ctrlPr>
+                <w:rPr>
+                  <w:rFonts w:ascii="Cambria Math" w:eastAsiaTheme="minorEastAsia" w:hAnsi="Cambria Math"/>
+                  <w:i/>
+                  <w:noProof/>
+                </w:rPr>
+              </m:ctrlPr>
+            </m:sSubPr>
+            <m:e>
+              <m:r>
+                <w:rPr>
+                  <w:rFonts w:ascii="Cambria Math" w:eastAsiaTheme="minorEastAsia" w:hAnsi="Cambria Math"/>
+                  <w:noProof/>
+                </w:rPr>
+                <m:t>p</m:t>
+              </m:r>
+            </m:e>
+            <m:sub>
+              <m:r>
+                <w:rPr>
+                  <w:rFonts w:ascii="Cambria Math" w:eastAsiaTheme="minorEastAsia" w:hAnsi="Cambria Math"/>
+                  <w:noProof/>
+                </w:rPr>
+                <m:t>3</m:t>
+              </m:r>
+            </m:sub>
+          </m:sSub>
+          <m:d>
+            <m:dPr>
+              <m:ctrlPr>
+                <w:rPr>
+                  <w:rFonts w:ascii="Cambria Math" w:eastAsiaTheme="minorEastAsia" w:hAnsi="Cambria Math"/>
+                  <w:i/>
+                  <w:noProof/>
+                </w:rPr>
+              </m:ctrlPr>
+            </m:dPr>
+            <m:e>
+              <m:r>
+                <w:rPr>
+                  <w:rFonts w:ascii="Cambria Math" w:eastAsiaTheme="minorEastAsia" w:hAnsi="Cambria Math"/>
+                  <w:noProof/>
+                </w:rPr>
+                <m:t>s</m:t>
+              </m:r>
+            </m:e>
+          </m:d>
+          <m:r>
+            <w:rPr>
+              <w:rFonts w:ascii="Cambria Math" w:eastAsiaTheme="minorEastAsia" w:hAnsi="Cambria Math"/>
+              <w:noProof/>
+            </w:rPr>
+            <m:t>=</m:t>
+          </m:r>
+          <m:d>
+            <m:dPr>
+              <m:ctrlPr>
+                <w:rPr>
+                  <w:rFonts w:ascii="Cambria Math" w:eastAsiaTheme="minorEastAsia" w:hAnsi="Cambria Math"/>
+                  <w:i/>
+                  <w:noProof/>
+                </w:rPr>
+              </m:ctrlPr>
+            </m:dPr>
+            <m:e>
+              <m:r>
+                <w:rPr>
+                  <w:rFonts w:ascii="Cambria Math" w:eastAsiaTheme="minorEastAsia" w:hAnsi="Cambria Math"/>
+                  <w:noProof/>
+                </w:rPr>
+                <m:t>-</m:t>
+              </m:r>
+              <m:r>
+                <w:rPr>
+                  <w:rFonts w:ascii="Cambria Math" w:eastAsiaTheme="minorEastAsia" w:hAnsi="Cambria Math"/>
+                  <w:noProof/>
+                </w:rPr>
+                <m:t>4, ±j7</m:t>
+              </m:r>
+            </m:e>
+          </m:d>
+        </m:oMath>
+      </m:oMathPara>
+    </w:p>
+    <w:p>
+      <w:pPr>
+        <w:rPr>
+          <w:rFonts w:eastAsiaTheme="minorEastAsia"/>
+          <w:noProof/>
+        </w:rPr>
+      </w:pPr>
+      <w:r>
+        <w:rPr>
+          <w:rFonts w:eastAsiaTheme="minorEastAsia"/>
+          <w:noProof/>
+        </w:rPr>
+        <w:t>Agora, basta calcular sua posição em z:</w:t>
+      </w:r>
+    </w:p>
+    <w:p>
+      <w:pPr>
+        <w:rPr>
+          <w:rFonts w:eastAsiaTheme="minorEastAsia"/>
+          <w:noProof/>
+        </w:rPr>
+      </w:pPr>
+      <m:oMathPara>
+        <m:oMath>
+          <m:r>
+            <w:rPr>
+              <w:rFonts w:ascii="Cambria Math" w:hAnsi="Cambria Math"/>
+              <w:noProof/>
+            </w:rPr>
+            <m:t>z=</m:t>
+          </m:r>
+          <m:sSup>
+            <m:sSupPr>
+              <m:ctrlPr>
+                <w:rPr>
+                  <w:rFonts w:ascii="Cambria Math" w:hAnsi="Cambria Math"/>
+                  <w:i/>
+                  <w:noProof/>
+                </w:rPr>
+              </m:ctrlPr>
+            </m:sSupPr>
+            <m:e>
+              <m:r>
+                <w:rPr>
+                  <w:rFonts w:ascii="Cambria Math" w:hAnsi="Cambria Math"/>
+                  <w:noProof/>
+                </w:rPr>
+                <m:t>e</m:t>
+              </m:r>
+            </m:e>
+            <m:sup>
+              <m:r>
+                <w:rPr>
+                  <w:rFonts w:ascii="Cambria Math" w:hAnsi="Cambria Math"/>
+                  <w:noProof/>
+                </w:rPr>
+                <m:t>sT</m:t>
+              </m:r>
+            </m:sup>
+          </m:sSup>
+        </m:oMath>
+      </m:oMathPara>
+    </w:p>
+    <w:p>
+      <w:pPr>
+        <w:rPr>
+          <w:rFonts w:eastAsiaTheme="minorEastAsia"/>
+          <w:noProof/>
+        </w:rPr>
+      </w:pPr>
+      <m:oMathPara>
+        <m:oMath>
+          <m:r>
+            <w:rPr>
+              <w:rFonts w:ascii="Cambria Math" w:eastAsiaTheme="minorEastAsia" w:hAnsi="Cambria Math"/>
+              <w:noProof/>
+            </w:rPr>
+            <m:t>s=σ+jω</m:t>
+          </m:r>
+        </m:oMath>
+      </m:oMathPara>
+    </w:p>
+    <w:p>
+      <w:pPr>
+        <w:rPr>
+          <w:rFonts w:eastAsiaTheme="minorEastAsia"/>
+          <w:noProof/>
+        </w:rPr>
+      </w:pPr>
+      <m:oMathPara>
+        <m:oMath>
+          <m:sSub>
+            <m:sSubPr>
+              <m:ctrlPr>
+                <w:rPr>
+                  <w:rFonts w:ascii="Cambria Math" w:eastAsiaTheme="minorEastAsia" w:hAnsi="Cambria Math"/>
+                  <w:i/>
+                  <w:noProof/>
+                </w:rPr>
+              </m:ctrlPr>
+            </m:sSubPr>
+            <m:e>
+              <m:r>
+                <w:rPr>
+                  <w:rFonts w:ascii="Cambria Math" w:eastAsiaTheme="minorEastAsia" w:hAnsi="Cambria Math"/>
+                  <w:noProof/>
+                </w:rPr>
+                <m:t>p</m:t>
+              </m:r>
+            </m:e>
+            <m:sub>
+              <m:r>
+                <w:rPr>
+                  <w:rFonts w:ascii="Cambria Math" w:eastAsiaTheme="minorEastAsia" w:hAnsi="Cambria Math"/>
+                  <w:noProof/>
+                </w:rPr>
+                <m:t>2</m:t>
+              </m:r>
+            </m:sub>
+          </m:sSub>
+          <m:r>
+            <w:rPr>
+              <w:rFonts w:ascii="Cambria Math" w:eastAsiaTheme="minorEastAsia" w:hAnsi="Cambria Math"/>
+              <w:noProof/>
+            </w:rPr>
+            <m:t>,</m:t>
+          </m:r>
+          <m:sSub>
+            <m:sSubPr>
+              <m:ctrlPr>
+                <w:rPr>
+                  <w:rFonts w:ascii="Cambria Math" w:eastAsiaTheme="minorEastAsia" w:hAnsi="Cambria Math"/>
+                  <w:i/>
+                  <w:noProof/>
+                </w:rPr>
+              </m:ctrlPr>
+            </m:sSubPr>
+            <m:e>
+              <m:r>
+                <w:rPr>
+                  <w:rFonts w:ascii="Cambria Math" w:eastAsiaTheme="minorEastAsia" w:hAnsi="Cambria Math"/>
+                  <w:noProof/>
+                </w:rPr>
+                <m:t>p</m:t>
+              </m:r>
+            </m:e>
+            <m:sub>
+              <m:r>
+                <w:rPr>
+                  <w:rFonts w:ascii="Cambria Math" w:eastAsiaTheme="minorEastAsia" w:hAnsi="Cambria Math"/>
+                  <w:noProof/>
+                </w:rPr>
+                <m:t>3</m:t>
+              </m:r>
+            </m:sub>
+          </m:sSub>
+          <m:d>
+            <m:dPr>
+              <m:ctrlPr>
+                <w:rPr>
+                  <w:rFonts w:ascii="Cambria Math" w:eastAsiaTheme="minorEastAsia" w:hAnsi="Cambria Math"/>
+                  <w:i/>
+                  <w:noProof/>
+                </w:rPr>
+              </m:ctrlPr>
+            </m:dPr>
+            <m:e>
+              <m:r>
+                <w:rPr>
+                  <w:rFonts w:ascii="Cambria Math" w:eastAsiaTheme="minorEastAsia" w:hAnsi="Cambria Math"/>
+                  <w:noProof/>
+                </w:rPr>
+                <m:t>z</m:t>
+              </m:r>
+            </m:e>
+          </m:d>
+          <m:r>
+            <w:rPr>
+              <w:rFonts w:ascii="Cambria Math" w:eastAsiaTheme="minorEastAsia" w:hAnsi="Cambria Math"/>
+              <w:noProof/>
+            </w:rPr>
+            <m:t>=-4</m:t>
+          </m:r>
+          <m:r>
+            <w:rPr>
+              <w:rFonts w:ascii="Cambria Math" w:eastAsiaTheme="minorEastAsia" w:hAnsi="Cambria Math"/>
+              <w:noProof/>
+            </w:rPr>
+            <m:t>±j7</m:t>
+          </m:r>
+        </m:oMath>
+      </m:oMathPara>
+    </w:p>
+    <w:p>
+      <w:pPr>
+        <w:rPr>
+          <w:rFonts w:eastAsiaTheme="minorEastAsia"/>
+          <w:noProof/>
+        </w:rPr>
+      </w:pPr>
+      <m:oMathPara>
+        <m:oMath>
+          <m:sSub>
+            <m:sSubPr>
+              <m:ctrlPr>
+                <w:rPr>
+                  <w:rFonts w:ascii="Cambria Math" w:eastAsiaTheme="minorEastAsia" w:hAnsi="Cambria Math"/>
+                  <w:i/>
+                  <w:noProof/>
+                </w:rPr>
+              </m:ctrlPr>
+            </m:sSubPr>
+            <m:e>
+              <m:r>
+                <w:rPr>
+                  <w:rFonts w:ascii="Cambria Math" w:eastAsiaTheme="minorEastAsia" w:hAnsi="Cambria Math"/>
+                  <w:noProof/>
+                </w:rPr>
+                <m:t>p</m:t>
+              </m:r>
+            </m:e>
+            <m:sub>
+              <m:r>
+                <w:rPr>
+                  <w:rFonts w:ascii="Cambria Math" w:eastAsiaTheme="minorEastAsia" w:hAnsi="Cambria Math"/>
+                  <w:noProof/>
+                </w:rPr>
+                <m:t>2</m:t>
+              </m:r>
+            </m:sub>
+          </m:sSub>
+          <m:r>
+            <w:rPr>
+              <w:rFonts w:ascii="Cambria Math" w:eastAsiaTheme="minorEastAsia" w:hAnsi="Cambria Math"/>
+              <w:noProof/>
+            </w:rPr>
+            <m:t>,</m:t>
+          </m:r>
+          <m:sSub>
+            <m:sSubPr>
+              <m:ctrlPr>
+                <w:rPr>
+                  <w:rFonts w:ascii="Cambria Math" w:eastAsiaTheme="minorEastAsia" w:hAnsi="Cambria Math"/>
+                  <w:i/>
+                  <w:noProof/>
+                </w:rPr>
+              </m:ctrlPr>
+            </m:sSubPr>
+            <m:e>
+              <m:r>
+                <w:rPr>
+                  <w:rFonts w:ascii="Cambria Math" w:eastAsiaTheme="minorEastAsia" w:hAnsi="Cambria Math"/>
+                  <w:noProof/>
+                </w:rPr>
+                <m:t>p</m:t>
+              </m:r>
+            </m:e>
+            <m:sub>
+              <m:r>
+                <w:rPr>
+                  <w:rFonts w:ascii="Cambria Math" w:eastAsiaTheme="minorEastAsia" w:hAnsi="Cambria Math"/>
+                  <w:noProof/>
+                </w:rPr>
+                <m:t>3</m:t>
+              </m:r>
+            </m:sub>
+          </m:sSub>
+          <m:d>
+            <m:dPr>
+              <m:ctrlPr>
+                <w:rPr>
+                  <w:rFonts w:ascii="Cambria Math" w:eastAsiaTheme="minorEastAsia" w:hAnsi="Cambria Math"/>
+                  <w:i/>
+                  <w:noProof/>
+                </w:rPr>
+              </m:ctrlPr>
+            </m:dPr>
+            <m:e>
+              <m:r>
+                <w:rPr>
+                  <w:rFonts w:ascii="Cambria Math" w:eastAsiaTheme="minorEastAsia" w:hAnsi="Cambria Math"/>
+                  <w:noProof/>
+                </w:rPr>
+                <m:t>z</m:t>
+              </m:r>
+            </m:e>
+          </m:d>
+          <m:r>
+            <w:rPr>
+              <w:rFonts w:ascii="Cambria Math" w:eastAsiaTheme="minorEastAsia" w:hAnsi="Cambria Math"/>
+              <w:noProof/>
+            </w:rPr>
+            <m:t>=</m:t>
+          </m:r>
+          <m:sSup>
+            <m:sSupPr>
+              <m:ctrlPr>
+                <w:rPr>
+                  <w:rFonts w:ascii="Cambria Math" w:eastAsiaTheme="minorEastAsia" w:hAnsi="Cambria Math"/>
+                  <w:i/>
+                  <w:noProof/>
+                </w:rPr>
+              </m:ctrlPr>
+            </m:sSupPr>
+            <m:e>
+              <m:r>
+                <w:rPr>
+                  <w:rFonts w:ascii="Cambria Math" w:eastAsiaTheme="minorEastAsia" w:hAnsi="Cambria Math"/>
+                  <w:noProof/>
+                </w:rPr>
+                <m:t>e</m:t>
+              </m:r>
+            </m:e>
+            <m:sup>
+              <m:r>
+                <w:rPr>
+                  <w:rFonts w:ascii="Cambria Math" w:eastAsiaTheme="minorEastAsia" w:hAnsi="Cambria Math"/>
+                  <w:noProof/>
+                </w:rPr>
+                <m:t>0,3</m:t>
+              </m:r>
+              <m:d>
+                <m:dPr>
+                  <m:ctrlPr>
+                    <w:rPr>
+                      <w:rFonts w:ascii="Cambria Math" w:eastAsiaTheme="minorEastAsia" w:hAnsi="Cambria Math"/>
+                      <w:i/>
+                      <w:noProof/>
+                    </w:rPr>
+                  </m:ctrlPr>
+                </m:dPr>
+                <m:e>
+                  <m:r>
+                    <w:rPr>
+                      <w:rFonts w:ascii="Cambria Math" w:eastAsiaTheme="minorEastAsia" w:hAnsi="Cambria Math"/>
+                      <w:noProof/>
+                    </w:rPr>
+                    <m:t>-4±j7</m:t>
+                  </m:r>
+                </m:e>
+              </m:d>
+            </m:sup>
+          </m:sSup>
+        </m:oMath>
+      </m:oMathPara>
+    </w:p>
+    <w:p>
+      <w:pPr>
+        <w:rPr>
+          <w:rFonts w:eastAsiaTheme="minorEastAsia"/>
+          <w:noProof/>
+        </w:rPr>
+      </w:pPr>
+      <m:oMathPara>
+        <m:oMath>
+          <m:sSub>
+            <m:sSubPr>
+              <m:ctrlPr>
+                <w:rPr>
+                  <w:rFonts w:ascii="Cambria Math" w:eastAsiaTheme="minorEastAsia" w:hAnsi="Cambria Math"/>
+                  <w:i/>
+                  <w:noProof/>
+                </w:rPr>
+              </m:ctrlPr>
+            </m:sSubPr>
+            <m:e>
+              <m:r>
+                <w:rPr>
+                  <w:rFonts w:ascii="Cambria Math" w:eastAsiaTheme="minorEastAsia" w:hAnsi="Cambria Math"/>
+                  <w:noProof/>
+                </w:rPr>
+                <m:t>p</m:t>
+              </m:r>
+            </m:e>
+            <m:sub>
+              <m:r>
+                <w:rPr>
+                  <w:rFonts w:ascii="Cambria Math" w:eastAsiaTheme="minorEastAsia" w:hAnsi="Cambria Math"/>
+                  <w:noProof/>
+                </w:rPr>
+                <m:t>2</m:t>
+              </m:r>
+            </m:sub>
+          </m:sSub>
+          <m:r>
+            <w:rPr>
+              <w:rFonts w:ascii="Cambria Math" w:eastAsiaTheme="minorEastAsia" w:hAnsi="Cambria Math"/>
+              <w:noProof/>
+            </w:rPr>
+            <m:t>,</m:t>
+          </m:r>
+          <m:sSub>
+            <m:sSubPr>
+              <m:ctrlPr>
+                <w:rPr>
+                  <w:rFonts w:ascii="Cambria Math" w:eastAsiaTheme="minorEastAsia" w:hAnsi="Cambria Math"/>
+                  <w:i/>
+                  <w:noProof/>
+                </w:rPr>
+              </m:ctrlPr>
+            </m:sSubPr>
+            <m:e>
+              <m:r>
+                <w:rPr>
+                  <w:rFonts w:ascii="Cambria Math" w:eastAsiaTheme="minorEastAsia" w:hAnsi="Cambria Math"/>
+                  <w:noProof/>
+                </w:rPr>
+                <m:t>p</m:t>
+              </m:r>
+            </m:e>
+            <m:sub>
+              <m:r>
+                <w:rPr>
+                  <w:rFonts w:ascii="Cambria Math" w:eastAsiaTheme="minorEastAsia" w:hAnsi="Cambria Math"/>
+                  <w:noProof/>
+                </w:rPr>
+                <m:t>3</m:t>
+              </m:r>
+            </m:sub>
+          </m:sSub>
+          <m:d>
+            <m:dPr>
+              <m:ctrlPr>
+                <w:rPr>
+                  <w:rFonts w:ascii="Cambria Math" w:eastAsiaTheme="minorEastAsia" w:hAnsi="Cambria Math"/>
+                  <w:i/>
+                  <w:noProof/>
+                </w:rPr>
+              </m:ctrlPr>
+            </m:dPr>
+            <m:e>
+              <m:r>
+                <w:rPr>
+                  <w:rFonts w:ascii="Cambria Math" w:eastAsiaTheme="minorEastAsia" w:hAnsi="Cambria Math"/>
+                  <w:noProof/>
+                </w:rPr>
+                <m:t>z</m:t>
+              </m:r>
+            </m:e>
+          </m:d>
+          <m:r>
+            <w:rPr>
+              <w:rFonts w:ascii="Cambria Math" w:eastAsiaTheme="minorEastAsia" w:hAnsi="Cambria Math"/>
+              <w:noProof/>
+            </w:rPr>
+            <m:t>=</m:t>
+          </m:r>
+          <m:sSup>
+            <m:sSupPr>
+              <m:ctrlPr>
+                <w:rPr>
+                  <w:rFonts w:ascii="Cambria Math" w:eastAsiaTheme="minorEastAsia" w:hAnsi="Cambria Math"/>
+                  <w:i/>
+                  <w:noProof/>
+                </w:rPr>
+              </m:ctrlPr>
+            </m:sSupPr>
+            <m:e>
+              <m:r>
+                <w:rPr>
+                  <w:rFonts w:ascii="Cambria Math" w:eastAsiaTheme="minorEastAsia" w:hAnsi="Cambria Math"/>
+                  <w:noProof/>
+                </w:rPr>
+                <m:t>e</m:t>
+              </m:r>
+            </m:e>
+            <m:sup>
+              <m:r>
+                <w:rPr>
+                  <w:rFonts w:ascii="Cambria Math" w:eastAsiaTheme="minorEastAsia" w:hAnsi="Cambria Math"/>
+                  <w:noProof/>
+                </w:rPr>
+                <m:t>-</m:t>
+              </m:r>
+              <m:r>
+                <w:rPr>
+                  <w:rFonts w:ascii="Cambria Math" w:eastAsiaTheme="minorEastAsia" w:hAnsi="Cambria Math"/>
+                  <w:noProof/>
+                </w:rPr>
+                <m:t>1,2</m:t>
+              </m:r>
+            </m:sup>
+          </m:sSup>
+          <m:sSup>
+            <m:sSupPr>
+              <m:ctrlPr>
+                <w:rPr>
+                  <w:rFonts w:ascii="Cambria Math" w:eastAsiaTheme="minorEastAsia" w:hAnsi="Cambria Math"/>
+                  <w:i/>
+                  <w:noProof/>
+                </w:rPr>
+              </m:ctrlPr>
+            </m:sSupPr>
+            <m:e>
+              <m:r>
+                <w:rPr>
+                  <w:rFonts w:ascii="Cambria Math" w:eastAsiaTheme="minorEastAsia" w:hAnsi="Cambria Math"/>
+                  <w:noProof/>
+                </w:rPr>
+                <m:t>e</m:t>
+              </m:r>
+            </m:e>
+            <m:sup>
+              <m:r>
+                <w:rPr>
+                  <w:rFonts w:ascii="Cambria Math" w:eastAsiaTheme="minorEastAsia" w:hAnsi="Cambria Math"/>
+                  <w:noProof/>
+                </w:rPr>
+                <m:t>±j2,1</m:t>
+              </m:r>
+            </m:sup>
+          </m:sSup>
+        </m:oMath>
+      </m:oMathPara>
+    </w:p>
+    <w:p>
+      <w:pPr>
+        <w:rPr>
+          <w:rFonts w:eastAsiaTheme="minorEastAsia"/>
+          <w:noProof/>
+        </w:rPr>
+      </w:pPr>
+      <m:oMathPara>
+        <m:oMath>
+          <m:d>
+            <m:dPr>
+              <m:begChr m:val="|"/>
+              <m:endChr m:val="|"/>
+              <m:ctrlPr>
+                <w:rPr>
+                  <w:rFonts w:ascii="Cambria Math" w:eastAsiaTheme="minorEastAsia" w:hAnsi="Cambria Math"/>
+                  <w:i/>
+                  <w:noProof/>
+                </w:rPr>
+              </m:ctrlPr>
+            </m:dPr>
+            <m:e>
+              <m:sSub>
+                <m:sSubPr>
+                  <m:ctrlPr>
+                    <w:rPr>
+                      <w:rFonts w:ascii="Cambria Math" w:eastAsiaTheme="minorEastAsia" w:hAnsi="Cambria Math"/>
+                      <w:i/>
+                      <w:noProof/>
+                    </w:rPr>
+                  </m:ctrlPr>
+                </m:sSubPr>
+                <m:e>
+                  <m:r>
+                    <w:rPr>
+                      <w:rFonts w:ascii="Cambria Math" w:eastAsiaTheme="minorEastAsia" w:hAnsi="Cambria Math"/>
+                      <w:noProof/>
+                    </w:rPr>
+                    <m:t>p</m:t>
+                  </m:r>
+                </m:e>
+                <m:sub>
+                  <m:r>
+                    <w:rPr>
+                      <w:rFonts w:ascii="Cambria Math" w:eastAsiaTheme="minorEastAsia" w:hAnsi="Cambria Math"/>
+                      <w:noProof/>
+                    </w:rPr>
+                    <m:t>2</m:t>
+                  </m:r>
+                </m:sub>
+              </m:sSub>
+              <m:r>
+                <w:rPr>
+                  <w:rFonts w:ascii="Cambria Math" w:eastAsiaTheme="minorEastAsia" w:hAnsi="Cambria Math"/>
+                  <w:noProof/>
+                </w:rPr>
+                <m:t>,</m:t>
+              </m:r>
+              <m:sSub>
+                <m:sSubPr>
+                  <m:ctrlPr>
+                    <w:rPr>
+                      <w:rFonts w:ascii="Cambria Math" w:eastAsiaTheme="minorEastAsia" w:hAnsi="Cambria Math"/>
+                      <w:i/>
+                      <w:noProof/>
+                    </w:rPr>
+                  </m:ctrlPr>
+                </m:sSubPr>
+                <m:e>
+                  <m:r>
+                    <w:rPr>
+                      <w:rFonts w:ascii="Cambria Math" w:eastAsiaTheme="minorEastAsia" w:hAnsi="Cambria Math"/>
+                      <w:noProof/>
+                    </w:rPr>
+                    <m:t>p</m:t>
+                  </m:r>
+                </m:e>
+                <m:sub>
+                  <m:r>
+                    <w:rPr>
+                      <w:rFonts w:ascii="Cambria Math" w:eastAsiaTheme="minorEastAsia" w:hAnsi="Cambria Math"/>
+                      <w:noProof/>
+                    </w:rPr>
+                    <m:t>3</m:t>
+                  </m:r>
+                </m:sub>
+              </m:sSub>
+              <m:d>
+                <m:dPr>
+                  <m:ctrlPr>
+                    <w:rPr>
+                      <w:rFonts w:ascii="Cambria Math" w:eastAsiaTheme="minorEastAsia" w:hAnsi="Cambria Math"/>
+                      <w:i/>
+                      <w:noProof/>
+                    </w:rPr>
+                  </m:ctrlPr>
+                </m:dPr>
+                <m:e>
+                  <m:r>
+                    <w:rPr>
+                      <w:rFonts w:ascii="Cambria Math" w:eastAsiaTheme="minorEastAsia" w:hAnsi="Cambria Math"/>
+                      <w:noProof/>
+                    </w:rPr>
+                    <m:t>z</m:t>
+                  </m:r>
+                </m:e>
+              </m:d>
+            </m:e>
+          </m:d>
+          <m:r>
+            <w:rPr>
+              <w:rFonts w:ascii="Cambria Math" w:eastAsiaTheme="minorEastAsia" w:hAnsi="Cambria Math"/>
+              <w:noProof/>
+            </w:rPr>
+            <m:t>=0,</m:t>
+          </m:r>
+          <m:r>
+            <w:rPr>
+              <w:rFonts w:ascii="Cambria Math" w:eastAsiaTheme="minorEastAsia" w:hAnsi="Cambria Math"/>
+              <w:noProof/>
+            </w:rPr>
+            <m:t>3</m:t>
+          </m:r>
+          <m:r>
+            <w:rPr>
+              <w:rFonts w:ascii="Cambria Math" w:eastAsiaTheme="minorEastAsia" w:hAnsi="Cambria Math"/>
+              <w:noProof/>
+            </w:rPr>
+            <m:t xml:space="preserve">     ∠</m:t>
+          </m:r>
+          <m:sSub>
+            <m:sSubPr>
+              <m:ctrlPr>
+                <w:rPr>
+                  <w:rFonts w:ascii="Cambria Math" w:eastAsiaTheme="minorEastAsia" w:hAnsi="Cambria Math"/>
+                  <w:i/>
+                  <w:noProof/>
+                </w:rPr>
+              </m:ctrlPr>
+            </m:sSubPr>
+            <m:e>
+              <m:r>
+                <w:rPr>
+                  <w:rFonts w:ascii="Cambria Math" w:eastAsiaTheme="minorEastAsia" w:hAnsi="Cambria Math"/>
+                  <w:noProof/>
+                </w:rPr>
+                <m:t>p</m:t>
+              </m:r>
+            </m:e>
+            <m:sub>
+              <m:r>
+                <w:rPr>
+                  <w:rFonts w:ascii="Cambria Math" w:eastAsiaTheme="minorEastAsia" w:hAnsi="Cambria Math"/>
+                  <w:noProof/>
+                </w:rPr>
+                <m:t>2</m:t>
+              </m:r>
+            </m:sub>
+          </m:sSub>
+          <m:r>
+            <w:rPr>
+              <w:rFonts w:ascii="Cambria Math" w:eastAsiaTheme="minorEastAsia" w:hAnsi="Cambria Math"/>
+              <w:noProof/>
+            </w:rPr>
+            <m:t>,</m:t>
+          </m:r>
+          <m:sSub>
+            <m:sSubPr>
+              <m:ctrlPr>
+                <w:rPr>
+                  <w:rFonts w:ascii="Cambria Math" w:eastAsiaTheme="minorEastAsia" w:hAnsi="Cambria Math"/>
+                  <w:i/>
+                  <w:noProof/>
+                </w:rPr>
+              </m:ctrlPr>
+            </m:sSubPr>
+            <m:e>
+              <m:r>
+                <w:rPr>
+                  <w:rFonts w:ascii="Cambria Math" w:eastAsiaTheme="minorEastAsia" w:hAnsi="Cambria Math"/>
+                  <w:noProof/>
+                </w:rPr>
+                <m:t>p</m:t>
+              </m:r>
+            </m:e>
+            <m:sub>
+              <m:r>
+                <w:rPr>
+                  <w:rFonts w:ascii="Cambria Math" w:eastAsiaTheme="minorEastAsia" w:hAnsi="Cambria Math"/>
+                  <w:noProof/>
+                </w:rPr>
+                <m:t>3</m:t>
+              </m:r>
+            </m:sub>
+          </m:sSub>
+          <m:d>
+            <m:dPr>
+              <m:ctrlPr>
+                <w:rPr>
+                  <w:rFonts w:ascii="Cambria Math" w:eastAsiaTheme="minorEastAsia" w:hAnsi="Cambria Math"/>
+                  <w:i/>
+                  <w:noProof/>
+                </w:rPr>
+              </m:ctrlPr>
+            </m:dPr>
+            <m:e>
+              <m:r>
+                <w:rPr>
+                  <w:rFonts w:ascii="Cambria Math" w:eastAsiaTheme="minorEastAsia" w:hAnsi="Cambria Math"/>
+                  <w:noProof/>
+                </w:rPr>
+                <m:t>z</m:t>
+              </m:r>
+            </m:e>
+          </m:d>
+          <m:r>
+            <w:rPr>
+              <w:rFonts w:ascii="Cambria Math" w:eastAsiaTheme="minorEastAsia" w:hAnsi="Cambria Math"/>
+              <w:noProof/>
+            </w:rPr>
+            <m:t>= ±2,1 rad</m:t>
+          </m:r>
+        </m:oMath>
+      </m:oMathPara>
+    </w:p>
+    <w:p>
+      <w:pPr>
+        <w:rPr>
+          <w:rFonts w:eastAsiaTheme="minorEastAsia"/>
+          <w:noProof/>
+        </w:rPr>
+      </w:pPr>
+      <w:r>
+        <w:rPr>
+          <w:rFonts w:eastAsiaTheme="minorEastAsia"/>
+          <w:noProof/>
+        </w:rPr>
+        <w:t>Portanto o mapeamento no circulo unitário será:</w:t>
+      </w:r>
+    </w:p>
+    <w:p>
+      <w:pPr>
+        <w:rPr>
+          <w:rFonts w:eastAsiaTheme="minorEastAsia"/>
+          <w:noProof/>
+        </w:rPr>
+      </w:pPr>
+      <m:oMathPara>
+        <m:oMath>
+          <m:sSub>
+            <m:sSubPr>
+              <m:ctrlPr>
+                <w:rPr>
+                  <w:rFonts w:ascii="Cambria Math" w:eastAsiaTheme="minorEastAsia" w:hAnsi="Cambria Math"/>
+                  <w:i/>
+                  <w:noProof/>
+                </w:rPr>
+              </m:ctrlPr>
+            </m:sSubPr>
+            <m:e>
+              <m:r>
+                <w:rPr>
+                  <w:rFonts w:ascii="Cambria Math" w:eastAsiaTheme="minorEastAsia" w:hAnsi="Cambria Math"/>
+                  <w:noProof/>
+                </w:rPr>
+                <m:t>p</m:t>
+              </m:r>
+            </m:e>
+            <m:sub>
+              <m:r>
+                <w:rPr>
+                  <w:rFonts w:ascii="Cambria Math" w:eastAsiaTheme="minorEastAsia" w:hAnsi="Cambria Math"/>
+                  <w:noProof/>
+                </w:rPr>
+                <m:t>2</m:t>
+              </m:r>
+            </m:sub>
+          </m:sSub>
+          <m:d>
+            <m:dPr>
+              <m:ctrlPr>
+                <w:rPr>
+                  <w:rFonts w:ascii="Cambria Math" w:eastAsiaTheme="minorEastAsia" w:hAnsi="Cambria Math"/>
+                  <w:i/>
+                  <w:noProof/>
+                </w:rPr>
+              </m:ctrlPr>
+            </m:dPr>
+            <m:e>
+              <m:r>
+                <w:rPr>
+                  <w:rFonts w:ascii="Cambria Math" w:eastAsiaTheme="minorEastAsia" w:hAnsi="Cambria Math"/>
+                  <w:noProof/>
+                </w:rPr>
+                <m:t>z</m:t>
+              </m:r>
+            </m:e>
+          </m:d>
+          <m:r>
+            <w:rPr>
+              <w:rFonts w:ascii="Cambria Math" w:eastAsiaTheme="minorEastAsia" w:hAnsi="Cambria Math"/>
+              <w:noProof/>
+            </w:rPr>
+            <m:t>=(0,</m:t>
+          </m:r>
+          <m:r>
+            <w:rPr>
+              <w:rFonts w:ascii="Cambria Math" w:eastAsiaTheme="minorEastAsia" w:hAnsi="Cambria Math"/>
+              <w:noProof/>
+            </w:rPr>
+            <m:t>3</m:t>
+          </m:r>
+          <m:r>
+            <w:rPr>
+              <w:rFonts w:ascii="Cambria Math" w:eastAsiaTheme="minorEastAsia" w:hAnsi="Cambria Math"/>
+              <w:noProof/>
+            </w:rPr>
+            <m:t>; 2,1)</m:t>
+          </m:r>
+        </m:oMath>
+      </m:oMathPara>
+    </w:p>
+    <w:p>
+      <w:pPr>
+        <w:rPr>
+          <w:rFonts w:eastAsiaTheme="minorEastAsia"/>
+          <w:noProof/>
+        </w:rPr>
+      </w:pPr>
+      <m:oMathPara>
+        <m:oMath>
+          <m:sSub>
+            <m:sSubPr>
+              <m:ctrlPr>
+                <w:rPr>
+                  <w:rFonts w:ascii="Cambria Math" w:eastAsiaTheme="minorEastAsia" w:hAnsi="Cambria Math"/>
+                  <w:i/>
+                  <w:noProof/>
+                </w:rPr>
+              </m:ctrlPr>
+            </m:sSubPr>
+            <m:e>
+              <m:r>
+                <w:rPr>
+                  <w:rFonts w:ascii="Cambria Math" w:eastAsiaTheme="minorEastAsia" w:hAnsi="Cambria Math"/>
+                  <w:noProof/>
+                </w:rPr>
+                <m:t>p</m:t>
+              </m:r>
+            </m:e>
+            <m:sub>
+              <m:r>
+                <w:rPr>
+                  <w:rFonts w:ascii="Cambria Math" w:eastAsiaTheme="minorEastAsia" w:hAnsi="Cambria Math"/>
+                  <w:noProof/>
+                </w:rPr>
+                <m:t>3</m:t>
+              </m:r>
+            </m:sub>
+          </m:sSub>
+          <m:d>
+            <m:dPr>
+              <m:ctrlPr>
+                <w:rPr>
+                  <w:rFonts w:ascii="Cambria Math" w:eastAsiaTheme="minorEastAsia" w:hAnsi="Cambria Math"/>
+                  <w:i/>
+                  <w:noProof/>
+                </w:rPr>
+              </m:ctrlPr>
+            </m:dPr>
+            <m:e>
+              <m:r>
+                <w:rPr>
+                  <w:rFonts w:ascii="Cambria Math" w:eastAsiaTheme="minorEastAsia" w:hAnsi="Cambria Math"/>
+                  <w:noProof/>
+                </w:rPr>
+                <m:t>z</m:t>
+              </m:r>
+            </m:e>
+          </m:d>
+          <m:r>
+            <w:rPr>
+              <w:rFonts w:ascii="Cambria Math" w:eastAsiaTheme="minorEastAsia" w:hAnsi="Cambria Math"/>
+              <w:noProof/>
+            </w:rPr>
+            <m:t>=</m:t>
+          </m:r>
+          <m:d>
+            <m:dPr>
+              <m:ctrlPr>
+                <w:rPr>
+                  <w:rFonts w:ascii="Cambria Math" w:eastAsiaTheme="minorEastAsia" w:hAnsi="Cambria Math"/>
+                  <w:i/>
+                  <w:noProof/>
+                </w:rPr>
+              </m:ctrlPr>
+            </m:dPr>
+            <m:e>
+              <m:r>
+                <w:rPr>
+                  <w:rFonts w:ascii="Cambria Math" w:eastAsiaTheme="minorEastAsia" w:hAnsi="Cambria Math"/>
+                  <w:noProof/>
+                </w:rPr>
+                <m:t>0,</m:t>
+              </m:r>
+              <m:r>
+                <w:rPr>
+                  <w:rFonts w:ascii="Cambria Math" w:eastAsiaTheme="minorEastAsia" w:hAnsi="Cambria Math"/>
+                  <w:noProof/>
+                </w:rPr>
+                <m:t>3</m:t>
+              </m:r>
+              <m:r>
+                <w:rPr>
+                  <w:rFonts w:ascii="Cambria Math" w:eastAsiaTheme="minorEastAsia" w:hAnsi="Cambria Math"/>
+                  <w:noProof/>
+                </w:rPr>
+                <m:t>; -2,1</m:t>
+              </m:r>
+            </m:e>
+          </m:d>
+        </m:oMath>
+      </m:oMathPara>
+    </w:p>
+    <w:p>
+      <w:pPr>
+        <w:rPr>
+          <w:rFonts w:eastAsiaTheme="minorEastAsia"/>
+          <w:noProof/>
+        </w:rPr>
+      </w:pPr>
+      <w:r>
+        <w:rPr>
+          <w:rFonts w:eastAsiaTheme="minorEastAsia"/>
+          <w:noProof/>
+        </w:rPr>
+        <w:t>Fazendo o mesmo para p4 e p5</w:t>
+      </w:r>
+      <w:r>
+        <w:rPr>
+          <w:rFonts w:eastAsiaTheme="minorEastAsia"/>
+          <w:noProof/>
+        </w:rPr>
+        <w:t xml:space="preserve"> (iguais ao item anterior) </w:t>
+      </w:r>
+    </w:p>
+    <w:p>
+      <w:pPr>
+        <w:rPr>
+          <w:rFonts w:eastAsiaTheme="minorEastAsia"/>
+          <w:noProof/>
+        </w:rPr>
+      </w:pPr>
+      <m:oMathPara>
+        <m:oMath>
+          <m:sSub>
+            <m:sSubPr>
+              <m:ctrlPr>
+                <w:rPr>
+                  <w:rFonts w:ascii="Cambria Math" w:eastAsiaTheme="minorEastAsia" w:hAnsi="Cambria Math"/>
+                  <w:i/>
+                  <w:noProof/>
+                </w:rPr>
+              </m:ctrlPr>
+            </m:sSubPr>
+            <m:e>
+              <m:r>
+                <w:rPr>
+                  <w:rFonts w:ascii="Cambria Math" w:eastAsiaTheme="minorEastAsia" w:hAnsi="Cambria Math"/>
+                  <w:noProof/>
+                </w:rPr>
+                <m:t>p</m:t>
+              </m:r>
+            </m:e>
+            <m:sub>
+              <m:r>
+                <w:rPr>
+                  <w:rFonts w:ascii="Cambria Math" w:eastAsiaTheme="minorEastAsia" w:hAnsi="Cambria Math"/>
+                  <w:noProof/>
+                </w:rPr>
+                <m:t>4</m:t>
+              </m:r>
+            </m:sub>
+          </m:sSub>
+          <m:d>
+            <m:dPr>
+              <m:ctrlPr>
+                <w:rPr>
+                  <w:rFonts w:ascii="Cambria Math" w:eastAsiaTheme="minorEastAsia" w:hAnsi="Cambria Math"/>
+                  <w:i/>
+                  <w:noProof/>
+                </w:rPr>
+              </m:ctrlPr>
+            </m:dPr>
+            <m:e>
+              <m:r>
+                <w:rPr>
+                  <w:rFonts w:ascii="Cambria Math" w:eastAsiaTheme="minorEastAsia" w:hAnsi="Cambria Math"/>
+                  <w:noProof/>
+                </w:rPr>
+                <m:t>z</m:t>
+              </m:r>
+            </m:e>
+          </m:d>
+          <m:r>
+            <w:rPr>
+              <w:rFonts w:ascii="Cambria Math" w:eastAsiaTheme="minorEastAsia" w:hAnsi="Cambria Math"/>
+              <w:noProof/>
+            </w:rPr>
+            <m:t>=(0,26; 2,1)</m:t>
+          </m:r>
+        </m:oMath>
+      </m:oMathPara>
+    </w:p>
+    <w:p>
+      <w:pPr>
+        <w:rPr>
+          <w:rFonts w:eastAsiaTheme="minorEastAsia"/>
+          <w:noProof/>
+        </w:rPr>
+      </w:pPr>
+      <m:oMathPara>
+        <m:oMath>
+          <m:sSub>
+            <m:sSubPr>
+              <m:ctrlPr>
+                <w:rPr>
+                  <w:rFonts w:ascii="Cambria Math" w:eastAsiaTheme="minorEastAsia" w:hAnsi="Cambria Math"/>
+                  <w:i/>
+                  <w:noProof/>
+                </w:rPr>
+              </m:ctrlPr>
+            </m:sSubPr>
+            <m:e>
+              <m:r>
+                <w:rPr>
+                  <w:rFonts w:ascii="Cambria Math" w:eastAsiaTheme="minorEastAsia" w:hAnsi="Cambria Math"/>
+                  <w:noProof/>
+                </w:rPr>
+                <m:t>p</m:t>
+              </m:r>
+            </m:e>
+            <m:sub>
+              <m:r>
+                <w:rPr>
+                  <w:rFonts w:ascii="Cambria Math" w:eastAsiaTheme="minorEastAsia" w:hAnsi="Cambria Math"/>
+                  <w:noProof/>
+                </w:rPr>
+                <m:t>5</m:t>
+              </m:r>
+            </m:sub>
+          </m:sSub>
+          <m:d>
+            <m:dPr>
+              <m:ctrlPr>
+                <w:rPr>
+                  <w:rFonts w:ascii="Cambria Math" w:eastAsiaTheme="minorEastAsia" w:hAnsi="Cambria Math"/>
+                  <w:i/>
+                  <w:noProof/>
+                </w:rPr>
+              </m:ctrlPr>
+            </m:dPr>
+            <m:e>
+              <m:r>
+                <w:rPr>
+                  <w:rFonts w:ascii="Cambria Math" w:eastAsiaTheme="minorEastAsia" w:hAnsi="Cambria Math"/>
+                  <w:noProof/>
+                </w:rPr>
+                <m:t>z</m:t>
+              </m:r>
+            </m:e>
+          </m:d>
+          <m:r>
+            <w:rPr>
+              <w:rFonts w:ascii="Cambria Math" w:eastAsiaTheme="minorEastAsia" w:hAnsi="Cambria Math"/>
+              <w:noProof/>
+            </w:rPr>
+            <m:t>=</m:t>
+          </m:r>
+          <m:d>
+            <m:dPr>
+              <m:ctrlPr>
+                <w:rPr>
+                  <w:rFonts w:ascii="Cambria Math" w:eastAsiaTheme="minorEastAsia" w:hAnsi="Cambria Math"/>
+                  <w:i/>
+                  <w:noProof/>
+                </w:rPr>
+              </m:ctrlPr>
+            </m:dPr>
+            <m:e>
+              <m:r>
+                <w:rPr>
+                  <w:rFonts w:ascii="Cambria Math" w:eastAsiaTheme="minorEastAsia" w:hAnsi="Cambria Math"/>
+                  <w:noProof/>
+                </w:rPr>
+                <m:t>0,26; -2,1</m:t>
+              </m:r>
+            </m:e>
+          </m:d>
+        </m:oMath>
+      </m:oMathPara>
+    </w:p>
+    <w:p>
+      <w:pPr>
+        <w:rPr>
+          <w:rFonts w:eastAsiaTheme="minorEastAsia"/>
+          <w:noProof/>
+        </w:rPr>
+      </w:pPr>
+      <w:r>
+        <w:rPr>
+          <w:rFonts w:eastAsiaTheme="minorEastAsia"/>
+          <w:noProof/>
+        </w:rPr>
+        <w:t>Portanto o mapeamento é:</w:t>
+      </w:r>
+    </w:p>
+    <w:p>
+      <w:pPr>
+        <w:jc w:val="center"/>
+        <w:rPr>
+          <w:rFonts w:eastAsiaTheme="minorEastAsia"/>
+          <w:noProof/>
+        </w:rPr>
+      </w:pPr>
+      <w:r>
+        <w:rPr>
+          <w:noProof/>
+        </w:rPr>
+        <w:drawing>
+          <wp:inline distT="0" distB="0" distL="0" distR="0" wp14:anchorId="7E8C53D8" wp14:editId="02E38D08">
+            <wp:extent cx="2706337" cy="2023388"/>
+            <wp:effectExtent l="0" t="0" r="0" b="0"/>
+            <wp:docPr id="101" name="Picture 101"/>
+            <wp:cNvGraphicFramePr>
+              <a:graphicFrameLocks xmlns:a="http://schemas.openxmlformats.org/drawingml/2006/main" noChangeAspect="1"/>
+            </wp:cNvGraphicFramePr>
+            <a:graphic xmlns:a="http://schemas.openxmlformats.org/drawingml/2006/main">
+              <a:graphicData uri="http://schemas.openxmlformats.org/drawingml/2006/picture">
+                <pic:pic xmlns:pic="http://schemas.openxmlformats.org/drawingml/2006/picture">
+                  <pic:nvPicPr>
+                    <pic:cNvPr id="1" name=""/>
+                    <pic:cNvPicPr/>
+                  </pic:nvPicPr>
+                  <pic:blipFill>
+                    <a:blip r:embed="rId65"/>
+                    <a:stretch>
+                      <a:fillRect/>
+                    </a:stretch>
+                  </pic:blipFill>
+                  <pic:spPr>
+                    <a:xfrm>
+                      <a:off x="0" y="0"/>
+                      <a:ext cx="2717052" cy="2031399"/>
+                    </a:xfrm>
+                    <a:prstGeom prst="rect">
+                      <a:avLst/>
+                    </a:prstGeom>
+                  </pic:spPr>
+                </pic:pic>
+              </a:graphicData>
+            </a:graphic>
+          </wp:inline>
+        </w:drawing>
+      </w:r>
+    </w:p>
+    <w:p>
+      <w:pPr>
+        <w:rPr>
+          <w:noProof/>
+        </w:rPr>
+      </w:pPr>
+    </w:p>
+    <w:p>
+      <w:pPr>
+        <w:rPr>
+          <w:noProof/>
+        </w:rPr>
+      </w:pPr>
+    </w:p>
+    <w:p>
+      <w:pPr>
+        <w:rPr>
+          <w:noProof/>
+        </w:rPr>
+      </w:pPr>
+    </w:p>
+    <w:p>
+      <w:pPr>
+        <w:rPr>
+          <w:noProof/>
+        </w:rPr>
+      </w:pPr>
+      <w:r>
+        <w:rPr>
+          <w:noProof/>
+        </w:rPr>
+        <w:lastRenderedPageBreak/>
         <w:drawing>
           <wp:inline distT="0" distB="0" distL="0" distR="0" wp14:anchorId="1854B541" wp14:editId="7817D9D8">
             <wp:extent cx="5400040" cy="1729740"/>
@@ -3483,7 +8225,7 @@
                     <pic:cNvPicPr/>
                   </pic:nvPicPr>
                   <pic:blipFill>
-                    <a:blip r:embed="rId24"/>
+                    <a:blip r:embed="rId66"/>
                     <a:stretch>
                       <a:fillRect/>
                     </a:stretch>
@@ -3519,7 +8261,6 @@
         <w:rPr>
           <w:noProof/>
         </w:rPr>
-        <w:lastRenderedPageBreak/>
         <w:t>Discretizar é basicamente substituir s por algum termo</w:t>
       </w:r>
     </w:p>
@@ -3551,7 +8292,7 @@
                     <pic:cNvPicPr/>
                   </pic:nvPicPr>
                   <pic:blipFill>
-                    <a:blip r:embed="rId25"/>
+                    <a:blip r:embed="rId67"/>
                     <a:stretch>
                       <a:fillRect/>
                     </a:stretch>
@@ -4208,16 +8949,63 @@
         <w:rPr>
           <w:rFonts w:eastAsiaTheme="minorEastAsia"/>
           <w:noProof/>
-          <w:lang w:val="en-CA"/>
-        </w:rPr>
-      </w:pPr>
-      <w:r>
-        <w:rPr>
-          <w:rFonts w:eastAsiaTheme="minorEastAsia"/>
-          <w:noProof/>
-          <w:lang w:val="en-CA"/>
-        </w:rPr>
-        <w:t>Considerando T = 1, obtemos aproximadamente 0.</w:t>
+        </w:rPr>
+      </w:pPr>
+      <w:r>
+        <w:rPr>
+          <w:rFonts w:eastAsiaTheme="minorEastAsia"/>
+          <w:noProof/>
+        </w:rPr>
+        <w:t xml:space="preserve">Considerando T = 1, </w:t>
+      </w:r>
+      <w:r>
+        <w:rPr>
+          <w:rFonts w:eastAsiaTheme="minorEastAsia"/>
+          <w:noProof/>
+        </w:rPr>
+        <w:t>para a diferença de</w:t>
+      </w:r>
+      <w:r>
+        <w:rPr>
+          <w:rFonts w:eastAsiaTheme="minorEastAsia"/>
+          <w:noProof/>
+        </w:rPr>
+        <w:t xml:space="preserve"> fase, </w:t>
+      </w:r>
+      <w:r>
+        <w:rPr>
+          <w:rFonts w:eastAsiaTheme="minorEastAsia"/>
+          <w:noProof/>
+        </w:rPr>
+        <w:t xml:space="preserve">obtemos </w:t>
+      </w:r>
+      <w:r>
+        <w:rPr>
+          <w:rFonts w:eastAsiaTheme="minorEastAsia"/>
+          <w:noProof/>
+        </w:rPr>
+        <w:t xml:space="preserve">para o metodo backward </w:t>
+      </w:r>
+      <w:r>
+        <w:rPr>
+          <w:rFonts w:eastAsiaTheme="minorEastAsia"/>
+          <w:noProof/>
+        </w:rPr>
+        <w:t xml:space="preserve">aproximadamente </w:t>
+      </w:r>
+      <w:r>
+        <w:rPr>
+          <w:rFonts w:eastAsiaTheme="minorEastAsia"/>
+          <w:noProof/>
+        </w:rPr>
+        <w:t>3,4 e para o metodo de tustin, aproximadamente 1</w:t>
+      </w:r>
+      <w:r>
+        <w:rPr>
+          <w:rFonts w:eastAsiaTheme="minorEastAsia"/>
+          <w:noProof/>
+        </w:rPr>
+        <w:t>.</w:t>
       </w:r>
     </w:p>
     <w:p>
@@ -4250,7 +9038,7 @@
                     <pic:cNvPicPr/>
                   </pic:nvPicPr>
                   <pic:blipFill>
-                    <a:blip r:embed="rId26"/>
+                    <a:blip r:embed="rId68"/>
                     <a:stretch>
                       <a:fillRect/>
                     </a:stretch>
@@ -4317,7 +9105,7 @@
                     <pic:cNvPicPr/>
                   </pic:nvPicPr>
                   <pic:blipFill>
-                    <a:blip r:embed="rId27"/>
+                    <a:blip r:embed="rId69"/>
                     <a:stretch>
                       <a:fillRect/>
                     </a:stretch>
@@ -4350,7 +9138,6 @@
         <w:rPr>
           <w:noProof/>
         </w:rPr>
-        <w:lastRenderedPageBreak/>
         <w:drawing>
           <wp:inline distT="0" distB="0" distL="0" distR="0" wp14:anchorId="4F32857D" wp14:editId="273AA28F">
             <wp:extent cx="5400040" cy="1872615"/>
@@ -4367,7 +9154,7 @@
                     <pic:cNvPicPr/>
                   </pic:nvPicPr>
                   <pic:blipFill>
-                    <a:blip r:embed="rId28"/>
+                    <a:blip r:embed="rId70"/>
                     <a:stretch>
                       <a:fillRect/>
                     </a:stretch>
@@ -4441,7 +9228,7 @@
                     <pic:cNvPicPr/>
                   </pic:nvPicPr>
                   <pic:blipFill>
-                    <a:blip r:embed="rId29"/>
+                    <a:blip r:embed="rId71"/>
                     <a:stretch>
                       <a:fillRect/>
                     </a:stretch>
@@ -4966,21 +9753,8 @@
           <w:rFonts w:eastAsiaTheme="minorEastAsia"/>
           <w:noProof/>
         </w:rPr>
-        <w:t xml:space="preserve">Agora, basta calcular supor </w:t>
-      </w:r>
-      <w:r>
-        <w:rPr>
-          <w:rFonts w:eastAsiaTheme="minorEastAsia"/>
-          <w:noProof/>
-        </w:rPr>
-        <w:t>C2</w:t>
-      </w:r>
-      <w:r>
-        <w:rPr>
-          <w:rFonts w:eastAsiaTheme="minorEastAsia"/>
-          <w:noProof/>
-        </w:rPr>
-        <w:t xml:space="preserve"> calcular C1, R1 e R2.</w:t>
+        <w:lastRenderedPageBreak/>
+        <w:t>Agora, basta calcular supor C2 calcular C1, R1 e R2.</w:t>
       </w:r>
     </w:p>
     <w:p>
@@ -5315,14 +10089,7 @@
               <w:rFonts w:ascii="Cambria Math" w:eastAsiaTheme="minorEastAsia" w:hAnsi="Cambria Math"/>
               <w:noProof/>
             </w:rPr>
-            <m:t>*</m:t>
-          </m:r>
-          <m:r>
-            <w:rPr>
-              <w:rFonts w:ascii="Cambria Math" w:eastAsiaTheme="minorEastAsia" w:hAnsi="Cambria Math"/>
-              <w:noProof/>
-            </w:rPr>
-            <m:t>1*</m:t>
+            <m:t>*1*</m:t>
           </m:r>
           <m:sSup>
             <m:sSupPr>
@@ -5412,7 +10179,6 @@
           <w:rFonts w:eastAsiaTheme="minorEastAsia"/>
           <w:noProof/>
         </w:rPr>
-        <w:lastRenderedPageBreak/>
         <w:t>Podemos calcular</w:t>
       </w:r>
       <w:r>
@@ -5499,15 +10265,8 @@
                   </m:ctrlPr>
                 </m:fPr>
                 <m:num>
-                  <m:r>
-                    <w:rPr>
-                      <w:rFonts w:ascii="Cambria Math" w:eastAsiaTheme="minorEastAsia" w:hAnsi="Cambria Math"/>
-                      <w:noProof/>
-                    </w:rPr>
-                    <m:t>|FT</m:t>
-                  </m:r>
-                  <m:d>
-                    <m:dPr>
+                  <m:limUpp>
+                    <m:limUppPr>
                       <m:ctrlPr>
                         <w:rPr>
                           <w:rFonts w:ascii="Cambria Math" w:eastAsiaTheme="minorEastAsia" w:hAnsi="Cambria Math"/>
@@ -5515,10 +10274,13 @@
                           <w:noProof/>
                         </w:rPr>
                       </m:ctrlPr>
-                    </m:dPr>
+                    </m:limUppPr>
                     <m:e>
-                      <m:sSub>
-                        <m:sSubPr>
+                      <m:groupChr>
+                        <m:groupChrPr>
+                          <m:chr m:val="⏞"/>
+                          <m:pos m:val="top"/>
+                          <m:vertJc m:val="bot"/>
                           <m:ctrlPr>
                             <w:rPr>
                               <w:rFonts w:ascii="Cambria Math" w:eastAsiaTheme="minorEastAsia" w:hAnsi="Cambria Math"/>
@@ -5526,35 +10288,77 @@
                               <w:noProof/>
                             </w:rPr>
                           </m:ctrlPr>
-                        </m:sSubPr>
+                        </m:groupChrPr>
                         <m:e>
                           <m:r>
                             <w:rPr>
                               <w:rFonts w:ascii="Cambria Math" w:eastAsiaTheme="minorEastAsia" w:hAnsi="Cambria Math"/>
                               <w:noProof/>
                             </w:rPr>
-                            <m:t>f</m:t>
+                            <m:t>|FT</m:t>
                           </m:r>
-                        </m:e>
-                        <m:sub>
+                          <m:d>
+                            <m:dPr>
+                              <m:ctrlPr>
+                                <w:rPr>
+                                  <w:rFonts w:ascii="Cambria Math" w:eastAsiaTheme="minorEastAsia" w:hAnsi="Cambria Math"/>
+                                  <w:i/>
+                                  <w:noProof/>
+                                </w:rPr>
+                              </m:ctrlPr>
+                            </m:dPr>
+                            <m:e>
+                              <m:sSub>
+                                <m:sSubPr>
+                                  <m:ctrlPr>
+                                    <w:rPr>
+                                      <w:rFonts w:ascii="Cambria Math" w:eastAsiaTheme="minorEastAsia" w:hAnsi="Cambria Math"/>
+                                      <w:i/>
+                                      <w:noProof/>
+                                    </w:rPr>
+                                  </m:ctrlPr>
+                                </m:sSubPr>
+                                <m:e>
+                                  <m:r>
+                                    <w:rPr>
+                                      <w:rFonts w:ascii="Cambria Math" w:eastAsiaTheme="minorEastAsia" w:hAnsi="Cambria Math"/>
+                                      <w:noProof/>
+                                    </w:rPr>
+                                    <m:t>f</m:t>
+                                  </m:r>
+                                </m:e>
+                                <m:sub>
+                                  <m:r>
+                                    <w:rPr>
+                                      <w:rFonts w:ascii="Cambria Math" w:eastAsiaTheme="minorEastAsia" w:hAnsi="Cambria Math"/>
+                                      <w:noProof/>
+                                    </w:rPr>
+                                    <m:t>c</m:t>
+                                  </m:r>
+                                </m:sub>
+                              </m:sSub>
+                            </m:e>
+                          </m:d>
                           <m:r>
                             <w:rPr>
                               <w:rFonts w:ascii="Cambria Math" w:eastAsiaTheme="minorEastAsia" w:hAnsi="Cambria Math"/>
                               <w:noProof/>
                             </w:rPr>
-                            <m:t>c</m:t>
+                            <m:t>|</m:t>
                           </m:r>
-                        </m:sub>
-                      </m:sSub>
+                        </m:e>
+                      </m:groupChr>
                     </m:e>
-                  </m:d>
-                  <m:r>
-                    <w:rPr>
-                      <w:rFonts w:ascii="Cambria Math" w:eastAsiaTheme="minorEastAsia" w:hAnsi="Cambria Math"/>
-                      <w:noProof/>
-                    </w:rPr>
-                    <m:t>|</m:t>
-                  </m:r>
+                    <m:lim>
+                      <m:r>
+                        <w:rPr>
+                          <w:rFonts w:ascii="Cambria Math" w:eastAsiaTheme="minorEastAsia" w:hAnsi="Cambria Math"/>
+                          <w:noProof/>
+                        </w:rPr>
+                        <m:t>db na fc desejada</m:t>
+                      </m:r>
+                    </m:lim>
+                  </m:limUpp>
                 </m:num>
                 <m:den>
                   <m:r>
@@ -5585,6 +10389,1460 @@
         </w:rPr>
         <w:t xml:space="preserve">Pelo diagrama de bode, a ferquencia de corte é de 50hz e sua magnitude é de </w:t>
       </w:r>
+      <w:r>
+        <w:rPr>
+          <w:rFonts w:eastAsiaTheme="minorEastAsia"/>
+          <w:noProof/>
+        </w:rPr>
+        <w:t>Aproximadamente -28 db. Logo o ganho real será de:</w:t>
+      </w:r>
+    </w:p>
+    <w:p>
+      <w:pPr>
+        <w:rPr>
+          <w:rFonts w:eastAsiaTheme="minorEastAsia"/>
+          <w:noProof/>
+        </w:rPr>
+      </w:pPr>
+      <m:oMathPara>
+        <m:oMath>
+          <m:sSub>
+            <m:sSubPr>
+              <m:ctrlPr>
+                <w:rPr>
+                  <w:rFonts w:ascii="Cambria Math" w:eastAsiaTheme="minorEastAsia" w:hAnsi="Cambria Math"/>
+                  <w:i/>
+                  <w:noProof/>
+                </w:rPr>
+              </m:ctrlPr>
+            </m:sSubPr>
+            <m:e>
+              <m:r>
+                <w:rPr>
+                  <w:rFonts w:ascii="Cambria Math" w:eastAsiaTheme="minorEastAsia" w:hAnsi="Cambria Math"/>
+                  <w:noProof/>
+                </w:rPr>
+                <m:t>G</m:t>
+              </m:r>
+            </m:e>
+            <m:sub>
+              <m:r>
+                <w:rPr>
+                  <w:rFonts w:ascii="Cambria Math" w:eastAsiaTheme="minorEastAsia" w:hAnsi="Cambria Math"/>
+                  <w:noProof/>
+                </w:rPr>
+                <m:t>fc-real</m:t>
+              </m:r>
+            </m:sub>
+          </m:sSub>
+          <m:r>
+            <w:rPr>
+              <w:rFonts w:ascii="Cambria Math" w:eastAsiaTheme="minorEastAsia" w:hAnsi="Cambria Math"/>
+              <w:noProof/>
+            </w:rPr>
+            <m:t>=</m:t>
+          </m:r>
+          <m:sSup>
+            <m:sSupPr>
+              <m:ctrlPr>
+                <w:rPr>
+                  <w:rFonts w:ascii="Cambria Math" w:eastAsiaTheme="minorEastAsia" w:hAnsi="Cambria Math"/>
+                  <w:i/>
+                  <w:noProof/>
+                </w:rPr>
+              </m:ctrlPr>
+            </m:sSupPr>
+            <m:e>
+              <m:r>
+                <w:rPr>
+                  <w:rFonts w:ascii="Cambria Math" w:eastAsiaTheme="minorEastAsia" w:hAnsi="Cambria Math"/>
+                  <w:noProof/>
+                </w:rPr>
+                <m:t>10</m:t>
+              </m:r>
+            </m:e>
+            <m:sup>
+              <m:f>
+                <m:fPr>
+                  <m:ctrlPr>
+                    <w:rPr>
+                      <w:rFonts w:ascii="Cambria Math" w:eastAsiaTheme="minorEastAsia" w:hAnsi="Cambria Math"/>
+                      <w:i/>
+                      <w:noProof/>
+                    </w:rPr>
+                  </m:ctrlPr>
+                </m:fPr>
+                <m:num>
+                  <m:r>
+                    <w:rPr>
+                      <w:rFonts w:ascii="Cambria Math" w:eastAsiaTheme="minorEastAsia" w:hAnsi="Cambria Math"/>
+                      <w:noProof/>
+                    </w:rPr>
+                    <m:t>28</m:t>
+                  </m:r>
+                </m:num>
+                <m:den>
+                  <m:r>
+                    <w:rPr>
+                      <w:rFonts w:ascii="Cambria Math" w:eastAsiaTheme="minorEastAsia" w:hAnsi="Cambria Math"/>
+                      <w:noProof/>
+                    </w:rPr>
+                    <m:t>20</m:t>
+                  </m:r>
+                </m:den>
+              </m:f>
+            </m:sup>
+          </m:sSup>
+          <m:r>
+            <w:rPr>
+              <w:rFonts w:ascii="Cambria Math" w:eastAsiaTheme="minorEastAsia" w:hAnsi="Cambria Math"/>
+              <w:noProof/>
+            </w:rPr>
+            <m:t>=25</m:t>
+          </m:r>
+        </m:oMath>
+      </m:oMathPara>
+    </w:p>
+    <w:p>
+      <w:pPr>
+        <w:rPr>
+          <w:rFonts w:eastAsiaTheme="minorEastAsia"/>
+          <w:noProof/>
+        </w:rPr>
+      </w:pPr>
+      <w:r>
+        <w:rPr>
+          <w:rFonts w:eastAsiaTheme="minorEastAsia"/>
+          <w:noProof/>
+        </w:rPr>
+        <w:t>Podemos obter R1</w:t>
+      </w:r>
+    </w:p>
+    <w:p>
+      <w:pPr>
+        <w:rPr>
+          <w:rFonts w:eastAsiaTheme="minorEastAsia"/>
+          <w:noProof/>
+        </w:rPr>
+      </w:pPr>
+      <m:oMathPara>
+        <m:oMath>
+          <m:sSub>
+            <m:sSubPr>
+              <m:ctrlPr>
+                <w:rPr>
+                  <w:rFonts w:ascii="Cambria Math" w:eastAsiaTheme="minorEastAsia" w:hAnsi="Cambria Math"/>
+                  <w:i/>
+                  <w:noProof/>
+                </w:rPr>
+              </m:ctrlPr>
+            </m:sSubPr>
+            <m:e>
+              <m:r>
+                <w:rPr>
+                  <w:rFonts w:ascii="Cambria Math" w:eastAsiaTheme="minorEastAsia" w:hAnsi="Cambria Math"/>
+                  <w:noProof/>
+                </w:rPr>
+                <m:t>R</m:t>
+              </m:r>
+            </m:e>
+            <m:sub>
+              <m:r>
+                <w:rPr>
+                  <w:rFonts w:ascii="Cambria Math" w:eastAsiaTheme="minorEastAsia" w:hAnsi="Cambria Math"/>
+                  <w:noProof/>
+                </w:rPr>
+                <m:t>1</m:t>
+              </m:r>
+            </m:sub>
+          </m:sSub>
+          <m:r>
+            <w:rPr>
+              <w:rFonts w:ascii="Cambria Math" w:eastAsiaTheme="minorEastAsia" w:hAnsi="Cambria Math"/>
+              <w:noProof/>
+            </w:rPr>
+            <m:t>=</m:t>
+          </m:r>
+          <m:f>
+            <m:fPr>
+              <m:ctrlPr>
+                <w:rPr>
+                  <w:rFonts w:ascii="Cambria Math" w:eastAsiaTheme="minorEastAsia" w:hAnsi="Cambria Math"/>
+                  <w:i/>
+                  <w:noProof/>
+                </w:rPr>
+              </m:ctrlPr>
+            </m:fPr>
+            <m:num>
+              <m:r>
+                <w:rPr>
+                  <w:rFonts w:ascii="Cambria Math" w:eastAsiaTheme="minorEastAsia" w:hAnsi="Cambria Math"/>
+                  <w:noProof/>
+                </w:rPr>
+                <m:t>1</m:t>
+              </m:r>
+            </m:num>
+            <m:den>
+              <m:sSub>
+                <m:sSubPr>
+                  <m:ctrlPr>
+                    <w:rPr>
+                      <w:rFonts w:ascii="Cambria Math" w:eastAsiaTheme="minorEastAsia" w:hAnsi="Cambria Math"/>
+                      <w:i/>
+                      <w:noProof/>
+                    </w:rPr>
+                  </m:ctrlPr>
+                </m:sSubPr>
+                <m:e>
+                  <m:r>
+                    <w:rPr>
+                      <w:rFonts w:ascii="Cambria Math" w:eastAsiaTheme="minorEastAsia" w:hAnsi="Cambria Math"/>
+                      <w:noProof/>
+                    </w:rPr>
+                    <m:t>C</m:t>
+                  </m:r>
+                </m:e>
+                <m:sub>
+                  <m:r>
+                    <w:rPr>
+                      <w:rFonts w:ascii="Cambria Math" w:eastAsiaTheme="minorEastAsia" w:hAnsi="Cambria Math"/>
+                      <w:noProof/>
+                    </w:rPr>
+                    <m:t>2</m:t>
+                  </m:r>
+                </m:sub>
+              </m:sSub>
+              <m:r>
+                <w:rPr>
+                  <w:rFonts w:ascii="Cambria Math" w:eastAsiaTheme="minorEastAsia" w:hAnsi="Cambria Math"/>
+                  <w:noProof/>
+                </w:rPr>
+                <m:t>2π</m:t>
+              </m:r>
+              <m:sSub>
+                <m:sSubPr>
+                  <m:ctrlPr>
+                    <w:rPr>
+                      <w:rFonts w:ascii="Cambria Math" w:eastAsiaTheme="minorEastAsia" w:hAnsi="Cambria Math"/>
+                      <w:i/>
+                      <w:noProof/>
+                    </w:rPr>
+                  </m:ctrlPr>
+                </m:sSubPr>
+                <m:e>
+                  <m:r>
+                    <w:rPr>
+                      <w:rFonts w:ascii="Cambria Math" w:eastAsiaTheme="minorEastAsia" w:hAnsi="Cambria Math"/>
+                      <w:noProof/>
+                    </w:rPr>
+                    <m:t>f</m:t>
+                  </m:r>
+                </m:e>
+                <m:sub>
+                  <m:r>
+                    <w:rPr>
+                      <w:rFonts w:ascii="Cambria Math" w:eastAsiaTheme="minorEastAsia" w:hAnsi="Cambria Math"/>
+                      <w:noProof/>
+                    </w:rPr>
+                    <m:t>cd</m:t>
+                  </m:r>
+                </m:sub>
+              </m:sSub>
+              <m:r>
+                <w:rPr>
+                  <w:rFonts w:ascii="Cambria Math" w:eastAsiaTheme="minorEastAsia" w:hAnsi="Cambria Math"/>
+                  <w:noProof/>
+                </w:rPr>
+                <m:t>k</m:t>
+              </m:r>
+              <m:sSub>
+                <m:sSubPr>
+                  <m:ctrlPr>
+                    <w:rPr>
+                      <w:rFonts w:ascii="Cambria Math" w:eastAsiaTheme="minorEastAsia" w:hAnsi="Cambria Math"/>
+                      <w:i/>
+                      <w:noProof/>
+                    </w:rPr>
+                  </m:ctrlPr>
+                </m:sSubPr>
+                <m:e>
+                  <m:r>
+                    <w:rPr>
+                      <w:rFonts w:ascii="Cambria Math" w:eastAsiaTheme="minorEastAsia" w:hAnsi="Cambria Math"/>
+                      <w:noProof/>
+                    </w:rPr>
+                    <m:t>G</m:t>
+                  </m:r>
+                </m:e>
+                <m:sub>
+                  <m:r>
+                    <w:rPr>
+                      <w:rFonts w:ascii="Cambria Math" w:eastAsiaTheme="minorEastAsia" w:hAnsi="Cambria Math"/>
+                      <w:noProof/>
+                    </w:rPr>
+                    <m:t>fc-real</m:t>
+                  </m:r>
+                </m:sub>
+              </m:sSub>
+            </m:den>
+          </m:f>
+          <m:r>
+            <w:rPr>
+              <w:rFonts w:ascii="Cambria Math" w:eastAsiaTheme="minorEastAsia" w:hAnsi="Cambria Math"/>
+              <w:noProof/>
+            </w:rPr>
+            <m:t>=</m:t>
+          </m:r>
+          <m:f>
+            <m:fPr>
+              <m:ctrlPr>
+                <w:rPr>
+                  <w:rFonts w:ascii="Cambria Math" w:eastAsiaTheme="minorEastAsia" w:hAnsi="Cambria Math"/>
+                  <w:i/>
+                  <w:noProof/>
+                </w:rPr>
+              </m:ctrlPr>
+            </m:fPr>
+            <m:num>
+              <m:r>
+                <w:rPr>
+                  <w:rFonts w:ascii="Cambria Math" w:eastAsiaTheme="minorEastAsia" w:hAnsi="Cambria Math"/>
+                  <w:noProof/>
+                </w:rPr>
+                <m:t>1</m:t>
+              </m:r>
+            </m:num>
+            <m:den>
+              <m:sSup>
+                <m:sSupPr>
+                  <m:ctrlPr>
+                    <w:rPr>
+                      <w:rFonts w:ascii="Cambria Math" w:eastAsiaTheme="minorEastAsia" w:hAnsi="Cambria Math"/>
+                      <w:i/>
+                      <w:noProof/>
+                    </w:rPr>
+                  </m:ctrlPr>
+                </m:sSupPr>
+                <m:e>
+                  <m:r>
+                    <w:rPr>
+                      <w:rFonts w:ascii="Cambria Math" w:eastAsiaTheme="minorEastAsia" w:hAnsi="Cambria Math"/>
+                      <w:noProof/>
+                    </w:rPr>
+                    <m:t>10</m:t>
+                  </m:r>
+                </m:e>
+                <m:sup>
+                  <m:r>
+                    <w:rPr>
+                      <w:rFonts w:ascii="Cambria Math" w:eastAsiaTheme="minorEastAsia" w:hAnsi="Cambria Math"/>
+                      <w:noProof/>
+                    </w:rPr>
+                    <m:t>-3</m:t>
+                  </m:r>
+                </m:sup>
+              </m:sSup>
+              <m:r>
+                <w:rPr>
+                  <w:rFonts w:ascii="Cambria Math" w:eastAsiaTheme="minorEastAsia" w:hAnsi="Cambria Math"/>
+                  <w:noProof/>
+                </w:rPr>
+                <m:t>*2π*</m:t>
+              </m:r>
+              <m:sSup>
+                <m:sSupPr>
+                  <m:ctrlPr>
+                    <w:rPr>
+                      <w:rFonts w:ascii="Cambria Math" w:eastAsiaTheme="minorEastAsia" w:hAnsi="Cambria Math"/>
+                      <w:i/>
+                      <w:noProof/>
+                    </w:rPr>
+                  </m:ctrlPr>
+                </m:sSupPr>
+                <m:e>
+                  <m:r>
+                    <w:rPr>
+                      <w:rFonts w:ascii="Cambria Math" w:eastAsiaTheme="minorEastAsia" w:hAnsi="Cambria Math"/>
+                      <w:noProof/>
+                    </w:rPr>
+                    <m:t>10</m:t>
+                  </m:r>
+                </m:e>
+                <m:sup>
+                  <m:r>
+                    <w:rPr>
+                      <w:rFonts w:ascii="Cambria Math" w:eastAsiaTheme="minorEastAsia" w:hAnsi="Cambria Math"/>
+                      <w:noProof/>
+                    </w:rPr>
+                    <m:t>3</m:t>
+                  </m:r>
+                </m:sup>
+              </m:sSup>
+              <m:r>
+                <w:rPr>
+                  <w:rFonts w:ascii="Cambria Math" w:eastAsiaTheme="minorEastAsia" w:hAnsi="Cambria Math"/>
+                  <w:noProof/>
+                </w:rPr>
+                <m:t>*1,65*25</m:t>
+              </m:r>
+            </m:den>
+          </m:f>
+          <m:r>
+            <w:rPr>
+              <w:rFonts w:ascii="Cambria Math" w:eastAsiaTheme="minorEastAsia" w:hAnsi="Cambria Math"/>
+              <w:noProof/>
+            </w:rPr>
+            <m:t>=</m:t>
+          </m:r>
+          <m:f>
+            <m:fPr>
+              <m:ctrlPr>
+                <w:rPr>
+                  <w:rFonts w:ascii="Cambria Math" w:eastAsiaTheme="minorEastAsia" w:hAnsi="Cambria Math"/>
+                  <w:i/>
+                  <w:noProof/>
+                </w:rPr>
+              </m:ctrlPr>
+            </m:fPr>
+            <m:num>
+              <m:r>
+                <w:rPr>
+                  <w:rFonts w:ascii="Cambria Math" w:eastAsiaTheme="minorEastAsia" w:hAnsi="Cambria Math"/>
+                  <w:noProof/>
+                </w:rPr>
+                <m:t>1</m:t>
+              </m:r>
+            </m:num>
+            <m:den>
+              <m:r>
+                <w:rPr>
+                  <w:rFonts w:ascii="Cambria Math" w:eastAsiaTheme="minorEastAsia" w:hAnsi="Cambria Math"/>
+                  <w:noProof/>
+                </w:rPr>
+                <m:t>50</m:t>
+              </m:r>
+              <m:r>
+                <w:rPr>
+                  <w:rFonts w:ascii="Cambria Math" w:eastAsiaTheme="minorEastAsia" w:hAnsi="Cambria Math"/>
+                  <w:noProof/>
+                </w:rPr>
+                <m:t>π</m:t>
+              </m:r>
+              <m:r>
+                <w:rPr>
+                  <w:rFonts w:ascii="Cambria Math" w:eastAsiaTheme="minorEastAsia" w:hAnsi="Cambria Math"/>
+                  <w:noProof/>
+                </w:rPr>
+                <m:t>*1,65</m:t>
+              </m:r>
+            </m:den>
+          </m:f>
+          <m:r>
+            <w:rPr>
+              <w:rFonts w:ascii="Cambria Math" w:eastAsiaTheme="minorEastAsia" w:hAnsi="Cambria Math"/>
+              <w:noProof/>
+            </w:rPr>
+            <m:t>=3,8*</m:t>
+          </m:r>
+          <m:sSup>
+            <m:sSupPr>
+              <m:ctrlPr>
+                <w:rPr>
+                  <w:rFonts w:ascii="Cambria Math" w:eastAsiaTheme="minorEastAsia" w:hAnsi="Cambria Math"/>
+                  <w:i/>
+                  <w:noProof/>
+                </w:rPr>
+              </m:ctrlPr>
+            </m:sSupPr>
+            <m:e>
+              <m:r>
+                <w:rPr>
+                  <w:rFonts w:ascii="Cambria Math" w:eastAsiaTheme="minorEastAsia" w:hAnsi="Cambria Math"/>
+                  <w:noProof/>
+                </w:rPr>
+                <m:t>10</m:t>
+              </m:r>
+            </m:e>
+            <m:sup>
+              <m:r>
+                <w:rPr>
+                  <w:rFonts w:ascii="Cambria Math" w:eastAsiaTheme="minorEastAsia" w:hAnsi="Cambria Math"/>
+                  <w:noProof/>
+                </w:rPr>
+                <m:t>-3</m:t>
+              </m:r>
+            </m:sup>
+          </m:sSup>
+        </m:oMath>
+      </m:oMathPara>
+    </w:p>
+    <w:p>
+      <w:pPr>
+        <w:rPr>
+          <w:rFonts w:eastAsiaTheme="minorEastAsia"/>
+          <w:noProof/>
+        </w:rPr>
+      </w:pPr>
+      <w:r>
+        <w:rPr>
+          <w:rFonts w:eastAsiaTheme="minorEastAsia"/>
+          <w:noProof/>
+        </w:rPr>
+        <w:t>E por fim, R2</w:t>
+      </w:r>
+    </w:p>
+    <w:p>
+      <w:pPr>
+        <w:rPr>
+          <w:rFonts w:eastAsiaTheme="minorEastAsia"/>
+          <w:noProof/>
+        </w:rPr>
+      </w:pPr>
+      <m:oMathPara>
+        <m:oMath>
+          <m:sSub>
+            <m:sSubPr>
+              <m:ctrlPr>
+                <w:rPr>
+                  <w:rFonts w:ascii="Cambria Math" w:eastAsiaTheme="minorEastAsia" w:hAnsi="Cambria Math"/>
+                  <w:i/>
+                  <w:noProof/>
+                </w:rPr>
+              </m:ctrlPr>
+            </m:sSubPr>
+            <m:e>
+              <m:r>
+                <w:rPr>
+                  <w:rFonts w:ascii="Cambria Math" w:eastAsiaTheme="minorEastAsia" w:hAnsi="Cambria Math"/>
+                  <w:noProof/>
+                </w:rPr>
+                <m:t>R</m:t>
+              </m:r>
+            </m:e>
+            <m:sub>
+              <m:r>
+                <w:rPr>
+                  <w:rFonts w:ascii="Cambria Math" w:eastAsiaTheme="minorEastAsia" w:hAnsi="Cambria Math"/>
+                  <w:noProof/>
+                </w:rPr>
+                <m:t>2</m:t>
+              </m:r>
+            </m:sub>
+          </m:sSub>
+          <m:r>
+            <w:rPr>
+              <w:rFonts w:ascii="Cambria Math" w:eastAsiaTheme="minorEastAsia" w:hAnsi="Cambria Math"/>
+              <w:noProof/>
+            </w:rPr>
+            <m:t>=</m:t>
+          </m:r>
+          <m:f>
+            <m:fPr>
+              <m:ctrlPr>
+                <w:rPr>
+                  <w:rFonts w:ascii="Cambria Math" w:eastAsiaTheme="minorEastAsia" w:hAnsi="Cambria Math"/>
+                  <w:i/>
+                  <w:noProof/>
+                </w:rPr>
+              </m:ctrlPr>
+            </m:fPr>
+            <m:num>
+              <m:r>
+                <w:rPr>
+                  <w:rFonts w:ascii="Cambria Math" w:eastAsiaTheme="minorEastAsia" w:hAnsi="Cambria Math"/>
+                  <w:noProof/>
+                </w:rPr>
+                <m:t>k</m:t>
+              </m:r>
+            </m:num>
+            <m:den>
+              <m:r>
+                <w:rPr>
+                  <w:rFonts w:ascii="Cambria Math" w:eastAsiaTheme="minorEastAsia" w:hAnsi="Cambria Math"/>
+                  <w:noProof/>
+                </w:rPr>
+                <m:t>2π</m:t>
+              </m:r>
+              <m:sSub>
+                <m:sSubPr>
+                  <m:ctrlPr>
+                    <w:rPr>
+                      <w:rFonts w:ascii="Cambria Math" w:eastAsiaTheme="minorEastAsia" w:hAnsi="Cambria Math"/>
+                      <w:i/>
+                      <w:noProof/>
+                    </w:rPr>
+                  </m:ctrlPr>
+                </m:sSubPr>
+                <m:e>
+                  <m:r>
+                    <w:rPr>
+                      <w:rFonts w:ascii="Cambria Math" w:eastAsiaTheme="minorEastAsia" w:hAnsi="Cambria Math"/>
+                      <w:noProof/>
+                    </w:rPr>
+                    <m:t>f</m:t>
+                  </m:r>
+                </m:e>
+                <m:sub>
+                  <m:r>
+                    <w:rPr>
+                      <w:rFonts w:ascii="Cambria Math" w:eastAsiaTheme="minorEastAsia" w:hAnsi="Cambria Math"/>
+                      <w:noProof/>
+                    </w:rPr>
+                    <m:t>cd</m:t>
+                  </m:r>
+                </m:sub>
+              </m:sSub>
+              <m:sSub>
+                <m:sSubPr>
+                  <m:ctrlPr>
+                    <w:rPr>
+                      <w:rFonts w:ascii="Cambria Math" w:eastAsiaTheme="minorEastAsia" w:hAnsi="Cambria Math"/>
+                      <w:i/>
+                      <w:noProof/>
+                    </w:rPr>
+                  </m:ctrlPr>
+                </m:sSubPr>
+                <m:e>
+                  <m:r>
+                    <w:rPr>
+                      <w:rFonts w:ascii="Cambria Math" w:eastAsiaTheme="minorEastAsia" w:hAnsi="Cambria Math"/>
+                      <w:noProof/>
+                    </w:rPr>
+                    <m:t>C</m:t>
+                  </m:r>
+                </m:e>
+                <m:sub>
+                  <m:r>
+                    <w:rPr>
+                      <w:rFonts w:ascii="Cambria Math" w:eastAsiaTheme="minorEastAsia" w:hAnsi="Cambria Math"/>
+                      <w:noProof/>
+                    </w:rPr>
+                    <m:t>1</m:t>
+                  </m:r>
+                </m:sub>
+              </m:sSub>
+            </m:den>
+          </m:f>
+          <m:r>
+            <w:rPr>
+              <w:rFonts w:ascii="Cambria Math" w:eastAsiaTheme="minorEastAsia" w:hAnsi="Cambria Math"/>
+              <w:noProof/>
+            </w:rPr>
+            <m:t>=</m:t>
+          </m:r>
+          <m:f>
+            <m:fPr>
+              <m:ctrlPr>
+                <w:rPr>
+                  <w:rFonts w:ascii="Cambria Math" w:eastAsiaTheme="minorEastAsia" w:hAnsi="Cambria Math"/>
+                  <w:i/>
+                  <w:noProof/>
+                </w:rPr>
+              </m:ctrlPr>
+            </m:fPr>
+            <m:num>
+              <m:r>
+                <w:rPr>
+                  <w:rFonts w:ascii="Cambria Math" w:eastAsiaTheme="minorEastAsia" w:hAnsi="Cambria Math"/>
+                  <w:noProof/>
+                </w:rPr>
+                <m:t>1,65</m:t>
+              </m:r>
+            </m:num>
+            <m:den>
+              <m:r>
+                <w:rPr>
+                  <w:rFonts w:ascii="Cambria Math" w:eastAsiaTheme="minorEastAsia" w:hAnsi="Cambria Math"/>
+                  <w:noProof/>
+                </w:rPr>
+                <m:t>2π</m:t>
+              </m:r>
+              <m:sSup>
+                <m:sSupPr>
+                  <m:ctrlPr>
+                    <w:rPr>
+                      <w:rFonts w:ascii="Cambria Math" w:eastAsiaTheme="minorEastAsia" w:hAnsi="Cambria Math"/>
+                      <w:i/>
+                      <w:noProof/>
+                    </w:rPr>
+                  </m:ctrlPr>
+                </m:sSupPr>
+                <m:e>
+                  <m:r>
+                    <w:rPr>
+                      <w:rFonts w:ascii="Cambria Math" w:eastAsiaTheme="minorEastAsia" w:hAnsi="Cambria Math"/>
+                      <w:noProof/>
+                    </w:rPr>
+                    <m:t>*10</m:t>
+                  </m:r>
+                </m:e>
+                <m:sup>
+                  <m:r>
+                    <w:rPr>
+                      <w:rFonts w:ascii="Cambria Math" w:eastAsiaTheme="minorEastAsia" w:hAnsi="Cambria Math"/>
+                      <w:noProof/>
+                    </w:rPr>
+                    <m:t>3</m:t>
+                  </m:r>
+                </m:sup>
+              </m:sSup>
+              <m:r>
+                <w:rPr>
+                  <w:rFonts w:ascii="Cambria Math" w:eastAsiaTheme="minorEastAsia" w:hAnsi="Cambria Math"/>
+                  <w:noProof/>
+                </w:rPr>
+                <m:t>*</m:t>
+              </m:r>
+              <m:r>
+                <w:rPr>
+                  <w:rFonts w:ascii="Cambria Math" w:eastAsiaTheme="minorEastAsia" w:hAnsi="Cambria Math"/>
+                  <w:noProof/>
+                </w:rPr>
+                <m:t>1,72*</m:t>
+              </m:r>
+              <m:sSup>
+                <m:sSupPr>
+                  <m:ctrlPr>
+                    <w:rPr>
+                      <w:rFonts w:ascii="Cambria Math" w:eastAsiaTheme="minorEastAsia" w:hAnsi="Cambria Math"/>
+                      <w:i/>
+                      <w:noProof/>
+                    </w:rPr>
+                  </m:ctrlPr>
+                </m:sSupPr>
+                <m:e>
+                  <m:r>
+                    <w:rPr>
+                      <w:rFonts w:ascii="Cambria Math" w:eastAsiaTheme="minorEastAsia" w:hAnsi="Cambria Math"/>
+                      <w:noProof/>
+                    </w:rPr>
+                    <m:t>10</m:t>
+                  </m:r>
+                </m:e>
+                <m:sup>
+                  <m:r>
+                    <w:rPr>
+                      <w:rFonts w:ascii="Cambria Math" w:eastAsiaTheme="minorEastAsia" w:hAnsi="Cambria Math"/>
+                      <w:noProof/>
+                    </w:rPr>
+                    <m:t>-3</m:t>
+                  </m:r>
+                </m:sup>
+              </m:sSup>
+            </m:den>
+          </m:f>
+          <m:r>
+            <w:rPr>
+              <w:rFonts w:ascii="Cambria Math" w:eastAsiaTheme="minorEastAsia" w:hAnsi="Cambria Math"/>
+              <w:noProof/>
+            </w:rPr>
+            <m:t>=</m:t>
+          </m:r>
+          <m:f>
+            <m:fPr>
+              <m:ctrlPr>
+                <w:rPr>
+                  <w:rFonts w:ascii="Cambria Math" w:eastAsiaTheme="minorEastAsia" w:hAnsi="Cambria Math"/>
+                  <w:i/>
+                  <w:noProof/>
+                </w:rPr>
+              </m:ctrlPr>
+            </m:fPr>
+            <m:num>
+              <m:r>
+                <w:rPr>
+                  <w:rFonts w:ascii="Cambria Math" w:eastAsiaTheme="minorEastAsia" w:hAnsi="Cambria Math"/>
+                  <w:noProof/>
+                </w:rPr>
+                <m:t>1,65</m:t>
+              </m:r>
+            </m:num>
+            <m:den>
+              <m:r>
+                <w:rPr>
+                  <w:rFonts w:ascii="Cambria Math" w:eastAsiaTheme="minorEastAsia" w:hAnsi="Cambria Math"/>
+                  <w:noProof/>
+                </w:rPr>
+                <m:t>2π*1,72</m:t>
+              </m:r>
+            </m:den>
+          </m:f>
+          <m:r>
+            <w:rPr>
+              <w:rFonts w:ascii="Cambria Math" w:eastAsiaTheme="minorEastAsia" w:hAnsi="Cambria Math"/>
+              <w:noProof/>
+            </w:rPr>
+            <m:t>=0,15</m:t>
+          </m:r>
+        </m:oMath>
+      </m:oMathPara>
+    </w:p>
+    <w:p>
+      <w:pPr>
+        <w:rPr>
+          <w:rFonts w:eastAsiaTheme="minorEastAsia"/>
+          <w:noProof/>
+        </w:rPr>
+      </w:pPr>
+      <w:r>
+        <w:rPr>
+          <w:rFonts w:eastAsiaTheme="minorEastAsia"/>
+          <w:noProof/>
+        </w:rPr>
+        <w:t>Pode-se então obter a função transparência</w:t>
+      </w:r>
+    </w:p>
+    <w:p>
+      <w:pPr>
+        <w:rPr>
+          <w:rFonts w:eastAsiaTheme="minorEastAsia"/>
+          <w:noProof/>
+        </w:rPr>
+      </w:pPr>
+      <m:oMathPara>
+        <m:oMath>
+          <m:f>
+            <m:fPr>
+              <m:ctrlPr>
+                <w:rPr>
+                  <w:rFonts w:ascii="Cambria Math" w:eastAsiaTheme="minorEastAsia" w:hAnsi="Cambria Math"/>
+                  <w:i/>
+                  <w:noProof/>
+                </w:rPr>
+              </m:ctrlPr>
+            </m:fPr>
+            <m:num>
+              <m:r>
+                <w:rPr>
+                  <w:rFonts w:ascii="Cambria Math" w:eastAsiaTheme="minorEastAsia" w:hAnsi="Cambria Math"/>
+                  <w:noProof/>
+                </w:rPr>
+                <m:t>Vc</m:t>
+              </m:r>
+              <m:d>
+                <m:dPr>
+                  <m:ctrlPr>
+                    <w:rPr>
+                      <w:rFonts w:ascii="Cambria Math" w:eastAsiaTheme="minorEastAsia" w:hAnsi="Cambria Math"/>
+                      <w:i/>
+                      <w:noProof/>
+                    </w:rPr>
+                  </m:ctrlPr>
+                </m:dPr>
+                <m:e>
+                  <m:r>
+                    <w:rPr>
+                      <w:rFonts w:ascii="Cambria Math" w:eastAsiaTheme="minorEastAsia" w:hAnsi="Cambria Math"/>
+                      <w:noProof/>
+                    </w:rPr>
+                    <m:t>s</m:t>
+                  </m:r>
+                </m:e>
+              </m:d>
+            </m:num>
+            <m:den>
+              <m:r>
+                <w:rPr>
+                  <w:rFonts w:ascii="Cambria Math" w:eastAsiaTheme="minorEastAsia" w:hAnsi="Cambria Math"/>
+                  <w:noProof/>
+                </w:rPr>
+                <m:t>e(s)</m:t>
+              </m:r>
+            </m:den>
+          </m:f>
+          <m:r>
+            <w:rPr>
+              <w:rFonts w:ascii="Cambria Math" w:eastAsiaTheme="minorEastAsia" w:hAnsi="Cambria Math"/>
+              <w:noProof/>
+            </w:rPr>
+            <m:t>=</m:t>
+          </m:r>
+          <m:f>
+            <m:fPr>
+              <m:ctrlPr>
+                <w:rPr>
+                  <w:rFonts w:ascii="Cambria Math" w:eastAsiaTheme="minorEastAsia" w:hAnsi="Cambria Math"/>
+                  <w:i/>
+                  <w:noProof/>
+                </w:rPr>
+              </m:ctrlPr>
+            </m:fPr>
+            <m:num>
+              <m:r>
+                <w:rPr>
+                  <w:rFonts w:ascii="Cambria Math" w:eastAsiaTheme="minorEastAsia" w:hAnsi="Cambria Math"/>
+                  <w:noProof/>
+                </w:rPr>
+                <m:t>1+s</m:t>
+              </m:r>
+              <m:sSub>
+                <m:sSubPr>
+                  <m:ctrlPr>
+                    <w:rPr>
+                      <w:rFonts w:ascii="Cambria Math" w:eastAsiaTheme="minorEastAsia" w:hAnsi="Cambria Math"/>
+                      <w:i/>
+                      <w:noProof/>
+                    </w:rPr>
+                  </m:ctrlPr>
+                </m:sSubPr>
+                <m:e>
+                  <m:r>
+                    <w:rPr>
+                      <w:rFonts w:ascii="Cambria Math" w:eastAsiaTheme="minorEastAsia" w:hAnsi="Cambria Math"/>
+                      <w:noProof/>
+                    </w:rPr>
+                    <m:t>R</m:t>
+                  </m:r>
+                </m:e>
+                <m:sub>
+                  <m:r>
+                    <w:rPr>
+                      <w:rFonts w:ascii="Cambria Math" w:eastAsiaTheme="minorEastAsia" w:hAnsi="Cambria Math"/>
+                      <w:noProof/>
+                    </w:rPr>
+                    <m:t>2</m:t>
+                  </m:r>
+                </m:sub>
+              </m:sSub>
+              <m:sSub>
+                <m:sSubPr>
+                  <m:ctrlPr>
+                    <w:rPr>
+                      <w:rFonts w:ascii="Cambria Math" w:eastAsiaTheme="minorEastAsia" w:hAnsi="Cambria Math"/>
+                      <w:i/>
+                      <w:noProof/>
+                    </w:rPr>
+                  </m:ctrlPr>
+                </m:sSubPr>
+                <m:e>
+                  <m:r>
+                    <w:rPr>
+                      <w:rFonts w:ascii="Cambria Math" w:eastAsiaTheme="minorEastAsia" w:hAnsi="Cambria Math"/>
+                      <w:noProof/>
+                    </w:rPr>
+                    <m:t>C</m:t>
+                  </m:r>
+                </m:e>
+                <m:sub>
+                  <m:r>
+                    <w:rPr>
+                      <w:rFonts w:ascii="Cambria Math" w:eastAsiaTheme="minorEastAsia" w:hAnsi="Cambria Math"/>
+                      <w:noProof/>
+                    </w:rPr>
+                    <m:t>1</m:t>
+                  </m:r>
+                </m:sub>
+              </m:sSub>
+            </m:num>
+            <m:den>
+              <m:r>
+                <w:rPr>
+                  <w:rFonts w:ascii="Cambria Math" w:eastAsiaTheme="minorEastAsia" w:hAnsi="Cambria Math"/>
+                  <w:noProof/>
+                </w:rPr>
+                <m:t>s</m:t>
+              </m:r>
+              <m:sSub>
+                <m:sSubPr>
+                  <m:ctrlPr>
+                    <w:rPr>
+                      <w:rFonts w:ascii="Cambria Math" w:eastAsiaTheme="minorEastAsia" w:hAnsi="Cambria Math"/>
+                      <w:i/>
+                      <w:noProof/>
+                    </w:rPr>
+                  </m:ctrlPr>
+                </m:sSubPr>
+                <m:e>
+                  <m:r>
+                    <w:rPr>
+                      <w:rFonts w:ascii="Cambria Math" w:eastAsiaTheme="minorEastAsia" w:hAnsi="Cambria Math"/>
+                      <w:noProof/>
+                    </w:rPr>
+                    <m:t>R</m:t>
+                  </m:r>
+                </m:e>
+                <m:sub>
+                  <m:r>
+                    <w:rPr>
+                      <w:rFonts w:ascii="Cambria Math" w:eastAsiaTheme="minorEastAsia" w:hAnsi="Cambria Math"/>
+                      <w:noProof/>
+                    </w:rPr>
+                    <m:t>1</m:t>
+                  </m:r>
+                </m:sub>
+              </m:sSub>
+              <m:d>
+                <m:dPr>
+                  <m:ctrlPr>
+                    <w:rPr>
+                      <w:rFonts w:ascii="Cambria Math" w:eastAsiaTheme="minorEastAsia" w:hAnsi="Cambria Math"/>
+                      <w:i/>
+                      <w:noProof/>
+                    </w:rPr>
+                  </m:ctrlPr>
+                </m:dPr>
+                <m:e>
+                  <m:sSub>
+                    <m:sSubPr>
+                      <m:ctrlPr>
+                        <w:rPr>
+                          <w:rFonts w:ascii="Cambria Math" w:eastAsiaTheme="minorEastAsia" w:hAnsi="Cambria Math"/>
+                          <w:i/>
+                          <w:noProof/>
+                        </w:rPr>
+                      </m:ctrlPr>
+                    </m:sSubPr>
+                    <m:e>
+                      <m:r>
+                        <w:rPr>
+                          <w:rFonts w:ascii="Cambria Math" w:eastAsiaTheme="minorEastAsia" w:hAnsi="Cambria Math"/>
+                          <w:noProof/>
+                        </w:rPr>
+                        <m:t>C</m:t>
+                      </m:r>
+                    </m:e>
+                    <m:sub>
+                      <m:r>
+                        <w:rPr>
+                          <w:rFonts w:ascii="Cambria Math" w:eastAsiaTheme="minorEastAsia" w:hAnsi="Cambria Math"/>
+                          <w:noProof/>
+                        </w:rPr>
+                        <m:t>1</m:t>
+                      </m:r>
+                    </m:sub>
+                  </m:sSub>
+                  <m:r>
+                    <w:rPr>
+                      <w:rFonts w:ascii="Cambria Math" w:eastAsiaTheme="minorEastAsia" w:hAnsi="Cambria Math"/>
+                      <w:noProof/>
+                    </w:rPr>
+                    <m:t>+</m:t>
+                  </m:r>
+                  <m:sSub>
+                    <m:sSubPr>
+                      <m:ctrlPr>
+                        <w:rPr>
+                          <w:rFonts w:ascii="Cambria Math" w:eastAsiaTheme="minorEastAsia" w:hAnsi="Cambria Math"/>
+                          <w:i/>
+                          <w:noProof/>
+                        </w:rPr>
+                      </m:ctrlPr>
+                    </m:sSubPr>
+                    <m:e>
+                      <m:r>
+                        <w:rPr>
+                          <w:rFonts w:ascii="Cambria Math" w:eastAsiaTheme="minorEastAsia" w:hAnsi="Cambria Math"/>
+                          <w:noProof/>
+                        </w:rPr>
+                        <m:t>C</m:t>
+                      </m:r>
+                    </m:e>
+                    <m:sub>
+                      <m:r>
+                        <w:rPr>
+                          <w:rFonts w:ascii="Cambria Math" w:eastAsiaTheme="minorEastAsia" w:hAnsi="Cambria Math"/>
+                          <w:noProof/>
+                        </w:rPr>
+                        <m:t>2</m:t>
+                      </m:r>
+                    </m:sub>
+                  </m:sSub>
+                  <m:r>
+                    <w:rPr>
+                      <w:rFonts w:ascii="Cambria Math" w:eastAsiaTheme="minorEastAsia" w:hAnsi="Cambria Math"/>
+                      <w:noProof/>
+                    </w:rPr>
+                    <m:t>+s</m:t>
+                  </m:r>
+                  <m:sSub>
+                    <m:sSubPr>
+                      <m:ctrlPr>
+                        <w:rPr>
+                          <w:rFonts w:ascii="Cambria Math" w:eastAsiaTheme="minorEastAsia" w:hAnsi="Cambria Math"/>
+                          <w:i/>
+                          <w:noProof/>
+                        </w:rPr>
+                      </m:ctrlPr>
+                    </m:sSubPr>
+                    <m:e>
+                      <m:r>
+                        <w:rPr>
+                          <w:rFonts w:ascii="Cambria Math" w:eastAsiaTheme="minorEastAsia" w:hAnsi="Cambria Math"/>
+                          <w:noProof/>
+                        </w:rPr>
+                        <m:t>R</m:t>
+                      </m:r>
+                    </m:e>
+                    <m:sub>
+                      <m:r>
+                        <w:rPr>
+                          <w:rFonts w:ascii="Cambria Math" w:eastAsiaTheme="minorEastAsia" w:hAnsi="Cambria Math"/>
+                          <w:noProof/>
+                        </w:rPr>
+                        <m:t>2</m:t>
+                      </m:r>
+                    </m:sub>
+                  </m:sSub>
+                  <m:sSub>
+                    <m:sSubPr>
+                      <m:ctrlPr>
+                        <w:rPr>
+                          <w:rFonts w:ascii="Cambria Math" w:eastAsiaTheme="minorEastAsia" w:hAnsi="Cambria Math"/>
+                          <w:i/>
+                          <w:noProof/>
+                        </w:rPr>
+                      </m:ctrlPr>
+                    </m:sSubPr>
+                    <m:e>
+                      <m:r>
+                        <w:rPr>
+                          <w:rFonts w:ascii="Cambria Math" w:eastAsiaTheme="minorEastAsia" w:hAnsi="Cambria Math"/>
+                          <w:noProof/>
+                        </w:rPr>
+                        <m:t>C</m:t>
+                      </m:r>
+                    </m:e>
+                    <m:sub>
+                      <m:r>
+                        <w:rPr>
+                          <w:rFonts w:ascii="Cambria Math" w:eastAsiaTheme="minorEastAsia" w:hAnsi="Cambria Math"/>
+                          <w:noProof/>
+                        </w:rPr>
+                        <m:t>1</m:t>
+                      </m:r>
+                    </m:sub>
+                  </m:sSub>
+                  <m:sSub>
+                    <m:sSubPr>
+                      <m:ctrlPr>
+                        <w:rPr>
+                          <w:rFonts w:ascii="Cambria Math" w:eastAsiaTheme="minorEastAsia" w:hAnsi="Cambria Math"/>
+                          <w:i/>
+                          <w:noProof/>
+                        </w:rPr>
+                      </m:ctrlPr>
+                    </m:sSubPr>
+                    <m:e>
+                      <m:r>
+                        <w:rPr>
+                          <w:rFonts w:ascii="Cambria Math" w:eastAsiaTheme="minorEastAsia" w:hAnsi="Cambria Math"/>
+                          <w:noProof/>
+                        </w:rPr>
+                        <m:t>C</m:t>
+                      </m:r>
+                    </m:e>
+                    <m:sub>
+                      <m:r>
+                        <w:rPr>
+                          <w:rFonts w:ascii="Cambria Math" w:eastAsiaTheme="minorEastAsia" w:hAnsi="Cambria Math"/>
+                          <w:noProof/>
+                        </w:rPr>
+                        <m:t>2</m:t>
+                      </m:r>
+                    </m:sub>
+                  </m:sSub>
+                </m:e>
+              </m:d>
+            </m:den>
+          </m:f>
+        </m:oMath>
+      </m:oMathPara>
+    </w:p>
+    <w:p>
+      <w:pPr>
+        <w:rPr>
+          <w:rFonts w:eastAsiaTheme="minorEastAsia"/>
+          <w:noProof/>
+        </w:rPr>
+      </w:pPr>
+    </w:p>
+    <w:p>
+      <w:pPr>
+        <w:rPr>
+          <w:rFonts w:eastAsiaTheme="minorEastAsia"/>
+          <w:noProof/>
+        </w:rPr>
+      </w:pPr>
+      <m:oMathPara>
+        <m:oMath>
+          <m:f>
+            <m:fPr>
+              <m:ctrlPr>
+                <w:rPr>
+                  <w:rFonts w:ascii="Cambria Math" w:eastAsiaTheme="minorEastAsia" w:hAnsi="Cambria Math"/>
+                  <w:i/>
+                  <w:noProof/>
+                </w:rPr>
+              </m:ctrlPr>
+            </m:fPr>
+            <m:num>
+              <m:r>
+                <w:rPr>
+                  <w:rFonts w:ascii="Cambria Math" w:eastAsiaTheme="minorEastAsia" w:hAnsi="Cambria Math"/>
+                  <w:noProof/>
+                </w:rPr>
+                <m:t>Vc</m:t>
+              </m:r>
+              <m:d>
+                <m:dPr>
+                  <m:ctrlPr>
+                    <w:rPr>
+                      <w:rFonts w:ascii="Cambria Math" w:eastAsiaTheme="minorEastAsia" w:hAnsi="Cambria Math"/>
+                      <w:i/>
+                      <w:noProof/>
+                    </w:rPr>
+                  </m:ctrlPr>
+                </m:dPr>
+                <m:e>
+                  <m:r>
+                    <w:rPr>
+                      <w:rFonts w:ascii="Cambria Math" w:eastAsiaTheme="minorEastAsia" w:hAnsi="Cambria Math"/>
+                      <w:noProof/>
+                    </w:rPr>
+                    <m:t>s</m:t>
+                  </m:r>
+                </m:e>
+              </m:d>
+            </m:num>
+            <m:den>
+              <m:r>
+                <w:rPr>
+                  <w:rFonts w:ascii="Cambria Math" w:eastAsiaTheme="minorEastAsia" w:hAnsi="Cambria Math"/>
+                  <w:noProof/>
+                </w:rPr>
+                <m:t>e(s)</m:t>
+              </m:r>
+            </m:den>
+          </m:f>
+          <m:r>
+            <w:rPr>
+              <w:rFonts w:ascii="Cambria Math" w:eastAsiaTheme="minorEastAsia" w:hAnsi="Cambria Math"/>
+              <w:noProof/>
+            </w:rPr>
+            <m:t>=</m:t>
+          </m:r>
+          <m:f>
+            <m:fPr>
+              <m:ctrlPr>
+                <w:rPr>
+                  <w:rFonts w:ascii="Cambria Math" w:eastAsiaTheme="minorEastAsia" w:hAnsi="Cambria Math"/>
+                  <w:i/>
+                  <w:noProof/>
+                </w:rPr>
+              </m:ctrlPr>
+            </m:fPr>
+            <m:num>
+              <m:r>
+                <w:rPr>
+                  <w:rFonts w:ascii="Cambria Math" w:eastAsiaTheme="minorEastAsia" w:hAnsi="Cambria Math"/>
+                  <w:noProof/>
+                </w:rPr>
+                <m:t>5,7*</m:t>
+              </m:r>
+              <m:sSup>
+                <m:sSupPr>
+                  <m:ctrlPr>
+                    <w:rPr>
+                      <w:rFonts w:ascii="Cambria Math" w:eastAsiaTheme="minorEastAsia" w:hAnsi="Cambria Math"/>
+                      <w:i/>
+                      <w:noProof/>
+                    </w:rPr>
+                  </m:ctrlPr>
+                </m:sSupPr>
+                <m:e>
+                  <m:r>
+                    <w:rPr>
+                      <w:rFonts w:ascii="Cambria Math" w:eastAsiaTheme="minorEastAsia" w:hAnsi="Cambria Math"/>
+                      <w:noProof/>
+                    </w:rPr>
+                    <m:t>10</m:t>
+                  </m:r>
+                </m:e>
+                <m:sup>
+                  <m:r>
+                    <w:rPr>
+                      <w:rFonts w:ascii="Cambria Math" w:eastAsiaTheme="minorEastAsia" w:hAnsi="Cambria Math"/>
+                      <w:noProof/>
+                    </w:rPr>
+                    <m:t>-4</m:t>
+                  </m:r>
+                </m:sup>
+              </m:sSup>
+              <m:r>
+                <w:rPr>
+                  <w:rFonts w:ascii="Cambria Math" w:eastAsiaTheme="minorEastAsia" w:hAnsi="Cambria Math"/>
+                  <w:noProof/>
+                </w:rPr>
+                <m:t>s</m:t>
+              </m:r>
+              <m:r>
+                <w:rPr>
+                  <w:rFonts w:ascii="Cambria Math" w:eastAsiaTheme="minorEastAsia" w:hAnsi="Cambria Math"/>
+                  <w:noProof/>
+                </w:rPr>
+                <m:t xml:space="preserve">+ </m:t>
+              </m:r>
+              <m:r>
+                <w:rPr>
+                  <w:rFonts w:ascii="Cambria Math" w:eastAsiaTheme="minorEastAsia" w:hAnsi="Cambria Math"/>
+                  <w:noProof/>
+                </w:rPr>
+                <m:t>1</m:t>
+              </m:r>
+            </m:num>
+            <m:den>
+              <m:r>
+                <w:rPr>
+                  <w:rFonts w:ascii="Cambria Math" w:eastAsiaTheme="minorEastAsia" w:hAnsi="Cambria Math"/>
+                  <w:noProof/>
+                </w:rPr>
+                <m:t>9,8*</m:t>
+              </m:r>
+              <m:sSup>
+                <m:sSupPr>
+                  <m:ctrlPr>
+                    <w:rPr>
+                      <w:rFonts w:ascii="Cambria Math" w:eastAsiaTheme="minorEastAsia" w:hAnsi="Cambria Math"/>
+                      <w:i/>
+                      <w:noProof/>
+                    </w:rPr>
+                  </m:ctrlPr>
+                </m:sSupPr>
+                <m:e>
+                  <m:r>
+                    <w:rPr>
+                      <w:rFonts w:ascii="Cambria Math" w:eastAsiaTheme="minorEastAsia" w:hAnsi="Cambria Math"/>
+                      <w:noProof/>
+                    </w:rPr>
+                    <m:t>10</m:t>
+                  </m:r>
+                </m:e>
+                <m:sup>
+                  <m:r>
+                    <w:rPr>
+                      <w:rFonts w:ascii="Cambria Math" w:eastAsiaTheme="minorEastAsia" w:hAnsi="Cambria Math"/>
+                      <w:noProof/>
+                    </w:rPr>
+                    <m:t>-10</m:t>
+                  </m:r>
+                </m:sup>
+              </m:sSup>
+              <m:sSup>
+                <m:sSupPr>
+                  <m:ctrlPr>
+                    <w:rPr>
+                      <w:rFonts w:ascii="Cambria Math" w:eastAsiaTheme="minorEastAsia" w:hAnsi="Cambria Math"/>
+                      <w:i/>
+                      <w:noProof/>
+                    </w:rPr>
+                  </m:ctrlPr>
+                </m:sSupPr>
+                <m:e>
+                  <m:r>
+                    <w:rPr>
+                      <w:rFonts w:ascii="Cambria Math" w:eastAsiaTheme="minorEastAsia" w:hAnsi="Cambria Math"/>
+                      <w:noProof/>
+                    </w:rPr>
+                    <m:t>s</m:t>
+                  </m:r>
+                </m:e>
+                <m:sup>
+                  <m:r>
+                    <w:rPr>
+                      <w:rFonts w:ascii="Cambria Math" w:eastAsiaTheme="minorEastAsia" w:hAnsi="Cambria Math"/>
+                      <w:noProof/>
+                    </w:rPr>
+                    <m:t>2</m:t>
+                  </m:r>
+                </m:sup>
+              </m:sSup>
+              <m:r>
+                <w:rPr>
+                  <w:rFonts w:ascii="Cambria Math" w:eastAsiaTheme="minorEastAsia" w:hAnsi="Cambria Math"/>
+                  <w:noProof/>
+                </w:rPr>
+                <m:t>+</m:t>
+              </m:r>
+              <m:sSup>
+                <m:sSupPr>
+                  <m:ctrlPr>
+                    <w:rPr>
+                      <w:rFonts w:ascii="Cambria Math" w:eastAsiaTheme="minorEastAsia" w:hAnsi="Cambria Math"/>
+                      <w:i/>
+                      <w:noProof/>
+                    </w:rPr>
+                  </m:ctrlPr>
+                </m:sSupPr>
+                <m:e>
+                  <m:r>
+                    <w:rPr>
+                      <w:rFonts w:ascii="Cambria Math" w:eastAsiaTheme="minorEastAsia" w:hAnsi="Cambria Math"/>
+                      <w:noProof/>
+                    </w:rPr>
+                    <m:t>10</m:t>
+                  </m:r>
+                </m:e>
+                <m:sup>
+                  <m:r>
+                    <w:rPr>
+                      <w:rFonts w:ascii="Cambria Math" w:eastAsiaTheme="minorEastAsia" w:hAnsi="Cambria Math"/>
+                      <w:noProof/>
+                    </w:rPr>
+                    <m:t>-5</m:t>
+                  </m:r>
+                </m:sup>
+              </m:sSup>
+              <m:r>
+                <w:rPr>
+                  <w:rFonts w:ascii="Cambria Math" w:eastAsiaTheme="minorEastAsia" w:hAnsi="Cambria Math"/>
+                  <w:noProof/>
+                </w:rPr>
+                <m:t>s</m:t>
+              </m:r>
+            </m:den>
+          </m:f>
+        </m:oMath>
+      </m:oMathPara>
+    </w:p>
+    <w:p>
+      <w:pPr>
+        <w:rPr>
+          <w:rFonts w:eastAsiaTheme="minorEastAsia"/>
+          <w:noProof/>
+        </w:rPr>
+      </w:pPr>
+    </w:p>
+    <w:p>
+      <w:pPr>
+        <w:rPr>
+          <w:rFonts w:eastAsiaTheme="minorEastAsia"/>
+          <w:noProof/>
+        </w:rPr>
+      </w:pPr>
+    </w:p>
+    <w:p>
+      <w:pPr>
+        <w:rPr>
+          <w:rFonts w:eastAsiaTheme="minorEastAsia"/>
+          <w:noProof/>
+        </w:rPr>
+      </w:pPr>
+    </w:p>
+    <w:p>
+      <w:pPr>
+        <w:rPr>
+          <w:rFonts w:eastAsiaTheme="minorEastAsia"/>
+          <w:noProof/>
+        </w:rPr>
+      </w:pPr>
+    </w:p>
+    <w:p>
+      <w:pPr>
+        <w:rPr>
+          <w:rFonts w:eastAsiaTheme="minorEastAsia"/>
+          <w:noProof/>
+        </w:rPr>
+      </w:pPr>
     </w:p>
     <w:p>
       <w:pPr>
@@ -6341,6 +12599,7 @@
   <w:style w:type="paragraph" w:default="1" w:styleId="Normal">
     <w:name w:val="Normal"/>
     <w:qFormat/>
+    <w:rsid w:val="00174AC3"/>
   </w:style>
   <w:style w:type="paragraph" w:styleId="Heading2">
     <w:name w:val="heading 2"/>
@@ -6426,6 +12685,630 @@
     </w:rPr>
   </w:style>
 </w:styles>
+</file>
+
+<file path=word/ink/ink1.xml><?xml version="1.0" encoding="utf-8"?>
+<inkml:ink xmlns:inkml="http://www.w3.org/2003/InkML">
+  <inkml:definitions>
+    <inkml:context xml:id="ctx0">
+      <inkml:inkSource xml:id="inkSrc0">
+        <inkml:traceFormat>
+          <inkml:channel name="X" type="integer" min="-2.14748E9" max="2.14748E9" units="cm"/>
+          <inkml:channel name="Y" type="integer" min="-2.14748E9" max="2.14748E9" units="cm"/>
+        </inkml:traceFormat>
+        <inkml:channelProperties>
+          <inkml:channelProperty channel="X" name="resolution" value="1000" units="1/cm"/>
+          <inkml:channelProperty channel="Y" name="resolution" value="1000" units="1/cm"/>
+        </inkml:channelProperties>
+      </inkml:inkSource>
+      <inkml:timestamp xml:id="ts0" timeString="2026-09-29T22:32:15.811"/>
+    </inkml:context>
+    <inkml:brush xml:id="br0">
+      <inkml:brushProperty name="width" value="0.05" units="cm"/>
+      <inkml:brushProperty name="height" value="0.05" units="cm"/>
+      <inkml:brushProperty name="color" value="#E71224"/>
+      <inkml:brushProperty name="ignorePressure" value="1"/>
+    </inkml:brush>
+  </inkml:definitions>
+  <inkml:trace contextRef="#ctx0" brushRef="#br0">1 91,'0'219,"0"-223</inkml:trace>
+  <inkml:trace contextRef="#ctx0" brushRef="#br0" timeOffset="1240.47">11 90,'1'-3,"1"1,-1 0,1-1,0 1,-1 0,1 0,0 0,0 0,0 0,1 1,-1-1,0 1,5-3,7-6,-6 2,24-20,-30 27,0-1,0 1,0-1,0 1,0 0,1 0,-1 0,0 0,1 0,-1 1,1-1,3 0,-4 2,-1-1,0 1,0-1,0 1,0-1,0 1,-1 0,1-1,0 1,0 0,0 0,-1-1,1 1,0 0,-1 0,1 0,0 0,-1 0,1 0,-1 0,0 0,1 1,-1-1,0 0,0 0,0 0,0 0,0 2,3 35,-3-35,0 1,0 1,0-1,-1 0,1 1,-1-1,0 0,0 1,-3 4,4-7,-1-1,0 1,-1-1,1 0,0 1,0-1,-1 0,1 1,0-1,-1 0,0 0,1 0,-1 0,1-1,-1 1,0 0,0-1,1 1,-1-1,0 1,-2-1,-4 2,0-1,1 2,-1-1,1 1,-1 0,-8 6,10-6</inkml:trace>
+  <inkml:trace contextRef="#ctx0" brushRef="#br0" timeOffset="2805.82">213 185,'-4'0,"0"0,0 1,1-1,-1 1,0 0,0 0,1 0,-1 0,0 1,-4 2,7-4,1 1,-1-1,0 1,1 0,-1-1,0 1,1-1,-1 1,1 0,-1 0,1-1,-1 1,1 0,0 0,-1-1,1 1,0 0,0 0,0 0,-1 1,2-1,-1 1,0 0,1-1,-1 1,0-1,1 0,0 1,-1-1,1 1,0-1,0 0,0 1,0-1,0 0,2 2,16 12,-17-13,1 0,0 0,-1 0,0 0,1 1,-1-1,0 1,3 4,-5-6,1 1,-1-1,1 1,-1-1,0 1,0 0,0-1,0 1,0-1,0 1,0 0,-1-1,1 1,0-1,-1 1,1-1,-1 1,0-1,1 1,-1-1,0 0,-2 3,1-1,0 0,0 0,0 0,-1 0,1-1,-1 1,0-1,0 0,0 0,0 0,-3 2,5-3,-1-1,1 0,0 0,0 1,0-1,-1 0,1 0,0 0,0 0,-1 0,1 0,0-1,0 1,0 0,-1-1,1 1,0-1,0 1,0-1,0 1,0-1,0 0,0 1,0-1,0 0,0 0,0 0,1 0,-1 0,0 0,0 0,1 0,-1 0,0-2,-2-3</inkml:trace>
+</inkml:ink>
+</file>
+
+<file path=word/ink/ink10.xml><?xml version="1.0" encoding="utf-8"?>
+<inkml:ink xmlns:inkml="http://www.w3.org/2003/InkML">
+  <inkml:definitions>
+    <inkml:context xml:id="ctx0">
+      <inkml:inkSource xml:id="inkSrc0">
+        <inkml:traceFormat>
+          <inkml:channel name="X" type="integer" min="-2.14748E9" max="2.14748E9" units="cm"/>
+          <inkml:channel name="Y" type="integer" min="-2.14748E9" max="2.14748E9" units="cm"/>
+        </inkml:traceFormat>
+        <inkml:channelProperties>
+          <inkml:channelProperty channel="X" name="resolution" value="1000" units="1/cm"/>
+          <inkml:channelProperty channel="Y" name="resolution" value="1000" units="1/cm"/>
+        </inkml:channelProperties>
+      </inkml:inkSource>
+      <inkml:timestamp xml:id="ts0" timeString="2026-09-29T22:19:42.812"/>
+    </inkml:context>
+    <inkml:brush xml:id="br0">
+      <inkml:brushProperty name="width" value="0.05" units="cm"/>
+      <inkml:brushProperty name="height" value="0.05" units="cm"/>
+      <inkml:brushProperty name="color" value="#E71224"/>
+      <inkml:brushProperty name="ignorePressure" value="1"/>
+    </inkml:brush>
+  </inkml:definitions>
+  <inkml:trace contextRef="#ctx0" brushRef="#br0">11 57,'0'213,"0"-220</inkml:trace>
+  <inkml:trace contextRef="#ctx0" brushRef="#br0" timeOffset="821.61">2 26,'0'-1,"0"0,1 0,0 0,-1 0,1 0,-1 0,1 0,0 0,0 1,-1-1,1 0,0 1,0-1,0 0,0 1,0-1,0 1,0-1,0 1,0 0,0-1,0 1,0 0,2 0,27-5,-11 2,-16 3,0-1,0 1,0 0,1-1,-1 1,0 1,0-1,6 1,-8 0,0 0,0-1,0 1,0 0,0 0,-1 0,1-1,0 1,0 0,-1 0,1 0,-1 0,1 0,-1 0,1 0,-1 1,1-1,-1 0,0 0,0 0,0 0,0 0,0 1,0-1,0 0,0 0,0 0,0 0,-1 2,1-1,-1 0,1 0,-1-1,1 1,-1 0,0-1,0 1,1-1,-1 1,0-1,0 1,-1-1,1 0,0 1,0-1,-1 0,1 0,-1 0,1 0,-1 0,-2 1,-42 14,14-6,24-7,1 0</inkml:trace>
+  <inkml:trace contextRef="#ctx0" brushRef="#br0" timeOffset="2015.41">118 132,'-6'25,"5"-23,1-1,-1 1,0-1,1 1,-1-1,1 1,-1 0,1-1,0 1,-1 0,1-1,0 1,0 0,0-1,1 1,-1 0,0-1,1 1,-1 0,1-1,-1 1,1-1,0 1,-1-1,1 1,0-1,0 1,0-1,0 0,1 0,-1 0,0 1,3 0,-3-1,0 0,0 0,0-1,0 1,0-1,0 1,0-1,0 1,0-1,0 0,0 1,0-1,1 0,-1 0,0 0,0 0,0 0,0 0,1 0,-1 0,0-1,0 1,0 0,0-1,0 1,0 0,0-1,2-1,0 0,-1-1,1 0,-1 0,0 0,0 0,0-1,1-4,-2 5,1 0,-1 1,0-1,1 1,-1-1,1 1,0-1,0 1,0 0,4-4,-5 9,1 1,-2-1,1 1,0 0,-1-1,1 1,-1 0,0-1,-1 6,-4 24,-1 17,6-45</inkml:trace>
+</inkml:ink>
+</file>
+
+<file path=word/ink/ink11.xml><?xml version="1.0" encoding="utf-8"?>
+<inkml:ink xmlns:inkml="http://www.w3.org/2003/InkML">
+  <inkml:definitions>
+    <inkml:context xml:id="ctx0">
+      <inkml:inkSource xml:id="inkSrc0">
+        <inkml:traceFormat>
+          <inkml:channel name="X" type="integer" min="-2.14748E9" max="2.14748E9" units="cm"/>
+          <inkml:channel name="Y" type="integer" min="-2.14748E9" max="2.14748E9" units="cm"/>
+        </inkml:traceFormat>
+        <inkml:channelProperties>
+          <inkml:channelProperty channel="X" name="resolution" value="1000" units="1/cm"/>
+          <inkml:channelProperty channel="Y" name="resolution" value="1000" units="1/cm"/>
+        </inkml:channelProperties>
+      </inkml:inkSource>
+      <inkml:timestamp xml:id="ts0" timeString="2026-09-29T22:19:39.557"/>
+    </inkml:context>
+    <inkml:brush xml:id="br0">
+      <inkml:brushProperty name="width" value="0.05" units="cm"/>
+      <inkml:brushProperty name="height" value="0.05" units="cm"/>
+      <inkml:brushProperty name="color" value="#E71224"/>
+      <inkml:brushProperty name="ignorePressure" value="1"/>
+    </inkml:brush>
+  </inkml:definitions>
+  <inkml:trace contextRef="#ctx0" brushRef="#br0">1 0,'1'13,"1"0,0 0,2-1,-1 1,1-1,6 12,8 25,-14-28,0 0,2 25,1 14,-1-40,-4-20</inkml:trace>
+  <inkml:trace contextRef="#ctx0" brushRef="#br0" timeOffset="883.84">11 1,'55'-1,"60"3,-114-3,0 1,-1 0,1 0,0 0,0 1,0-1,-1 0,1 0,0 0,0 1,0-1,-1 0,1 1,0-1,-1 0,1 1,0-1,-1 1,1-1,0 1,-1 0,1-1,-1 1,1-1,-1 1,1 0,0 1,-1-1,0 0,0 1,-1-1,1 0,0 1,0-1,-1 0,1 1,-1-1,1 0,-1 0,1 0,-1 1,0-1,-1 1,-5 8,-1-1,-18 16,20-19,2-3,1 0,-1-1,1 1,-1-1,0 0,0 0,0-1,0 1,0-1,-1 1,1-1,0-1,0 1,-1-1,1 1,-1-1,1-1,-9 0,7 1,-4 0</inkml:trace>
+  <inkml:trace contextRef="#ctx0" brushRef="#br0" timeOffset="2092.3">191 192,'4'3,"0"-1,-1 1,1-1,0 0,1 0,7 3,-7-3,1 0,-1 0,-1 1,1-1,0 1,5 5,-9-7,0 0,0 0,0 0,0 1,0-1,0 0,-1 1,1-1,0 0,-1 1,1-1,-1 1,0-1,1 1,-1-1,0 1,0 0,0-1,0 1,0-1,0 1,-1-1,1 1,0-1,-1 1,1-1,-2 2,-7 9,5-5,17 0,-11-7,1 1,-1-1,0 1,0 0,0 0,0 0,0 0,0 0,0 0,0 1,0-1,-1 1,1-1,-1 1,4 3,-5-4,0-1,0 1,0-1,0 1,0-1,0 1,1-1,-2 1,1-1,0 1,0-1,0 1,0 0,0-1,0 1,0-1,-1 1,1-1,0 1,0-1,-1 0,1 1,-1 0,-20 13,-20 2,28-12,0 1,1 0,-21 13,27-15</inkml:trace>
+</inkml:ink>
+</file>
+
+<file path=word/ink/ink12.xml><?xml version="1.0" encoding="utf-8"?>
+<inkml:ink xmlns:inkml="http://www.w3.org/2003/InkML">
+  <inkml:definitions>
+    <inkml:context xml:id="ctx0">
+      <inkml:inkSource xml:id="inkSrc0">
+        <inkml:traceFormat>
+          <inkml:channel name="X" type="integer" min="-2.14748E9" max="2.14748E9" units="cm"/>
+          <inkml:channel name="Y" type="integer" min="-2.14748E9" max="2.14748E9" units="cm"/>
+        </inkml:traceFormat>
+        <inkml:channelProperties>
+          <inkml:channelProperty channel="X" name="resolution" value="1000" units="1/cm"/>
+          <inkml:channelProperty channel="Y" name="resolution" value="1000" units="1/cm"/>
+        </inkml:channelProperties>
+      </inkml:inkSource>
+      <inkml:timestamp xml:id="ts0" timeString="2026-09-29T22:19:32.193"/>
+    </inkml:context>
+    <inkml:brush xml:id="br0">
+      <inkml:brushProperty name="width" value="0.05" units="cm"/>
+      <inkml:brushProperty name="height" value="0.05" units="cm"/>
+      <inkml:brushProperty name="color" value="#E71224"/>
+      <inkml:brushProperty name="ignorePressure" value="1"/>
+    </inkml:brush>
+  </inkml:definitions>
+  <inkml:trace contextRef="#ctx0" brushRef="#br0">1 35,'11'137,"-1"-56,-10-116,0 25</inkml:trace>
+  <inkml:trace contextRef="#ctx0" brushRef="#br0" timeOffset="1100.55">11 34,'3'-3,"0"1,0-1,1 1,-1 0,1 0,-1 0,1 1,-1-1,8-1,-3 0,-5 1,1 1,-1 0,1-1,-1 1,1 1,-1-1,1 1,-1-1,1 1,-1 0,1 0,0 0,4 2,-6-2,-1 1,1 0,-1-1,1 1,-1 0,1 0,-1 0,0 0,0 0,1 0,-1 0,0 1,0-1,0 0,0 1,0-1,-1 0,1 1,0-1,-1 1,1-1,-1 1,1 0,-1-1,0 1,0 0,0-1,1 1,-2 3,1-3,0 0,0 1,0-1,0 0,0 0,0 1,-1-1,0 0,1 0,-1 0,0 1,0-1,0 0,0 0,0 0,-1-1,1 1,0 0,-4 2,2-2,0 0,0-1,0 0,0 1,0-1,0-1,0 1,0 0,-1-1,1 1,0-1,-1 0,-3-1,-2 1</inkml:trace>
+  <inkml:trace contextRef="#ctx0" brushRef="#br0" timeOffset="2123.43">181 183,'1'-2,"1"0,-1 1,1-1,-1 1,1-1,0 1,0 0,0 0,0 0,0 0,0 0,0 0,0 0,3 0,-4 1,-1 0,1 0,-1 0,1 0,-1 0,1 1,-1-1,0 0,1 0,-1 0,1 1,-1-1,0 0,1 0,-1 1,0-1,1 0,-1 1,0-1,1 1,-1-1,0 0,0 1,1 0,2 19,-4 89,1-100</inkml:trace>
+</inkml:ink>
+</file>
+
+<file path=word/ink/ink13.xml><?xml version="1.0" encoding="utf-8"?>
+<inkml:ink xmlns:inkml="http://www.w3.org/2003/InkML">
+  <inkml:definitions>
+    <inkml:context xml:id="ctx0">
+      <inkml:inkSource xml:id="inkSrc0">
+        <inkml:traceFormat>
+          <inkml:channel name="X" type="integer" min="-2.14748E9" max="2.14748E9" units="cm"/>
+          <inkml:channel name="Y" type="integer" min="-2.14748E9" max="2.14748E9" units="cm"/>
+        </inkml:traceFormat>
+        <inkml:channelProperties>
+          <inkml:channelProperty channel="X" name="resolution" value="1000" units="1/cm"/>
+          <inkml:channelProperty channel="Y" name="resolution" value="1000" units="1/cm"/>
+        </inkml:channelProperties>
+      </inkml:inkSource>
+      <inkml:timestamp xml:id="ts0" timeString="2026-09-29T22:19:30.595"/>
+    </inkml:context>
+    <inkml:brush xml:id="br0">
+      <inkml:brushProperty name="width" value="0.05" units="cm"/>
+      <inkml:brushProperty name="height" value="0.05" units="cm"/>
+      <inkml:brushProperty name="color" value="#E71224"/>
+      <inkml:brushProperty name="ignorePressure" value="1"/>
+    </inkml:brush>
+  </inkml:definitions>
+  <inkml:trace contextRef="#ctx0" brushRef="#br0">75 2,'-29'0,"-9"-1,31 1,14 2,10 0,-1 0,24 8,-33-7</inkml:trace>
+</inkml:ink>
+</file>
+
+<file path=word/ink/ink14.xml><?xml version="1.0" encoding="utf-8"?>
+<inkml:ink xmlns:inkml="http://www.w3.org/2003/InkML">
+  <inkml:definitions>
+    <inkml:context xml:id="ctx0">
+      <inkml:inkSource xml:id="inkSrc0">
+        <inkml:traceFormat>
+          <inkml:channel name="X" type="integer" min="-2.14748E9" max="2.14748E9" units="cm"/>
+          <inkml:channel name="Y" type="integer" min="-2.14748E9" max="2.14748E9" units="cm"/>
+        </inkml:traceFormat>
+        <inkml:channelProperties>
+          <inkml:channelProperty channel="X" name="resolution" value="1000" units="1/cm"/>
+          <inkml:channelProperty channel="Y" name="resolution" value="1000" units="1/cm"/>
+        </inkml:channelProperties>
+      </inkml:inkSource>
+      <inkml:timestamp xml:id="ts0" timeString="2026-09-29T22:19:23.481"/>
+    </inkml:context>
+    <inkml:brush xml:id="br0">
+      <inkml:brushProperty name="width" value="0.05" units="cm"/>
+      <inkml:brushProperty name="height" value="0.05" units="cm"/>
+      <inkml:brushProperty name="color" value="#E71224"/>
+      <inkml:brushProperty name="ignorePressure" value="1"/>
+    </inkml:brush>
+  </inkml:definitions>
+  <inkml:trace contextRef="#ctx0" brushRef="#br0">34 75,'0'2,"0"2,0 2,0 2,0 2,0 0,0 1,0 0,0 0,0 0,0 0,-2 0,-1 0,1-1,0 1,1-2</inkml:trace>
+  <inkml:trace contextRef="#ctx0" brushRef="#br0" timeOffset="1100.54">1 44,'3'-1,"0"0,0 0,0 0,1 0,-1 0,0-1,0 1,-1-1,1 0,0 0,4-4,-4 4,1-1,-1 0,1 1,-1 0,1 0,0 0,7-2,-10 3,0 1,0 0,-1 0,1-1,0 1,0 0,0 0,0 0,0 0,0 0,0 0,0 0,0 0,0 0,0 1,-1-1,3 1,-10 8,4-6,-1 0,0 0,0-1,0 0,-1 0,-7 3,-14 1,19-4</inkml:trace>
+  <inkml:trace contextRef="#ctx0" brushRef="#br0" timeOffset="2561.56">54 1,'8'0,"3"0,0 0,-1 0,15 3,-24-3,1 0,-1 1,0-1,1 0,-1 1,0-1,0 1,0 0,1-1,-1 1,0 0,0 0,0 0,2 1,-3-1,0 0,0 0,1 0,-1-1,0 1,0 0,0 0,0 0,0 0,0-1,0 1,0 0,0 0,0 0,0 0,-1-1,1 1,0 0,-1 0,1-1,0 1,-1 0,1 0,-1-1,1 1,-2 0,-5 8,-1-1,0 0,-13 10,12-11,2-2</inkml:trace>
+  <inkml:trace contextRef="#ctx0" brushRef="#br0" timeOffset="3486.9">138 201,'0'-2,"2"-1,0-1,2 0,3 0,-1 3,-1 4,-2 2,0 3,-2 2,-1 0,0 1,0 1,0-1,0 0,-1-2</inkml:trace>
+</inkml:ink>
+</file>
+
+<file path=word/ink/ink15.xml><?xml version="1.0" encoding="utf-8"?>
+<inkml:ink xmlns:inkml="http://www.w3.org/2003/InkML">
+  <inkml:definitions>
+    <inkml:context xml:id="ctx0">
+      <inkml:inkSource xml:id="inkSrc0">
+        <inkml:traceFormat>
+          <inkml:channel name="X" type="integer" min="-2.14748E9" max="2.14748E9" units="cm"/>
+          <inkml:channel name="Y" type="integer" min="-2.14748E9" max="2.14748E9" units="cm"/>
+        </inkml:traceFormat>
+        <inkml:channelProperties>
+          <inkml:channelProperty channel="X" name="resolution" value="1000" units="1/cm"/>
+          <inkml:channelProperty channel="Y" name="resolution" value="1000" units="1/cm"/>
+        </inkml:channelProperties>
+      </inkml:inkSource>
+      <inkml:timestamp xml:id="ts0" timeString="2026-09-29T22:27:26.829"/>
+    </inkml:context>
+    <inkml:brush xml:id="br0">
+      <inkml:brushProperty name="width" value="0.05" units="cm"/>
+      <inkml:brushProperty name="height" value="0.05" units="cm"/>
+      <inkml:brushProperty name="color" value="#E71224"/>
+      <inkml:brushProperty name="ignorePressure" value="1"/>
+    </inkml:brush>
+  </inkml:definitions>
+  <inkml:trace contextRef="#ctx0" brushRef="#br0">23 83,'1'1,"0"-1,0 1,0 0,0 0,0-1,-1 1,1 0,0 0,-1 0,1 0,0 0,-1 0,1 0,-1 0,1 0,-1 0,0 0,1 0,-1 2,7 27,-6-27,30 121,-30-130,-1-1</inkml:trace>
+  <inkml:trace contextRef="#ctx0" brushRef="#br0" timeOffset="929.83">1 31,'6'0,"-1"-1,1 0,0 0,0 0,0-1,-1 0,1 0,5-3,30-10,-41 15,1 0,0 0,0 0,0-1,0 1,0 0,0 0,0 0,0 1,0-1,0 0,0 0,0 0,0 1,0-1,0 1,0-1,0 0,0 1,-1 0,1-1,0 1,0-1,-1 1,1 0,0 0,-1-1,2 2,-1 0,0 1,0-1,0 1,-1-1,1 1,-1-1,1 1,-1-1,0 1,0-1,0 4,0-1,-1 0,1 0,-1 1,0-1,-1 0,1 0,-1 0,0 0,0-1,-1 1,-3 6,4-10,1 1,-1 0,0-1,0 0,0 1,0-1,0 0,0 0,0 0,0 0,0 0,0-1,-1 1,1-1,-3 1,-4 0</inkml:trace>
+  <inkml:trace contextRef="#ctx0" brushRef="#br0" timeOffset="1985.21">191 147,'1'-2,"-1"-1,1 1,-1 0,1 0,0 0,0 0,0 0,0 0,0 0,0 0,3-3,-4 5,0 0,1-1,-1 1,0 0,0-1,1 1,-1 0,0-1,1 1,-1 0,0-1,1 1,-1 0,0 0,1 0,-1-1,0 1,1 0,-1 0,1 0,-1 0,1 0,-1 0,0 0,1 0,-1 0,1 0,-1 0,1 0,-1 0,0 0,1 0,-1 0,1 0,-1 0,1 1,-1-1,0 0,1 0,-1 1,0-1,1 0,-1 0,0 1,1-1,-1 0,0 1,0-1,1 0,-1 1,0-1,0 1,0-1,1 0,-1 1,0-1,0 1,0-1,0 1,0-1,0 0,0 1,25 103,-22-97</inkml:trace>
+</inkml:ink>
+</file>
+
+<file path=word/ink/ink16.xml><?xml version="1.0" encoding="utf-8"?>
+<inkml:ink xmlns:inkml="http://www.w3.org/2003/InkML">
+  <inkml:definitions>
+    <inkml:context xml:id="ctx0">
+      <inkml:inkSource xml:id="inkSrc0">
+        <inkml:traceFormat>
+          <inkml:channel name="X" type="integer" min="-2.14748E9" max="2.14748E9" units="cm"/>
+          <inkml:channel name="Y" type="integer" min="-2.14748E9" max="2.14748E9" units="cm"/>
+        </inkml:traceFormat>
+        <inkml:channelProperties>
+          <inkml:channelProperty channel="X" name="resolution" value="1000" units="1/cm"/>
+          <inkml:channelProperty channel="Y" name="resolution" value="1000" units="1/cm"/>
+        </inkml:channelProperties>
+      </inkml:inkSource>
+      <inkml:timestamp xml:id="ts0" timeString="2026-09-29T22:27:25.373"/>
+    </inkml:context>
+    <inkml:brush xml:id="br0">
+      <inkml:brushProperty name="width" value="0.05" units="cm"/>
+      <inkml:brushProperty name="height" value="0.05" units="cm"/>
+      <inkml:brushProperty name="color" value="#E71224"/>
+      <inkml:brushProperty name="ignorePressure" value="1"/>
+    </inkml:brush>
+  </inkml:definitions>
+  <inkml:trace contextRef="#ctx0" brushRef="#br0">41 9,'0'0,"0"-1,0 1,0 0,0-1,0 1,0-1,0 1,-1 0,1-1,0 1,0 0,0-1,-1 1,1 0,0-1,0 1,-1 0,1-1,0 1,-1 0,1 0,0-1,-1 1,1 0,0 0,-1 0,1 0,-1-1,1 1,0 0,-1 0,1 0,-1 0,1 0,0 0,-1 0,1 0,-1 0,1 0,0 0,-1 0,1 1,-1-1,1 0,0 0,-1 0,1 0,0 1,-1-1,0 1,-18 11,19-11,-1 0,0 0,1 0,-1 0,1 0,-1 1,1-1,-1 0,1 0,0 0,0 1,-1-1,1 0,0 0,0 1,0-1,1 0,-1 0,0 1,0-1,1 0,-1 0,0 0,1 1,0-1,-1 0,1 0,-1 0,1 0,0 0,0 0,1 1,10 20,-5-7,2-18,6-21,-14 23,-1 1,0-1,1 1,-1-1,0 1,1-1,-1 1,0-1,0 0,0 1,0-1,0 1,1-1,-1 0,0 1,0-1,-1 0,1 1,0-1,0 1,0-1,0 0,0 1,-1-1,1 1,0-1,0 0,-1 1,1-1,-1 1,1-1,0 1,-1 0,1-1,-2 0,-18-1,10 1,10 1,0 0,0 0,0 0,0 0,0 0,0 0,0 0,-1-1,1 1,0 0,0 0,0 0,0 0,0 0,0-1,0 1,0 0,0 0,0 0,0 0,0 0,0-1,0 1,0 0,0 0,0 0,0 0,0 0,0-1,0 1,0 0,0 0,1 0,-1 0,0 0,0 0,0-1,0 1,0 0,0 0,0 0,0 0,1 0,-1 0,0 0,0 0,0 0,0 0,1 0,2-5</inkml:trace>
+</inkml:ink>
+</file>
+
+<file path=word/ink/ink17.xml><?xml version="1.0" encoding="utf-8"?>
+<inkml:ink xmlns:inkml="http://www.w3.org/2003/InkML">
+  <inkml:definitions>
+    <inkml:context xml:id="ctx0">
+      <inkml:inkSource xml:id="inkSrc0">
+        <inkml:traceFormat>
+          <inkml:channel name="X" type="integer" min="-2.14748E9" max="2.14748E9" units="cm"/>
+          <inkml:channel name="Y" type="integer" min="-2.14748E9" max="2.14748E9" units="cm"/>
+        </inkml:traceFormat>
+        <inkml:channelProperties>
+          <inkml:channelProperty channel="X" name="resolution" value="1000" units="1/cm"/>
+          <inkml:channelProperty channel="Y" name="resolution" value="1000" units="1/cm"/>
+        </inkml:channelProperties>
+      </inkml:inkSource>
+      <inkml:timestamp xml:id="ts0" timeString="2026-09-29T22:27:18.040"/>
+    </inkml:context>
+    <inkml:brush xml:id="br0">
+      <inkml:brushProperty name="width" value="0.05" units="cm"/>
+      <inkml:brushProperty name="height" value="0.05" units="cm"/>
+      <inkml:brushProperty name="color" value="#E71224"/>
+      <inkml:brushProperty name="ignorePressure" value="1"/>
+    </inkml:brush>
+  </inkml:definitions>
+  <inkml:trace contextRef="#ctx0" brushRef="#br0">33 0,'0'2,"0"2,0 3,0 1,0 2,0 0,0 1,0 0,0 0,0 0,0 0,0 0,0-2</inkml:trace>
+  <inkml:trace contextRef="#ctx0" brushRef="#br0" timeOffset="1534.6">0 43,'0'190,"0"-180</inkml:trace>
+  <inkml:trace contextRef="#ctx0" brushRef="#br0" timeOffset="2759.23">33 64,'0'-3,"1"0,0 0,-1 1,1-1,0 0,1 1,-1-1,0 0,1 1,0 0,-1-1,1 1,0 0,0 0,0 0,1 0,-1 0,0 1,4-3,-3 2,0 1,-1-1,1 0,0 1,0 0,0 0,0 0,0 0,0 0,0 1,1-1,-1 1,0 0,0 0,0 0,1 0,3 1,-5 0,-1 0,0 0,0 0,0 0,0 0,1 0,-1 0,-1 1,1-1,0 0,0 1,0-1,-1 1,1-1,-1 1,1-1,-1 1,0-1,1 1,-1-1,0 1,0-1,0 1,0 0,0-1,-1 1,1-1,0 1,-1-1,0 3,0-1,1 0,-1 0,0 0,0 0,0 0,-1 0,1 0,-1-1,1 1,-1-1,0 1,0-1,0 1,0-1,-3 2,-1-2,0 0,0-1,0 0,0 0,0-1,0 0,0 0,0 0,-9-2,-8 1,14 1</inkml:trace>
+  <inkml:trace contextRef="#ctx0" brushRef="#br0" timeOffset="4217.3">148 160,'10'0,"-5"0,1 0,-1 0,0 0,0 0,0 1,-1 0,10 3,-13-3,1-1,-1 1,0 0,0 0,1 0,-1 0,0 0,0 1,0-1,0 0,-1 0,1 1,0-1,0 1,-1-1,1 0,-1 1,0-1,1 1,-1-1,0 1,0 0,0-1,0 1,0-1,0 1,0-1,0 1,-1-1,1 1,0-1,-2 3,1 0,0 0,0 0,0 0,-1 0,0-1,1 1,-2 0,1-1,0 1,-1-1,1 0,-1 0,-5 5,6-7,0 1,0-1,-1 0,1 1,-1-1,1 0,-1 0,1-1,-1 1,1 0,-1-1,0 0,1 0,-1 1,0-1,1-1,-1 1,0 0,1-1,-1 1,-4-3,7 3,0 0,0 0,0 0,0 0,0 0,0 0,0 0,1 0,-1 0,0 0,0-1,0 1,0 0,0 0,0 0,0 0,0 0,0 0,0 0,0 0,0 0,0-1,0 1,0 0,0 0,0 0,0 0,0 0,0 0,0 0,0 0,0 0,0-1,0 1,0 0,0 0,0 0,-1 0,1 0,0 0,0 0,0 0,0 0,0 0,0 0,0 0,0 0,0-1,0 1,0 0,-1 0,1 0,0 0,0 0,0 0,0 0,0 0,0 0,0 0,0 0,0 0,-1 0,1 0,0 0,0 0,0 0,12-3,15 0,-22 4,1 0,-1-1,0 2,0-1,1 1,-1 0,0 0,5 3,-8-3,1-1,0 1,0-1,0 1,0-1,-1 0,1 0,1 0,-1-1,0 1,0-1,0 0,0 1,0-1,1-1,-1 1,0 0,0-1,0 0,0 1,0-1,4-2,0-2</inkml:trace>
+</inkml:ink>
+</file>
+
+<file path=word/ink/ink18.xml><?xml version="1.0" encoding="utf-8"?>
+<inkml:ink xmlns:inkml="http://www.w3.org/2003/InkML">
+  <inkml:definitions>
+    <inkml:context xml:id="ctx0">
+      <inkml:inkSource xml:id="inkSrc0">
+        <inkml:traceFormat>
+          <inkml:channel name="X" type="integer" min="-2.14748E9" max="2.14748E9" units="cm"/>
+          <inkml:channel name="Y" type="integer" min="-2.14748E9" max="2.14748E9" units="cm"/>
+        </inkml:traceFormat>
+        <inkml:channelProperties>
+          <inkml:channelProperty channel="X" name="resolution" value="1000" units="1/cm"/>
+          <inkml:channelProperty channel="Y" name="resolution" value="1000" units="1/cm"/>
+        </inkml:channelProperties>
+      </inkml:inkSource>
+      <inkml:timestamp xml:id="ts0" timeString="2026-09-29T22:27:13.761"/>
+    </inkml:context>
+    <inkml:brush xml:id="br0">
+      <inkml:brushProperty name="width" value="0.05" units="cm"/>
+      <inkml:brushProperty name="height" value="0.05" units="cm"/>
+      <inkml:brushProperty name="color" value="#E71224"/>
+      <inkml:brushProperty name="ignorePressure" value="1"/>
+    </inkml:brush>
+  </inkml:definitions>
+  <inkml:trace contextRef="#ctx0" brushRef="#br0">34 0,'-1'0,"1"0,0 0,-1 0,1 0,0 1,0-1,-1 0,1 0,0 0,0 0,-1 0,1 0,0 1,0-1,-1 0,1 0,0 0,0 1,0-1,-1 0,1 0,0 1,0-1,0 0,0 0,0 1,-1-1,1 0,0 1,0-1,0 0,0 0,0 1,0-1,0 0,0 1,0-1,0 0,0 1,0-1,0 0,1 0,-1 1,0-1,0 0,0 0,0 1,0-1,1 1,-1-1,0 0,0 1,1-1,-1 0,0 1,0-1,0 0,0 1,0-1,0 0,0 1,0-1,0 0,0 1,0-1,0 0,0 1,0-1,0 0,0 1,0-1,-1 0,1 1,0-1,0 0,0 1,-1-1,1 1,-1-1,1 0,-1 0,1 0,-1 0,1 1,-1-1,1 0,-1 1,1-1,-1 0,1 1,-1-1,1 0,-1 1,1-1,0 1,-1-1,1 1,0-1,-1 1,1-1,0 1,-1 0,9 4,3-5,-11 0,0 0,0 0,0 0,1 0,-1 0,0 0,0-1,0 1,0 0,0 0,1 0,-1 0,0 0,0 0,0-1,0 1,0 0,0 0,0 0,0 0,0-1,0 1,0 0,0 0,0 0,0 0,0-1,0 1,0 0,0 0,0 0,0 0,0-1,0 1,0 0,0 0,0 0,0 0,0-1,0 1,0 0,0 0,0 0,-1 0,1 0,0-1,0 1,0 0,0 0,-1 0,1 0,0 0,0 0,0 0,0 0,0 1,0-1,0 0,0 0,0 0,0 0,0 0,0 0,0 0,0 0,0 0,0 0,0 1,0-1,0 0,-1 0,1 0,0 0,0 0,0 0,0 0,0 0,0 0,0 0,0 0,-1 0,1 0,0 0,0 0,0 0,0 0,0 0,0 0,0 0,0 0,-1 0,1 0,0 0,0 0,0 0,0 0,0 0,0 0,0 0,0 0,0 0,-1 0,1-1,0 1,0 0,0 0,0 0,0 0,0 0,0 0,0 0,0 0,0 0,0 0,0-1,0 1,0 0,0 0,0 0,-1 0,1 0,0 0,0 0,0 0,0 0,0 0,0 0,0 0,0 0,0 0,0 0,0 0,0 0,-1 0,1 0,0 0,0 0,0 0,0 0,0 0,0 0,0 0,0 0,0 0,0 0,0 0,0 0,-1 0,1 0,0 0,0 0,0 0,0 0,0 0,-1-1,1 1,-1-1,0 0,0 0,1 0,-1 0,0 0,0 1,0-1,0 1,0-1,0 0,0 1,0-1,0 1,-1 0,1-1,0 1,-2 0,1 1,17 1,4-4,-19 1,0 1,0 0,1 0,-1 0,0 0,0-1,1 1,-1 0,0 0,0 0,0-1,1 1,-1 0,0 0,0-1,0 1,0 0,0-1,0 1,0 0,1 0,-1-1,0 1,0 0,0-1,0 1,0 0,0 0,0-1,-1 1,1-1,0 1,-1-1,1 0,-1 1,0-1,1 0,-1 1,0-1,1 1,-1-1,0 1,0-1,0 1,1 0,-1-1,0 1,0 0,0 0,0-1,0 1,0 0,1 0,-1 0,0 0,0 0,0 0,0 1,0-1,0 0,0 0,-1 1,2-1,-1 0,0 0,0 0,1 1,-1-1,0 0,1 0,-1 0,0 1,1-1,-1 0,0 1,1-1,-1 1,1-1,-1 1,1-1,-1 1,1-1,-1 1,1-1,-1 1,1-1,0 1,-1 0,1-1,0 1,-1 0,1-1,0 1,0 0,0-1,0 1,0 0,0 0,0-1,0 1,0 0,0 0,0-1,0 1,0 0,1-1,-1 1,0 0,0-1,1 1,-1 0,1-1,-1 1,0-1,1 1,-1-1,1 1,-1-1,1 1,0-1,0 1,17 8,-18-9,1 0,-1 0,0 0,1 0,-1 0,1 0,-1 0,1 0,-1 0,0 0,1 0,-1 0,1-1,-1 1,0 0,1 0,-1 0,0-1,1 1,-1 0,0-1,1 1,-1 0,0 0,0-1,1 1,-1 0,0-1,0 1,0-1,1 1,-1 0,0-1,0 1,0-1,0 1,0-1,0 0,0 0,-1 0,1 0,-1 0,1 0,-1 0,1 0,-1 0,0 0,1 0,-1 0,0 1,0-1,1 0,-1 0,0 1,0-1,0 1,0-1,0 1,0-1,0 1,0-1,0 1,0 0,-2-1,-6-1</inkml:trace>
+</inkml:ink>
+</file>
+
+<file path=word/ink/ink19.xml><?xml version="1.0" encoding="utf-8"?>
+<inkml:ink xmlns:inkml="http://www.w3.org/2003/InkML">
+  <inkml:definitions>
+    <inkml:context xml:id="ctx0">
+      <inkml:inkSource xml:id="inkSrc0">
+        <inkml:traceFormat>
+          <inkml:channel name="X" type="integer" min="-2.14748E9" max="2.14748E9" units="cm"/>
+          <inkml:channel name="Y" type="integer" min="-2.14748E9" max="2.14748E9" units="cm"/>
+        </inkml:traceFormat>
+        <inkml:channelProperties>
+          <inkml:channelProperty channel="X" name="resolution" value="1000" units="1/cm"/>
+          <inkml:channelProperty channel="Y" name="resolution" value="1000" units="1/cm"/>
+        </inkml:channelProperties>
+      </inkml:inkSource>
+      <inkml:timestamp xml:id="ts0" timeString="2026-09-29T22:27:08.568"/>
+    </inkml:context>
+    <inkml:brush xml:id="br0">
+      <inkml:brushProperty name="width" value="0.05" units="cm"/>
+      <inkml:brushProperty name="height" value="0.05" units="cm"/>
+      <inkml:brushProperty name="color" value="#E71224"/>
+      <inkml:brushProperty name="ignorePressure" value="1"/>
+    </inkml:brush>
+  </inkml:definitions>
+  <inkml:trace contextRef="#ctx0" brushRef="#br0">0 134,'1'5,"1"0,-1 0,1-1,0 1,0-1,0 1,6 7,4 9,-8-10,0 0,0 0,-1 0,3 18,-6-20</inkml:trace>
+  <inkml:trace contextRef="#ctx0" brushRef="#br0" timeOffset="1024.74">12 124,'0'-4,"0"0,1 0,-1 0,1 0,0 0,0 0,1 0,-1 0,1 1,0-1,0 1,0-1,0 1,1 0,3-5,5-2,0 0,0 1,13-8,-17 12,-6 4,-1 1,1-1,0 0,0 0,0 1,0-1,0 0,0 1,0-1,0 1,0 0,0-1,1 1,-1 0,0 0,0-1,0 1,0 0,0 0,1 0,-1 0,0 0,0 1,0-1,0 0,0 1,1-1,-1 0,0 1,0-1,0 1,0 0,0-1,0 1,-1 0,1 0,0-1,0 1,0 0,-1 0,1 0,0 0,-1 0,1 0,-1 0,1 0,-1 0,0 0,1 0,-1 1,0 0,1 1,0 0,-1-1,0 1,1 0,-1-1,0 1,-1 0,1-1,0 1,-1 0,1-1,-1 1,0-1,0 1,0-1,0 1,0-1,-1 0,1 1,-1-1,1 0,-5 3,2-2,-1 0,-1-1,1 0,0 0,-1 0,1 0,-1-1,1 0,-1 0,1-1,-1 0,0 1,-9-3,13 2,-8 0</inkml:trace>
+  <inkml:trace contextRef="#ctx0" brushRef="#br0" timeOffset="2325.6">181 156,'0'5,"0"1,0-1,1 0,-1 1,1-1,0 0,1 1,3 8,-4-12,0-1,0 0,0 1,0-1,1 0,-1 0,0 1,0-1,1 0,-1 0,1 0,-1-1,1 1,0 0,-1-1,1 1,0-1,-1 1,1-1,0 0,-1 1,1-1,0 0,0 0,-1 0,1-1,0 1,0 0,-1-1,1 1,2-2,-1 1,0-1,-1 1,1-1,-1 0,1 0,-1 0,0 0,0 0,0 0,0-1,0 1,0-1,0 1,-1-1,0 0,1 0,-1 0,0 1,1-6,1 0,-6 21,0 1,1 0,0 0,1 0,1 1,2 16,-2-2,0-20</inkml:trace>
+</inkml:ink>
+</file>
+
+<file path=word/ink/ink2.xml><?xml version="1.0" encoding="utf-8"?>
+<inkml:ink xmlns:inkml="http://www.w3.org/2003/InkML">
+  <inkml:definitions>
+    <inkml:context xml:id="ctx0">
+      <inkml:inkSource xml:id="inkSrc0">
+        <inkml:traceFormat>
+          <inkml:channel name="X" type="integer" min="-2.14748E9" max="2.14748E9" units="cm"/>
+          <inkml:channel name="Y" type="integer" min="-2.14748E9" max="2.14748E9" units="cm"/>
+        </inkml:traceFormat>
+        <inkml:channelProperties>
+          <inkml:channelProperty channel="X" name="resolution" value="1000" units="1/cm"/>
+          <inkml:channelProperty channel="Y" name="resolution" value="1000" units="1/cm"/>
+        </inkml:channelProperties>
+      </inkml:inkSource>
+      <inkml:timestamp xml:id="ts0" timeString="2026-09-29T22:32:11.237"/>
+    </inkml:context>
+    <inkml:brush xml:id="br0">
+      <inkml:brushProperty name="width" value="0.05" units="cm"/>
+      <inkml:brushProperty name="height" value="0.05" units="cm"/>
+      <inkml:brushProperty name="color" value="#E71224"/>
+      <inkml:brushProperty name="ignorePressure" value="1"/>
+    </inkml:brush>
+  </inkml:definitions>
+  <inkml:trace contextRef="#ctx0" brushRef="#br0">22 64,'0'4,"1"0,0 0,0 1,1-1,-1 0,1 0,0 0,4 6,9 22,9 50,-22-76</inkml:trace>
+  <inkml:trace contextRef="#ctx0" brushRef="#br0" timeOffset="1177.74">0 0,'74'11,"14"-19,-87 8,-1 0,1 0,0 0,-1 0,1 0,0 0,-1 0,1 0,0 0,-1 1,1-1,0 0,-1 1,1-1,0 0,-1 1,1-1,-1 0,1 1,-1-1,1 1,-1-1,1 1,-1 0,0-1,1 1,-1-1,1 2,3 24,-5-19,1-1,-1 1,-1-1,1 1,-5 10,5-14,0 0,0 0,-1-1,1 1,-1-1,0 1,0-1,0 0,0 1,0-1,0 0,0 0,-1-1,1 1,-1 0,-2 1,0-2,0 0,0-1,0 1,0-1,0 0,0 0,0-1,-8-1,3 1,2 0</inkml:trace>
+  <inkml:trace contextRef="#ctx0" brushRef="#br0" timeOffset="2511.24">213 117,'0'12,"-1"-4,1 1,1-1,-1 1,1-1,4 14,-5-21,0 0,1 0,-1 0,1 0,-1 0,1 0,-1 0,1 0,0 0,0 0,-1 0,1 0,0-1,0 1,0 0,0-1,0 1,0-1,2 2,-1-2,0 0,-1 0,1 0,0 0,0 0,0 0,0-1,0 1,-1 0,1-1,0 0,0 1,0-1,-1 0,1 0,1-1,2-1,-1-1,1 0,-1 1,0-1,0-1,0 1,-1 0,0-1,1 0,-2 0,6-10,-7 13,0 62,-1 37,0-88</inkml:trace>
+</inkml:ink>
+</file>
+
+<file path=word/ink/ink20.xml><?xml version="1.0" encoding="utf-8"?>
+<inkml:ink xmlns:inkml="http://www.w3.org/2003/InkML">
+  <inkml:definitions>
+    <inkml:context xml:id="ctx0">
+      <inkml:inkSource xml:id="inkSrc0">
+        <inkml:traceFormat>
+          <inkml:channel name="X" type="integer" min="-2.14748E9" max="2.14748E9" units="cm"/>
+          <inkml:channel name="Y" type="integer" min="-2.14748E9" max="2.14748E9" units="cm"/>
+        </inkml:traceFormat>
+        <inkml:channelProperties>
+          <inkml:channelProperty channel="X" name="resolution" value="1000" units="1/cm"/>
+          <inkml:channelProperty channel="Y" name="resolution" value="1000" units="1/cm"/>
+        </inkml:channelProperties>
+      </inkml:inkSource>
+      <inkml:timestamp xml:id="ts0" timeString="2026-09-29T22:27:06.816"/>
+    </inkml:context>
+    <inkml:brush xml:id="br0">
+      <inkml:brushProperty name="width" value="0.05" units="cm"/>
+      <inkml:brushProperty name="height" value="0.05" units="cm"/>
+      <inkml:brushProperty name="color" value="#E71224"/>
+      <inkml:brushProperty name="ignorePressure" value="1"/>
+    </inkml:brush>
+  </inkml:definitions>
+  <inkml:trace contextRef="#ctx0" brushRef="#br0">43 54,'0'-4,"-3"-31,3 34,0 0,-1 1,1-1,0 0,-1 0,1 1,0-1,-1 0,1 1,-1-1,1 0,-1 1,1-1,-1 1,1-1,-1 1,0-1,1 1,-1-1,0 1,1 0,-1-1,0 1,0 0,1 0,-1-1,0 1,0 0,0 0,1 0,-1 0,0 0,0 0,1 0,-1 0,0 1,0-1,0 0,0 1,-8 4,12-1,-3-4,0 0,0 0,0 0,0 0,0 0,0 0,0-1,0 1,0 0,0 0,0 0,0 0,0 0,0-1,0 1,0 0,0 0,0 0,0 0,1 0,-1 0,0 0,0 0,0-1,0 1,0 0,0 0,0 0,1 0,-1 0,0 0,0 0,0 0,0 0,0 0,0 0,1 0,-1 0,0 0,0 0,0 0,0 0,0 0,0 0,1 0,-1 0,0 0,0 0,0 0,0 0,-1 0,1 0,0 0,0-1,0 1,0 0,-1 0,1 0,0 0,0 0,0 0,0 0,-1 0,1 0,0 0,0 0,0 0,-1 0,1 0,0 0,0 0,0 0,0 1,-1-1,1 0,0 0,0 0,0 0,0 0,-1 0,1 0,0 0,0 1,0-1,0 0,0 0,0 0,0 0,-1 1,1-1,0 0,0 0,0 0,0 0,0 1,0-1,0 0,0 0,0 0,0 1,0-1,0 0,0 0,0 0,0 0,0 1,0-1,0 0,0 0,1 0,-1 0,0 1,0-1,0 0,4 16,0-13,0 0,-1 0,1-1,0 1,1-1,-1 0,5 1,-8-2,0-1,0 0,1 1,-1-1,0 0,0 0,1 0,-1 1,0-2,0 1,1 0,-1 0,2-1,-3 1,1 0,-1-1,1 1,-1 0,1-1,-1 1,1-1,-1 1,0-1,1 1,-1-1,0 1,0-1,1 1,-1-1,0 1,0-1,0 0,0 1,1-1,-1 1,0-1,0 0,0 1,0-1,-1 1,1-1,0 1,0-1,0 0,-1-1,0 0,0 1,0-1,0 1,0-1,0 1,0 0,0-1,-1 1,1 0,-1 0,1 0,-1 0,1 0,-1 0,1 0,-1 0,0 1,1-1,-1 1,0-1,0 1,1 0,-1-1,0 1,0 0,-2 1,3-2,0 1,0 0,0 0,0 0,0 0,0 0,0 0,0 0,0 0,0 0,0 0,0 0,0 1,0-1,0 1,0-1,0 0,1 1,-1-1,0 1,0 0,0-1,0 1,1 0,-1-1,0 1,1 0,-1 0,1 0,-1 0,1-1,-1 1,1 0,-1 0,1 0,0 0,0 0,-1 0,1 0,0 0,0 0,0 0,0 0,0 0,0 0,1 0,-1 1,0-1,0-1,0 1,1 0,-1-1,0 1,0-1,0 1,1-1,-1 1,0-1,1 1,-1-1,1 1,-1-1,0 0,1 1,-1-1,1 1,-1-1,1 0,-1 0,1 1,-1-1,1 0,-1 0,1 0,0 1,-1-1,1 0,-1 0,1 0,0 0,-1 0,1 0,-1 0,1 0,-1-1,1 1,0 0,-1 0,1 0,-1-1,1 1,-1 0,1 0,-1-1,1 0,0 1,0 0,-1-1,1 1,-1-1,1 1,-1-1,1 0,-1 1,1-1,-1 1,1-1,-1 0,1 1,-1-1,0 0,0 0,1 1,-1-1,0 0,0 0,0 1,0-1,0 0,0 0,0 1,0-1,0 0,0 0,0 0,-1 1,1-1,0 0,0 1,-1-1,0-1,1 3,0-1,-1 0,1 1,0-1,-1 0,1 1,0-1,-1 0,1 1,0-1,0 1,-1-1,1 1,0-1,0 0,0 1,0-1,-1 1,1-1,0 1,0-1,0 1,0-1,0 1,0-1,0 1,1-1,-1 1,0-1,0 1,0 0,0-1,0 0,0 1,0-1,-1 0,1 0,0 1,0-1,0 0,0 1,0-1,0 0,0 1,0-1,0 0,0 1,0-1,0 0,1 1,-1-1,0 0,0 0,0 1,0-1,0 0,1 1,-1-1,0 0,0 0,1 1,-1-1,0 0,0 0,1 0,-1 0,0 1,0-1,1 0,-1 0,0 0,1 0,-1 0,0 0,1 0,-1 0,0 0,1 1,-1-2,0 1,0 0,1 0,-1 0,0 0,1 0,-1 0,0 0,1 0,-1 0,0 0,1-1,-2-5,-2 3</inkml:trace>
+</inkml:ink>
+</file>
+
+<file path=word/ink/ink21.xml><?xml version="1.0" encoding="utf-8"?>
+<inkml:ink xmlns:inkml="http://www.w3.org/2003/InkML">
+  <inkml:definitions>
+    <inkml:context xml:id="ctx0">
+      <inkml:inkSource xml:id="inkSrc0">
+        <inkml:traceFormat>
+          <inkml:channel name="X" type="integer" min="-2.14748E9" max="2.14748E9" units="cm"/>
+          <inkml:channel name="Y" type="integer" min="-2.14748E9" max="2.14748E9" units="cm"/>
+        </inkml:traceFormat>
+        <inkml:channelProperties>
+          <inkml:channelProperty channel="X" name="resolution" value="1000" units="1/cm"/>
+          <inkml:channelProperty channel="Y" name="resolution" value="1000" units="1/cm"/>
+        </inkml:channelProperties>
+      </inkml:inkSource>
+      <inkml:timestamp xml:id="ts0" timeString="2026-09-29T22:27:01.886"/>
+    </inkml:context>
+    <inkml:brush xml:id="br0">
+      <inkml:brushProperty name="width" value="0.05" units="cm"/>
+      <inkml:brushProperty name="height" value="0.05" units="cm"/>
+      <inkml:brushProperty name="color" value="#E71224"/>
+      <inkml:brushProperty name="ignorePressure" value="1"/>
+    </inkml:brush>
+  </inkml:definitions>
+  <inkml:trace contextRef="#ctx0" brushRef="#br0">12 1,'0'35,"-1"3,2 0,7 44,-4-70,-5-32,1 7,0 3</inkml:trace>
+  <inkml:trace contextRef="#ctx0" brushRef="#br0" timeOffset="1069.35">0 11,'4'0,"36"4,-39-4,0 0,0 0,-1 0,1 0,0 1,0-1,0 0,0 1,-1-1,1 0,0 1,0-1,-1 1,1 0,0-1,-1 1,1-1,-1 1,1 0,0-1,-1 1,0 0,1 0,-1 0,1-1,-1 1,0 0,0 0,1 0,-1 0,0 0,0-1,0 1,0 0,0 0,0 0,0 0,0 0,-1 0,1 0,-1 0,1 0,-1 0,0 0,1 0,-1 0,0 0,1-1,-1 1,0 0,0-1,0 1,0-1,0 1,0-1,0 1,0-1,0 1,0-1,0 0,0 0,0 1,0-1,0 0,0 0,0 0,0 0,0 0,0 0,0-1,-1 1,-19 3,58 6,-20-4,-16-6</inkml:trace>
+  <inkml:trace contextRef="#ctx0" brushRef="#br0" timeOffset="2573.47">127 139,'24'-1,"23"-1,-44 2,0 1,-1-1,1 0,0 1,-1-1,1 1,0 0,-1 0,1 0,-1 0,0 0,5 3,-6-3,0 1,0-1,0 1,0-1,0 1,0 0,0-1,-1 1,1 0,0 0,-1-1,0 1,1 0,-1 0,0 0,0 0,0 0,0-1,-1 4,-9 32,10-37,0 1,0 0,0-1,0 1,0-1,1 1,-1-1,0 1,0-1,0 1,1-1,-1 1,0-1,1 1,-1-1,1 1,-1-1,0 0,1 1,-1-1,1 0,-1 1,1-1,-1 0,1 0,-1 1,1-1,0 0,12 10,-13-9,0 0,0-1,0 1,0-1,0 1,0-1,0 1,0-1,0 1,0 0,-1-1,1 1,0-1,0 1,-1-1,1 1,0-1,-1 0,1 1,0-1,-1 1,1-1,-1 0,1 1,0-1,-1 0,1 1,-1-1,1 0,-1 0,1 1,-2-1,-2 2,-1 0,0 0,0 0,0-1,0 0,-7 1,-24 7,21-4,7-3</inkml:trace>
+</inkml:ink>
+</file>
+
+<file path=word/ink/ink22.xml><?xml version="1.0" encoding="utf-8"?>
+<inkml:ink xmlns:inkml="http://www.w3.org/2003/InkML">
+  <inkml:definitions>
+    <inkml:context xml:id="ctx0">
+      <inkml:inkSource xml:id="inkSrc0">
+        <inkml:traceFormat>
+          <inkml:channel name="X" type="integer" min="-2.14748E9" max="2.14748E9" units="cm"/>
+          <inkml:channel name="Y" type="integer" min="-2.14748E9" max="2.14748E9" units="cm"/>
+        </inkml:traceFormat>
+        <inkml:channelProperties>
+          <inkml:channelProperty channel="X" name="resolution" value="1000" units="1/cm"/>
+          <inkml:channelProperty channel="Y" name="resolution" value="1000" units="1/cm"/>
+        </inkml:channelProperties>
+      </inkml:inkSource>
+      <inkml:timestamp xml:id="ts0" timeString="2026-09-29T22:26:54.821"/>
+    </inkml:context>
+    <inkml:brush xml:id="br0">
+      <inkml:brushProperty name="width" value="0.05" units="cm"/>
+      <inkml:brushProperty name="height" value="0.05" units="cm"/>
+      <inkml:brushProperty name="color" value="#E71224"/>
+      <inkml:brushProperty name="ignorePressure" value="1"/>
+    </inkml:brush>
+  </inkml:definitions>
+  <inkml:trace contextRef="#ctx0" brushRef="#br0">36 59,'0'-1,"0"1,0 0,0-1,-1 1,1 0,0 0,0-1,0 1,-1 0,1 0,0-1,0 1,-1 0,1 0,0 0,-1-1,1 1,0 0,0 0,-1 0,1 0,0 0,-1 0,1 0,0-1,-1 1,1 0,0 0,-1 0,1 0,-1 1,1-1,0 0,-1 0,1 0,0 0,0 0,-1 0,1 0,0 1,-1-1,1 0,-1 0,-1 3,13-6,-9 2,-1 0,0 0,0 0,1 0,-1 0,0 0,0 0,0-1,0 1,0 0,0-1,-1 1,1 0,0-1,0-1,-1 3,0 0,1-1,-1 1,0 0,0-1,0 1,1-1,-1 1,0 0,0-1,0 1,0 0,0-1,0 1,0-1,0 1,0 0,0-1,0 1,0-1,0 1,0 0,0-1,0 1,0-1,-1 1,1 0,0-1,0 1,0 0,-1-1,1 1,0 0,0-1,-1 1,1 0,0 0,-1-1,1 1,0 0,-1 0,1 0,0-1,-1 1,1 0,-1 0,1 0,0 0,-1 0,1 0,-1 0,1 0,0 0,-1 0,1 0,-1 0,0 0,1 0,-1 1,0-1,1 0,-1 1,0-1,1 1,-1-1,1 1,-1-1,1 1,-1-1,1 1,-1-1,1 1,-1 0,1-1,0 1,-1 0,1-1,0 1,0 0,-1-1,1 1,0 0,0 0,0-1,0 1,0 1,0 14,0-15,1-1,-1 1,0 0,1 0,-1 0,1-1,-1 1,0 0,1 0,0-1,-1 1,1-1,-1 1,1 0,0-1,0 1,-1-1,1 1,0-1,0 0,-1 1,1-1,0 0,0 1,0-1,0 0,0 0,-1 0,1 0,0 0,0 0,0 0,0 0,0 0,0 0,-1-1,1 1,0 0,0-1,1 1,-2 0,1-1,0 1,0 0,-1 0,1 0,0-1,-1 1,1 0,0 0,-1-1,1 1,0-1,-1 1,1-1,-1 1,1-1,-1 1,1-1,-1 1,1-1,-1 0,1 1,-1-1,0 0,1 1,-1-1,0 0,0 1,0-1,1 0,-1 0,0 1,0-1,0 0,0 0,0 1,0-1,-1 0,1 0,0 1,0-1,0 0,-1 0,1 1,0-1,-1 0,1 1,-1-1,1 1,-1-1,1 1,-1-1,0 0,-1-1,1 1,-1-1,0 1,0-1,0 1,0 0,0 0,0 0,0 0,0 0,-1 0,1 1,0-1,0 1,-1 0,1-1,0 1,-1 0,-2 1,4-1,0 0,0 0,0 0,0 1,0-1,0 0,0 1,0-1,0 1,0-1,0 1,0-1,1 1,-1 0,0-1,1 1,-1 0,0 0,1 0,-1-1,1 1,-1 0,1 0,-1 0,1 0,0 0,-1 0,1 0,0 0,0 0,0 0,0 0,-1 0,2 0,-1 0,0 0,0 0,0 0,0 0,1 0,-1 0,0 0,1 0,-1-1,1 3,0-3,-1 1,0 0,0 0,0-1,0 1,1 0,-1-1,0 1,1 0,-1-1,1 1,-1-1,1 1,-1-1,1 1,-1-1,1 1,-1-1,1 1,0-1,-1 1,1-1,-1 0,1 1,0-1,0 0,-1 0,1 0,0 0,-1 1,1-1,0 0,0 0,-1 0,1 0,0-1,0 1,-1 0,1 0,0 0,-1-1,1 1,1-1,-1 1,0-1,1 0,-1-1,0 1,0 0,1 0,-1 0,0-1,0 1,-1 0,1-1,0 1,0-1,-1 1,1-1,-1 1,1-1,0-2,-1 1,-1 1,1-1,0 1,-1-1,1 1,-1 0,0-1,1 1,-1 0,0 0,-1 0,-1-4,3 6,-1-1,1 1,0 0,0-1,-1 1,1-1,0 1,-1 0,1 0,0-1,-1 1,1 0,-1 0,1-1,-1 1,1 0,0 0,-1 0,1 0,-1 0,1 0,-1 0,1 0,-1 0,0 0,1 0,-1 1,0-1,1 1,-1-1,0 1,1-1,-1 1,1 0,-1-1,1 1,-1 0,1 0,0-1,-1 1,1 0,0 0,-1 0,1-1,0 3,-1-2,1 0,0 0,0 0,-1 0,1 1,0-1,0 0,0 0,0 0,1 0,-1 1,0-1,0 0,1 0,-1 0,0 0,1 0,-1 0,2 2,2 2</inkml:trace>
+</inkml:ink>
+</file>
+
+<file path=word/ink/ink3.xml><?xml version="1.0" encoding="utf-8"?>
+<inkml:ink xmlns:inkml="http://www.w3.org/2003/InkML">
+  <inkml:definitions>
+    <inkml:context xml:id="ctx0">
+      <inkml:inkSource xml:id="inkSrc0">
+        <inkml:traceFormat>
+          <inkml:channel name="X" type="integer" min="-2.14748E9" max="2.14748E9" units="cm"/>
+          <inkml:channel name="Y" type="integer" min="-2.14748E9" max="2.14748E9" units="cm"/>
+        </inkml:traceFormat>
+        <inkml:channelProperties>
+          <inkml:channelProperty channel="X" name="resolution" value="1000" units="1/cm"/>
+          <inkml:channelProperty channel="Y" name="resolution" value="1000" units="1/cm"/>
+        </inkml:channelProperties>
+      </inkml:inkSource>
+      <inkml:timestamp xml:id="ts0" timeString="2026-09-29T22:32:10.322"/>
+    </inkml:context>
+    <inkml:brush xml:id="br0">
+      <inkml:brushProperty name="width" value="0.05" units="cm"/>
+      <inkml:brushProperty name="height" value="0.05" units="cm"/>
+      <inkml:brushProperty name="color" value="#E71224"/>
+      <inkml:brushProperty name="ignorePressure" value="1"/>
+    </inkml:brush>
+  </inkml:definitions>
+  <inkml:trace contextRef="#ctx0" brushRef="#br0">23 11,'-1'0,"1"-1,0 1,0 0,0-1,-1 1,1 0,0-1,-1 1,1 0,0 0,-1-1,1 1,0 0,-1 0,1-1,-1 1,1 0,0 0,-1 0,1 0,-1 0,1 0,-1 0,1-1,0 1,-1 0,1 1,-1-1,1 0,-1 0,1 0,0 0,-1 0,1 0,-1 0,1 1,0-1,-1 0,1 0,-1 1,1-1,0 0,0 0,-1 1,-5 6,7-6,-1-1,0 1,1-1,-1 0,0 1,1-1,-1 0,1 1,-1-1,0 0,1 1,-1-1,1 0,-1 0,1 0,-1 1,1-1,-1 0,1 0,-1 0,1 0,-1 0,1 0,0 0,23-1,-12-4,-12 5,0 0,0 0,1-1,-1 1,0 0,0 0,0 0,0-1,0 1,0 0,1 0,-1 0,0-1,0 1,0 0,0 0,0-1,0 1,0 0,0 0,0 0,0-1,0 1,0 0,0 0,0-1,0 1,-1 0,1 0,0 0,0-1,0 1,0 0,0 0,0 0,-1-1,1 1,0 0,0 0,-13-6,5 5</inkml:trace>
+</inkml:ink>
+</file>
+
+<file path=word/ink/ink4.xml><?xml version="1.0" encoding="utf-8"?>
+<inkml:ink xmlns:inkml="http://www.w3.org/2003/InkML">
+  <inkml:definitions>
+    <inkml:context xml:id="ctx0">
+      <inkml:inkSource xml:id="inkSrc0">
+        <inkml:traceFormat>
+          <inkml:channel name="X" type="integer" min="-2.14748E9" max="2.14748E9" units="cm"/>
+          <inkml:channel name="Y" type="integer" min="-2.14748E9" max="2.14748E9" units="cm"/>
+        </inkml:traceFormat>
+        <inkml:channelProperties>
+          <inkml:channelProperty channel="X" name="resolution" value="1000" units="1/cm"/>
+          <inkml:channelProperty channel="Y" name="resolution" value="1000" units="1/cm"/>
+        </inkml:channelProperties>
+      </inkml:inkSource>
+      <inkml:timestamp xml:id="ts0" timeString="2026-09-29T22:32:08.043"/>
+    </inkml:context>
+    <inkml:brush xml:id="br0">
+      <inkml:brushProperty name="width" value="0.05" units="cm"/>
+      <inkml:brushProperty name="height" value="0.05" units="cm"/>
+      <inkml:brushProperty name="color" value="#E71224"/>
+      <inkml:brushProperty name="ignorePressure" value="1"/>
+    </inkml:brush>
+  </inkml:definitions>
+  <inkml:trace contextRef="#ctx0" brushRef="#br0">18 22,'-10'-4,"4"2,9 4,-2-2,0 1,1-1,-1 1,0-1,0 0,0 0,1 1,-1-1,0 0,0 0,1 0,-1 0,0 0,0-1,1 1,-1 0,0-1,0 1,0 0,0-1,1 0,-1 1,1-2,-1 2,-1 0,0 0,0-1,0 1,1 0,-1 0,0 0,0 0,0-1,0 1,1 0,-1 0,0-1,0 1,0 0,0 0,0 0,0-1,0 1,0 0,0 0,0-1,0 1,0 0,0 0,0-1,0 1,0 0,0 0,0-1,0 1,0 0,0 0,0-1,-1 1,-16-6,7 6,0-1</inkml:trace>
+</inkml:ink>
+</file>
+
+<file path=word/ink/ink5.xml><?xml version="1.0" encoding="utf-8"?>
+<inkml:ink xmlns:inkml="http://www.w3.org/2003/InkML">
+  <inkml:definitions>
+    <inkml:context xml:id="ctx0">
+      <inkml:inkSource xml:id="inkSrc0">
+        <inkml:traceFormat>
+          <inkml:channel name="X" type="integer" min="-2.14748E9" max="2.14748E9" units="cm"/>
+          <inkml:channel name="Y" type="integer" min="-2.14748E9" max="2.14748E9" units="cm"/>
+        </inkml:traceFormat>
+        <inkml:channelProperties>
+          <inkml:channelProperty channel="X" name="resolution" value="1000" units="1/cm"/>
+          <inkml:channelProperty channel="Y" name="resolution" value="1000" units="1/cm"/>
+        </inkml:channelProperties>
+      </inkml:inkSource>
+      <inkml:timestamp xml:id="ts0" timeString="2026-09-29T22:32:03.934"/>
+    </inkml:context>
+    <inkml:brush xml:id="br0">
+      <inkml:brushProperty name="width" value="0.05" units="cm"/>
+      <inkml:brushProperty name="height" value="0.05" units="cm"/>
+      <inkml:brushProperty name="color" value="#E71224"/>
+      <inkml:brushProperty name="ignorePressure" value="1"/>
+    </inkml:brush>
+  </inkml:definitions>
+  <inkml:trace contextRef="#ctx0" brushRef="#br0">19 1,'1'40,"-2"47,-3-74,3-13,1 0,0 1,0-1,0 0,0 0,0 1,-1-1,1 0,0 0,0 0,0 1,-1-1,1 0,0 0,0 0,-1 0,1 0,0 1,0-1,-1 0,1 0,0 0,0 0,-1 0,1 0,0 0,-1 0,1 0,0 0,0 0,-1 0,1 0,0 0,0 0,-1 0,1 0,0 0,-1-1,1 1,0 0,0 0,-1 0,-2-4</inkml:trace>
+  <inkml:trace contextRef="#ctx0" brushRef="#br0" timeOffset="759.71">7 43,'1'-1,"-1"0,1 0,-1 0,1 0,-1 0,1 0,0 0,0 0,-1 1,1-1,0 0,0 0,0 1,0-1,0 1,0-1,0 1,0-1,0 1,0 0,0-1,0 1,0 0,2 0,27-5,-19 4,33-1,-42 2,1 0,-1 0,1 0,-1 0,0 1,1-1,-1 1,0-1,1 1,-1 0,0 0,0 0,3 2,-5-3,0 0,1 0,-1 1,0-1,0 0,1 1,-1-1,0 0,1 1,-1-1,0 0,0 1,0-1,0 0,1 1,-1-1,0 1,0-1,0 0,0 1,0-1,0 1,0-1,0 0,0 1,0-1,0 1,0-1,0 0,0 1,-1-1,1 0,0 1,0 0,-15 7,-19-3,25-5,0 0,0 0,0-1,-10-3,10 2</inkml:trace>
+  <inkml:trace contextRef="#ctx0" brushRef="#br0" timeOffset="1922.55">135 96,'5'2,"0"0,0 0,-1 0,1 1,-1 0,1 0,-1 0,0 1,-1-1,6 6,-6-5,-2-3,1 0,-1 0,0 1,0-1,1 0,-1 1,0-1,-1 1,1 0,0-1,0 1,-1 0,2 2,-2-3,0 0,0-1,0 1,0 0,-1-1,1 1,0 0,0-1,0 1,0 0,-1-1,1 1,0 0,-1-1,1 1,0 0,-1-1,1 1,-1-1,1 1,-1-1,1 1,-2 0,0 0,0 0,0-1,0 1,0 0,0-1,0 1,0-1,-1 0,1 1,0-1,0 0,0 0,-1-1,1 1,0 0,0-1,0 1,0-1,0 0,-3-1,8 2,-1 0,-1 0,1 1,0-1,0 0,-1 0,1 1,0-1,-1 1,1 0,-1-1,1 1,-1 0,1 0,-1 0,1 0,-1 0,0 0,0 0,1 0,-1 1,0-1,2 3,-4-3,0 0,1 0,-1-1,0 1,0 0,1-1,-1 1,0-1,0 1,0 0,0-1,0 0,1 1,-1-1,0 0,0 1,0-1,0 0,-2 0,-23 6,-27 5,45-10</inkml:trace>
+</inkml:ink>
+</file>
+
+<file path=word/ink/ink6.xml><?xml version="1.0" encoding="utf-8"?>
+<inkml:ink xmlns:inkml="http://www.w3.org/2003/InkML">
+  <inkml:definitions>
+    <inkml:context xml:id="ctx0">
+      <inkml:inkSource xml:id="inkSrc0">
+        <inkml:traceFormat>
+          <inkml:channel name="X" type="integer" min="-2.14748E9" max="2.14748E9" units="cm"/>
+          <inkml:channel name="Y" type="integer" min="-2.14748E9" max="2.14748E9" units="cm"/>
+        </inkml:traceFormat>
+        <inkml:channelProperties>
+          <inkml:channelProperty channel="X" name="resolution" value="1000" units="1/cm"/>
+          <inkml:channelProperty channel="Y" name="resolution" value="1000" units="1/cm"/>
+        </inkml:channelProperties>
+      </inkml:inkSource>
+      <inkml:timestamp xml:id="ts0" timeString="2026-09-29T22:32:02.215"/>
+    </inkml:context>
+    <inkml:brush xml:id="br0">
+      <inkml:brushProperty name="width" value="0.05" units="cm"/>
+      <inkml:brushProperty name="height" value="0.05" units="cm"/>
+      <inkml:brushProperty name="color" value="#E71224"/>
+      <inkml:brushProperty name="ignorePressure" value="1"/>
+    </inkml:brush>
+  </inkml:definitions>
+  <inkml:trace contextRef="#ctx0" brushRef="#br0">20 14,'19'-7,"-13"5,-6 13,-38-6,37-5,1 1,0-1,-1 0,1 0,-1 1,1-1,0 0,-1 1,1-1,0 0,0 1,-1-1,1 0,0 1,0-1,-1 0,1 1,0-1,0 1,0-1,0 1,0-1,0 1,-1-1,1 0,0 1,0-1,1 1,-1-1,0 1,0-1,0 1,0-1,0 0,1 2,-1-2,1 1,0-1,-1 0,1 1,0-1,-1 0,1 1,0-1,0 0,-1 0,1 0,0 1,0-1,0 0,-1 0,1 0,1-1,-1 1,0 1,-1-1,1 0,-1-1,1 1,0 0,-1 0,1 0,0 0,-1 0,1-1,-1 1,1 0,-1 0,1-1,0 1,-1 0,1-1,-1 1,0-1,1 1,-1-1,1 1,-1-1,0 1,1-1,-1 1,0-1,1 1,-1-1,0 0,0 1,0-1,1 1,-1-1,0 0,0 1,0-1,0 0,0 1,0-1,0 0,-1 1,1-1,0 1,0-1,0 0,-1 1,1-1,0 1,-1-1,1 1,0-1,-1 1,1-1,-1 1,1-1,0 1,-1-1,0 1,-2-4,5 4,2-1,-4 1,0 0,0 1,0-1,0 0,0 0,0 0,-1 0,1 1,0-1,0 0,0 0,0 0,0 0,-1 0,1 1,0-1,0 0,0 0,0 0,-1 0,1 0,0 0,0 0,0 0,-1 0,1 0,0 0,0 0,0 0,-1 0,1 0,0 0,0 0,0 0,-1 0,1 0,0 0,0 0,0 0,-1 0,1 0,0 0,0 0,0-1,0 1,-1 0,1 0,0 0,0 0,0 0,0-1,0 1,0 0,0 0,-1 0,1-1,0 1,0 0,0 0,0-1,-2-1,0-3</inkml:trace>
+</inkml:ink>
+</file>
+
+<file path=word/ink/ink7.xml><?xml version="1.0" encoding="utf-8"?>
+<inkml:ink xmlns:inkml="http://www.w3.org/2003/InkML">
+  <inkml:definitions>
+    <inkml:context xml:id="ctx0">
+      <inkml:inkSource xml:id="inkSrc0">
+        <inkml:traceFormat>
+          <inkml:channel name="X" type="integer" min="-2.14748E9" max="2.14748E9" units="cm"/>
+          <inkml:channel name="Y" type="integer" min="-2.14748E9" max="2.14748E9" units="cm"/>
+        </inkml:traceFormat>
+        <inkml:channelProperties>
+          <inkml:channelProperty channel="X" name="resolution" value="1000" units="1/cm"/>
+          <inkml:channelProperty channel="Y" name="resolution" value="1000" units="1/cm"/>
+        </inkml:channelProperties>
+      </inkml:inkSource>
+      <inkml:timestamp xml:id="ts0" timeString="2026-09-29T22:31:57.068"/>
+    </inkml:context>
+    <inkml:brush xml:id="br0">
+      <inkml:brushProperty name="width" value="0.05" units="cm"/>
+      <inkml:brushProperty name="height" value="0.05" units="cm"/>
+      <inkml:brushProperty name="color" value="#E71224"/>
+      <inkml:brushProperty name="ignorePressure" value="1"/>
+    </inkml:brush>
+  </inkml:definitions>
+  <inkml:trace contextRef="#ctx0" brushRef="#br0">12 72,'1'0,"2"2,-1 2,0 3,1-1,0 2,0 0,-1 1,1-1,1 0,-2 0,0 1,-1 0,0 1,-1 0,0 1,0 0,0-2</inkml:trace>
+  <inkml:trace contextRef="#ctx0" brushRef="#br0" timeOffset="1085.5">0 52,'3'-1,"1"0,-1 0,0 0,0-1,0 1,0-1,0 0,0 0,0 0,2-3,14-8,-12 9,1 1,0 0,0 0,8-1,-15 4,1-1,-1 1,0 0,0 0,1 0,-1 0,0 0,1 0,-1 0,0 1,0-1,1 0,-1 1,0-1,2 1,-3 0,1 0,0-1,-1 1,0 0,1 0,-1-1,1 1,-1 0,0 0,0-1,1 1,-1 0,0 0,0 0,0 0,0-1,0 1,0 0,0 0,0 0,0 0,-1 0,1-1,0 1,0 0,-1 0,0 0,0 2,-1-1,0 0,0 1,-1-1,1 0,0 0,-1-1,1 1,-1 0,1-1,-1 0,0 1,0-1,0 0,1 0,-1-1,-6 2,4-1,0 0,0 1,1 0,-1 0,-7 4,6-1,1-1</inkml:trace>
+  <inkml:trace contextRef="#ctx0" brushRef="#br0" timeOffset="2387.19">127 116,'1'0,"9"-1,-1 2,0-1,1 1,-1 0,14 5,-22-6,1 1,0-1,-1 1,1 0,-1-1,1 1,-1 0,0 0,1 0,-1 0,0 0,0 1,0-1,0 0,0 0,0 1,0-1,0 1,0-1,-1 1,1-1,0 1,-1-1,1 1,-1 0,0-1,0 1,0 0,0-1,0 1,0 0,0-1,0 1,0 0,-1-1,1 1,-1-1,1 1,-2 1,2-1,-1 0,0 0,0-1,1 1,-1 0,0-1,0 1,0-1,-1 1,1-1,0 1,-1-1,1 0,0 0,-1 0,1 0,-1 0,0 0,1 0,-1 0,0-1,0 1,1 0,-1-1,0 0,0 1,0-1,0 0,0 0,1 0,-4-1,2 1,1 0,-1 1,0-1,0 0,0 1,1 0,-1-1,0 1,1 0,-1 0,1 1,-4 1,6-3,0 0,-1 0,1 0,0 0,0 1,0-1,0 0,0 0,0 0,-1 0,1 0,0 0,0 0,0 0,0 1,0-1,0 0,0 0,0 0,0 0,0 0,0 1,-1-1,1 0,0 0,0 0,0 0,0 0,0 1,0-1,0 0,0 0,0 0,1 0,-1 0,0 1,0-1,0 0,0 0,0 0,0 0,0 0,0 1,0-1,0 0,0 0,1 0,-1 0,0 0,0 0,0 0,0 0,0 1,0-1,1 0,12 4,16-2,-18-2,-1 0</inkml:trace>
+</inkml:ink>
+</file>
+
+<file path=word/ink/ink8.xml><?xml version="1.0" encoding="utf-8"?>
+<inkml:ink xmlns:inkml="http://www.w3.org/2003/InkML">
+  <inkml:definitions>
+    <inkml:context xml:id="ctx0">
+      <inkml:inkSource xml:id="inkSrc0">
+        <inkml:traceFormat>
+          <inkml:channel name="X" type="integer" min="-2.14748E9" max="2.14748E9" units="cm"/>
+          <inkml:channel name="Y" type="integer" min="-2.14748E9" max="2.14748E9" units="cm"/>
+        </inkml:traceFormat>
+        <inkml:channelProperties>
+          <inkml:channelProperty channel="X" name="resolution" value="1000" units="1/cm"/>
+          <inkml:channelProperty channel="Y" name="resolution" value="1000" units="1/cm"/>
+        </inkml:channelProperties>
+      </inkml:inkSource>
+      <inkml:timestamp xml:id="ts0" timeString="2026-09-29T22:31:55.177"/>
+    </inkml:context>
+    <inkml:brush xml:id="br0">
+      <inkml:brushProperty name="width" value="0.05" units="cm"/>
+      <inkml:brushProperty name="height" value="0.05" units="cm"/>
+      <inkml:brushProperty name="color" value="#E71224"/>
+      <inkml:brushProperty name="ignorePressure" value="1"/>
+    </inkml:brush>
+  </inkml:definitions>
+  <inkml:trace contextRef="#ctx0" brushRef="#br0">10 13,'0'1,"0"0,0 0,0 0,0 0,1-1,-1 1,0 0,1 0,-1-1,1 1,-1 0,1 0,-1-1,1 1,-1 0,1-1,0 1,-1-1,1 1,0-1,-1 1,1-1,0 1,0-1,1 1,2-1,-16-6,10-3,-2-6,0 15,0 13,3-10,1 1,0 0,-1 0,1 0,1 0,-1 0,1 0,0 4,-1-7,1-1,-1 1,0 0,0-1,0 1,0 0,1-1,-1 1,0-1,0 1,1-1,-1 1,0 0,1-1,-1 1,1-1,-1 0,1 1,-1-1,1 1,-1-1,1 0,-1 1,1-1,0 0,-1 0,1 1,0-1,-1 0,1 0,-1 0,1 0,0 0,-1 0,1 0,0 0,-1 0,1 0,0 0,-1 0,1 0,0 0,-1-1,1 1,-1 0,1-1,-1 1,1 0,0-1,-1 1,1-1,-1 1,0 0,1-1,-1 1,1-1,-1 0,2 0,-1-1,0 1,-1 0,1-1,0 1,0-1,-1 1,1-1,-1 1,1-1,-1 0,1 1,-1-1,0 0,0-2,0 3,0 0,0 1,0-1,0 0,0 1,0-1,0 0,0 1,0-1,-1 1,1-1,0 0,0 1,-1-1,1 1,0-1,-1 1,1-1,0 1,-1-1,1 1,-1-1,1 1,-1-1,1 1,-1 0,1-1,-1 1,0 0,1 0,-1-1,1 1,-1 0,0 0,1 0,-1 0,1 0,-1 0,0 0,1 0,-2 0,1 0,1 0,-1 0,1 0,-1 0,1 0,0 0,-1 0,1 1,-1-1,1 0,-1 0,1 0,0 1,-1-1,1 0,0 1,-1-1,1 0,0 1,-1-1,1 0,0 1,0-1,-1 0,1 1,0-1,0 1,0-1,0 1,-1-1,1 0,0 1,0-1,0 1,0-1,0 1,0-1,0 1,0-1,0 1,1-1,-1 0,0 1,0-1,0 1,1 0,5 2,0-14,-6 11,1-1,-1 0,0 1,0-1,0 0,0 0,0 1,-1-1,1 0,0 1,0-1,0 1,-1-1,1 0,0 1,0-1,-1 1,1-1,-1 0,1 1,0-1,-1 1,1-1,-1 1,1 0,-1-1,1 1,-2-1,-4-2</inkml:trace>
+</inkml:ink>
+</file>
+
+<file path=word/ink/ink9.xml><?xml version="1.0" encoding="utf-8"?>
+<inkml:ink xmlns:inkml="http://www.w3.org/2003/InkML">
+  <inkml:definitions>
+    <inkml:context xml:id="ctx0">
+      <inkml:inkSource xml:id="inkSrc0">
+        <inkml:traceFormat>
+          <inkml:channel name="X" type="integer" min="-2.14748E9" max="2.14748E9" units="cm"/>
+          <inkml:channel name="Y" type="integer" min="-2.14748E9" max="2.14748E9" units="cm"/>
+        </inkml:traceFormat>
+        <inkml:channelProperties>
+          <inkml:channelProperty channel="X" name="resolution" value="1000" units="1/cm"/>
+          <inkml:channelProperty channel="Y" name="resolution" value="1000" units="1/cm"/>
+        </inkml:channelProperties>
+      </inkml:inkSource>
+      <inkml:timestamp xml:id="ts0" timeString="2026-09-29T22:31:47.502"/>
+    </inkml:context>
+    <inkml:brush xml:id="br0">
+      <inkml:brushProperty name="width" value="0.05" units="cm"/>
+      <inkml:brushProperty name="height" value="0.05" units="cm"/>
+      <inkml:brushProperty name="color" value="#E71224"/>
+      <inkml:brushProperty name="ignorePressure" value="1"/>
+    </inkml:brush>
+  </inkml:definitions>
+  <inkml:trace contextRef="#ctx0" brushRef="#br0">33 264,'0'0</inkml:trace>
+  <inkml:trace contextRef="#ctx0" brushRef="#br0" timeOffset="2744.1">1 274,'0'1,"1"0,-1 0,1 0,-1 0,1 0,0 0,-1 0,1 0,0 0,0-1,-1 1,1 0,0-1,0 1,0 0,0-1,0 1,0-1,0 1,0-1,0 0,1 0,1 1,27 4,-20-7,-11 2,1 0,0 0,-1 1,1-1,0 0,-1 0,1 1,0-1,0 0,-1 0,1 1,0-1,0 1,-1-1,1 0,0 1,0-1,0 0,0 1,0-1,0 1,0-1,0 0,0 1,0-1,0 1,0-1,0 0,0 1,0-1,0 0,0 1,0-1,0 1,0-1,1 0,-1 1,0-1,0 0,1 1,-1-1,0 0,1 1,0 6,-9-11,-11-13,17 16,2 0,0 0,-1 1,1-1,-1 1,1 0,-1-1,1 1,0-1,-1 1,0 0,1-1,-1 1,1 0,-1-1,1 1,-1 0,0 0,1 0,-1 0,0-1,1 1,-1 0,1 0,-1 0,0 0,1 0,-1 1,0-1,1 0,-1 0,1 0,-1 1,0-1,1 0,-1 0,1 1,-1-1,1 0,-1 1,1-1,-1 1,1-1,-1 1,1-1,0 1,-1-1,1 1,0-1,-1 1,1 0,0-1,0 1,0-1,-1 1,1 0,0 0,0 0,0 0,0 0,0 0,0 0,0 0,0 0,1 0,-1 0,0 0,0 0,1-1,-1 1,1 0,-1 0,1 0,-1-1,1 1,-1 0,1 0,0-1,-1 1,1 0,0-1,0 1,-1-1,1 1,0-1,0 0,0 1,0-1,0 0,0 1,0-1,-1 0,1 0,0 0,0 0,0 0,1 0,4-1</inkml:trace>
+  <inkml:trace contextRef="#ctx0" brushRef="#br0" timeOffset="3752.11">265 84,'2'0,"1"2,-1 2,0 2,-1 3,0 0,-1 2,1 0,-1 0,0 0,-1 0,1 0,0-1,0 1,0 0,0-2</inkml:trace>
+  <inkml:trace contextRef="#ctx0" brushRef="#br0" timeOffset="4774.98">296 62,'2'-4,"0"0,0 0,1 1,-1-1,1 1,-1-1,1 1,0 0,1 0,6-4,-1-2,-7 8,-1 0,0 0,1 0,0 0,-1 0,1 0,-1 0,1 1,0-1,0 1,-1-1,1 1,0 0,0 0,-1-1,1 1,0 0,0 1,0-1,-1 0,1 0,0 1,0-1,-1 1,1 0,0-1,-1 1,1 0,-1 0,1 0,-1 0,1 0,-1 0,0 1,1-1,0 2,0-1,-1-1,1 1,-1-1,1 1,-1 0,0 0,0-1,0 1,0 0,0 0,0 0,-1 0,1 0,-1 1,1-1,-1 0,0 0,0 0,0 0,0 0,0 1,0-1,-1 0,1 0,-1 0,1 0,-1 0,0 0,0 0,-1 3,-2 0,1 0,-1-1,0 1,0-1,-1 0,1 0,-1-1,0 1,0-1,0 0,-1 0,1-1,-10 4,7-5</inkml:trace>
+  <inkml:trace contextRef="#ctx0" brushRef="#br0" timeOffset="5674.37">541 146,'1'-2,"-1"0,2 0,-1 1,0-1,0 0,1 0,-1 1,0-1,1 1,0-1,-1 1,1 0,0-1,0 1,0 0,3-1,-4 1,0 0,0 1,0-1,0 0,0 1,0-1,0 1,0-1,0 1,0 0,0-1,0 1,0 0,0 0,0 0,0 0,1 0,-1 0,0 0,0 0,0 0,0 0,0 1,0-1,0 0,0 1,0-1,0 1,0-1,2 2,-1 6,-1 0,0-1,0 1,-1 0,0 0,0 0,-2 11,0 11,2-21</inkml:trace>
+</inkml:ink>
 </file>
 
 <file path=word/theme/theme1.xml><?xml version="1.0" encoding="utf-8"?>
